--- a/APTC106_s6_Grupo1.docx
+++ b/APTC106_s6_Grupo1.docx
@@ -811,7 +811,11 @@
     <w:sdt>
       <w:sdtPr>
         <w:rPr>
-          <w:lang w:val="es-ES"/>
+          <w:rFonts w:ascii="Arial" w:eastAsia="Arial" w:hAnsi="Arial" w:cs="Arial"/>
+          <w:color w:val="auto"/>
+          <w:sz w:val="22"/>
+          <w:szCs w:val="22"/>
+          <w:lang w:val="es-ES" w:eastAsia="es-ES" w:bidi="es-ES"/>
         </w:rPr>
         <w:id w:val="-1181349833"/>
         <w:docPartObj>
@@ -821,13 +825,8 @@
       </w:sdtPr>
       <w:sdtEndPr>
         <w:rPr>
-          <w:rFonts w:ascii="Arial" w:eastAsia="Arial" w:hAnsi="Arial" w:cs="Arial"/>
           <w:b/>
           <w:bCs/>
-          <w:color w:val="auto"/>
-          <w:sz w:val="22"/>
-          <w:szCs w:val="22"/>
-          <w:lang w:eastAsia="es-ES" w:bidi="es-ES"/>
         </w:rPr>
       </w:sdtEndPr>
       <w:sdtContent>
@@ -1649,31 +1648,19 @@
         <w:rPr>
           <w:rFonts w:asciiTheme="minorHAnsi" w:hAnsiTheme="minorHAnsi" w:cstheme="minorHAnsi"/>
         </w:rPr>
-        <w:t xml:space="preserve">Este proyecto tiene como </w:t>
-      </w:r>
-      <w:r>
-        <w:rPr>
-          <w:rFonts w:asciiTheme="minorHAnsi" w:hAnsiTheme="minorHAnsi" w:cstheme="minorHAnsi"/>
-        </w:rPr>
-        <w:t>fin</w:t>
-      </w:r>
-      <w:r>
-        <w:rPr>
-          <w:rFonts w:asciiTheme="minorHAnsi" w:hAnsiTheme="minorHAnsi" w:cstheme="minorHAnsi"/>
-        </w:rPr>
-        <w:t xml:space="preserve"> transformar el CRUD </w:t>
-      </w:r>
-      <w:r>
-        <w:rPr>
-          <w:rFonts w:asciiTheme="minorHAnsi" w:hAnsiTheme="minorHAnsi" w:cstheme="minorHAnsi"/>
-        </w:rPr>
-        <w:t>base en Django entregado en</w:t>
+        <w:t>Este proyecto tiene como fin transformar el CRUD base</w:t>
       </w:r>
       <w:r>
         <w:rPr>
           <w:rFonts w:asciiTheme="minorHAnsi" w:hAnsiTheme="minorHAnsi" w:cstheme="minorHAnsi"/>
         </w:rPr>
         <w:t xml:space="preserve"> </w:t>
+      </w:r>
+      <w:r>
+        <w:rPr>
+          <w:rFonts w:asciiTheme="minorHAnsi" w:hAnsiTheme="minorHAnsi" w:cstheme="minorHAnsi"/>
+        </w:rPr>
+        <w:t xml:space="preserve">en Django entregado en </w:t>
       </w:r>
       <w:proofErr w:type="spellStart"/>
       <w:r>
@@ -1745,15 +1732,7 @@
           <w:sz w:val="22"/>
           <w:szCs w:val="22"/>
         </w:rPr>
-        <w:t>Desarrollar una aplicación web funcional basada en el CRUD entregado en clases, adaptándola a una solución de comercio electrónico.</w:t>
-      </w:r>
-      <w:r>
-        <w:rPr>
-          <w:rFonts w:asciiTheme="minorHAnsi" w:hAnsiTheme="minorHAnsi" w:cstheme="minorHAnsi"/>
-          <w:sz w:val="22"/>
-          <w:szCs w:val="22"/>
-        </w:rPr>
-        <w:t xml:space="preserve"> </w:t>
+        <w:t xml:space="preserve">Desarrollar una aplicación web funcional basada en el CRUD entregado en clases, adaptándola a una solución de comercio electrónico. </w:t>
       </w:r>
       <w:r>
         <w:rPr>
@@ -2523,14 +2502,12 @@
         </w:rPr>
         <w:t xml:space="preserve"> evita relaciones muchos a muchos sin atributos y permite conservar el precio de </w:t>
       </w:r>
-      <w:proofErr w:type="gramStart"/>
-      <w:r>
-        <w:rPr>
-          <w:rFonts w:asciiTheme="minorHAnsi" w:hAnsiTheme="minorHAnsi" w:cstheme="minorHAnsi"/>
-        </w:rPr>
-        <w:t>compra</w:t>
-      </w:r>
-      <w:proofErr w:type="gramEnd"/>
+      <w:r>
+        <w:rPr>
+          <w:rFonts w:asciiTheme="minorHAnsi" w:hAnsiTheme="minorHAnsi" w:cstheme="minorHAnsi"/>
+        </w:rPr>
+        <w:t>compra,</w:t>
+      </w:r>
       <w:r>
         <w:rPr>
           <w:rFonts w:asciiTheme="minorHAnsi" w:hAnsiTheme="minorHAnsi" w:cstheme="minorHAnsi"/>
@@ -2600,6 +2577,7 @@
       </w:pPr>
       <w:r>
         <w:rPr>
+          <w:noProof/>
           <w:lang w:val="es-CL"/>
         </w:rPr>
         <w:drawing>
@@ -2869,6 +2847,9 @@
         <w:jc w:val="center"/>
       </w:pPr>
       <w:r>
+        <w:rPr>
+          <w:noProof/>
+        </w:rPr>
         <w:drawing>
           <wp:inline distT="0" distB="0" distL="0" distR="0" wp14:anchorId="6CF421AD" wp14:editId="09808B4A">
             <wp:extent cx="3701034" cy="2657475"/>
@@ -2911,6 +2892,9 @@
         <w:jc w:val="center"/>
       </w:pPr>
       <w:r>
+        <w:rPr>
+          <w:noProof/>
+        </w:rPr>
         <w:lastRenderedPageBreak/>
         <w:drawing>
           <wp:inline distT="0" distB="0" distL="0" distR="0" wp14:anchorId="791F7590" wp14:editId="317C8D8C">
@@ -2954,6 +2938,9 @@
         <w:jc w:val="center"/>
       </w:pPr>
       <w:r>
+        <w:rPr>
+          <w:noProof/>
+        </w:rPr>
         <w:drawing>
           <wp:inline distT="0" distB="0" distL="0" distR="0" wp14:anchorId="07B990F7" wp14:editId="0037B840">
             <wp:extent cx="4143375" cy="3294354"/>
@@ -2996,6 +2983,9 @@
         <w:jc w:val="center"/>
       </w:pPr>
       <w:r>
+        <w:rPr>
+          <w:noProof/>
+        </w:rPr>
         <w:lastRenderedPageBreak/>
         <w:drawing>
           <wp:inline distT="0" distB="0" distL="0" distR="0" wp14:anchorId="369D71BA" wp14:editId="6D9C9800">
@@ -3039,6 +3029,9 @@
         <w:jc w:val="center"/>
       </w:pPr>
       <w:r>
+        <w:rPr>
+          <w:noProof/>
+        </w:rPr>
         <w:drawing>
           <wp:inline distT="0" distB="0" distL="0" distR="0" wp14:anchorId="3DF1FF99" wp14:editId="5CEC80C1">
             <wp:extent cx="4457700" cy="3448942"/>
@@ -3081,6 +3074,9 @@
         <w:jc w:val="center"/>
       </w:pPr>
       <w:r>
+        <w:rPr>
+          <w:noProof/>
+        </w:rPr>
         <w:lastRenderedPageBreak/>
         <w:drawing>
           <wp:inline distT="0" distB="0" distL="0" distR="0" wp14:anchorId="09AD879B" wp14:editId="08B84718">
@@ -3121,7 +3117,6 @@
     </w:p>
     <w:p/>
     <w:p/>
-    <w:p/>
     <w:p>
       <w:pPr>
         <w:pStyle w:val="Ttulo2"/>
@@ -3129,11 +3124,286 @@
           <w:u w:val="single"/>
         </w:rPr>
       </w:pPr>
+      <w:r>
+        <w:rPr>
+          <w:u w:val="single"/>
+        </w:rPr>
+        <w:t xml:space="preserve">Código Fuente </w:t>
+      </w:r>
+      <w:proofErr w:type="spellStart"/>
+      <w:r>
+        <w:rPr>
+          <w:u w:val="single"/>
+        </w:rPr>
+        <w:t>Github</w:t>
+      </w:r>
+      <w:proofErr w:type="spellEnd"/>
+      <w:r>
+        <w:rPr>
+          <w:u w:val="single"/>
+        </w:rPr>
+        <w:t>:</w:t>
+      </w:r>
+    </w:p>
+    <w:p>
+      <w:pPr>
+        <w:rPr>
+          <w:rFonts w:asciiTheme="minorHAnsi" w:hAnsiTheme="minorHAnsi" w:cstheme="minorHAnsi"/>
+        </w:rPr>
+      </w:pPr>
+      <w:r>
+        <w:rPr>
+          <w:rFonts w:asciiTheme="minorHAnsi" w:hAnsiTheme="minorHAnsi" w:cstheme="minorHAnsi"/>
+        </w:rPr>
+        <w:t xml:space="preserve">En el siguiente repositorio </w:t>
+      </w:r>
+      <w:proofErr w:type="spellStart"/>
+      <w:r>
+        <w:rPr>
+          <w:rFonts w:asciiTheme="minorHAnsi" w:hAnsiTheme="minorHAnsi" w:cstheme="minorHAnsi"/>
+        </w:rPr>
+        <w:t>Github</w:t>
+      </w:r>
+      <w:proofErr w:type="spellEnd"/>
+      <w:r>
+        <w:rPr>
+          <w:rFonts w:asciiTheme="minorHAnsi" w:hAnsiTheme="minorHAnsi" w:cstheme="minorHAnsi"/>
+        </w:rPr>
+        <w:t xml:space="preserve"> rama </w:t>
+      </w:r>
+      <w:proofErr w:type="spellStart"/>
+      <w:r>
+        <w:rPr>
+          <w:rFonts w:asciiTheme="minorHAnsi" w:hAnsiTheme="minorHAnsi" w:cstheme="minorHAnsi"/>
+        </w:rPr>
+        <w:t>main</w:t>
+      </w:r>
+      <w:proofErr w:type="spellEnd"/>
+      <w:r>
+        <w:rPr>
+          <w:rFonts w:asciiTheme="minorHAnsi" w:hAnsiTheme="minorHAnsi" w:cstheme="minorHAnsi"/>
+        </w:rPr>
+        <w:t xml:space="preserve"> se podrá encontrar lo siguiente:</w:t>
+      </w:r>
+    </w:p>
+    <w:p>
+      <w:pPr>
+        <w:rPr>
+          <w:rFonts w:asciiTheme="minorHAnsi" w:hAnsiTheme="minorHAnsi" w:cstheme="minorHAnsi"/>
+        </w:rPr>
+      </w:pPr>
+    </w:p>
+    <w:p>
+      <w:pPr>
+        <w:rPr>
+          <w:rFonts w:asciiTheme="minorHAnsi" w:hAnsiTheme="minorHAnsi" w:cstheme="minorHAnsi"/>
+        </w:rPr>
+      </w:pPr>
+      <w:hyperlink r:id="rId17" w:history="1">
+        <w:r>
+          <w:rPr>
+            <w:rStyle w:val="Hipervnculo"/>
+            <w:rFonts w:asciiTheme="minorHAnsi" w:hAnsiTheme="minorHAnsi" w:cstheme="minorHAnsi"/>
+          </w:rPr>
+          <w:t>https://github.com/dmalleaval/APTC106-Grupo1</w:t>
+        </w:r>
+      </w:hyperlink>
+    </w:p>
+    <w:p>
+      <w:pPr>
+        <w:rPr>
+          <w:rFonts w:asciiTheme="minorHAnsi" w:hAnsiTheme="minorHAnsi" w:cstheme="minorHAnsi"/>
+        </w:rPr>
+      </w:pPr>
+    </w:p>
+    <w:p>
+      <w:pPr>
+        <w:pStyle w:val="Prrafodelista"/>
+        <w:numPr>
+          <w:ilvl w:val="0"/>
+          <w:numId w:val="15"/>
+        </w:numPr>
+        <w:rPr>
+          <w:rFonts w:asciiTheme="minorHAnsi" w:hAnsiTheme="minorHAnsi" w:cstheme="minorHAnsi"/>
+        </w:rPr>
+      </w:pPr>
+      <w:r>
+        <w:rPr>
+          <w:rFonts w:asciiTheme="minorHAnsi" w:hAnsiTheme="minorHAnsi" w:cstheme="minorHAnsi"/>
+        </w:rPr>
+        <w:t>Carpeta “</w:t>
+      </w:r>
+      <w:proofErr w:type="spellStart"/>
+      <w:r>
+        <w:rPr>
+          <w:rFonts w:asciiTheme="minorHAnsi" w:hAnsiTheme="minorHAnsi" w:cstheme="minorHAnsi"/>
+        </w:rPr>
+        <w:t>codigo</w:t>
+      </w:r>
+      <w:proofErr w:type="spellEnd"/>
+      <w:r>
+        <w:rPr>
+          <w:rFonts w:asciiTheme="minorHAnsi" w:hAnsiTheme="minorHAnsi" w:cstheme="minorHAnsi"/>
+        </w:rPr>
+        <w:t xml:space="preserve">” </w:t>
+      </w:r>
+      <w:r>
+        <w:sym w:font="Wingdings" w:char="F0E0"/>
+      </w:r>
+      <w:r>
+        <w:rPr>
+          <w:rFonts w:asciiTheme="minorHAnsi" w:hAnsiTheme="minorHAnsi" w:cstheme="minorHAnsi"/>
+        </w:rPr>
+        <w:t xml:space="preserve"> contiene el código desarrollado con los requisitos de la actividad.</w:t>
+      </w:r>
+    </w:p>
+    <w:p>
+      <w:pPr>
+        <w:pStyle w:val="Prrafodelista"/>
+        <w:numPr>
+          <w:ilvl w:val="0"/>
+          <w:numId w:val="15"/>
+        </w:numPr>
+        <w:rPr>
+          <w:rFonts w:asciiTheme="minorHAnsi" w:hAnsiTheme="minorHAnsi" w:cstheme="minorHAnsi"/>
+        </w:rPr>
+      </w:pPr>
+      <w:proofErr w:type="spellStart"/>
+      <w:r>
+        <w:rPr>
+          <w:rFonts w:asciiTheme="minorHAnsi" w:hAnsiTheme="minorHAnsi" w:cstheme="minorHAnsi"/>
+        </w:rPr>
+        <w:t>Modelo_</w:t>
+      </w:r>
+      <w:proofErr w:type="gramStart"/>
+      <w:r>
+        <w:rPr>
+          <w:rFonts w:asciiTheme="minorHAnsi" w:hAnsiTheme="minorHAnsi" w:cstheme="minorHAnsi"/>
+        </w:rPr>
+        <w:t>datos.drawio</w:t>
+      </w:r>
+      <w:proofErr w:type="spellEnd"/>
+      <w:proofErr w:type="gramEnd"/>
+      <w:r>
+        <w:rPr>
+          <w:rFonts w:asciiTheme="minorHAnsi" w:hAnsiTheme="minorHAnsi" w:cstheme="minorHAnsi"/>
+        </w:rPr>
+        <w:t xml:space="preserve"> </w:t>
+      </w:r>
+      <w:r>
+        <w:sym w:font="Wingdings" w:char="F0E0"/>
+      </w:r>
+      <w:r>
+        <w:rPr>
+          <w:rFonts w:asciiTheme="minorHAnsi" w:hAnsiTheme="minorHAnsi" w:cstheme="minorHAnsi"/>
+        </w:rPr>
+        <w:t xml:space="preserve"> el modelo de datos de nuestra solución.</w:t>
+      </w:r>
+    </w:p>
+    <w:p>
+      <w:pPr>
+        <w:pStyle w:val="Prrafodelista"/>
+        <w:numPr>
+          <w:ilvl w:val="0"/>
+          <w:numId w:val="15"/>
+        </w:numPr>
+        <w:rPr>
+          <w:rFonts w:asciiTheme="minorHAnsi" w:hAnsiTheme="minorHAnsi" w:cstheme="minorHAnsi"/>
+        </w:rPr>
+      </w:pPr>
+      <w:r>
+        <w:rPr>
+          <w:rFonts w:asciiTheme="minorHAnsi" w:hAnsiTheme="minorHAnsi" w:cstheme="minorHAnsi"/>
+        </w:rPr>
+        <w:t xml:space="preserve">Instrucciones.txt </w:t>
+      </w:r>
+      <w:r>
+        <w:sym w:font="Wingdings" w:char="F0E0"/>
+      </w:r>
+      <w:r>
+        <w:rPr>
+          <w:rFonts w:asciiTheme="minorHAnsi" w:hAnsiTheme="minorHAnsi" w:cstheme="minorHAnsi"/>
+        </w:rPr>
+        <w:t xml:space="preserve"> los pasos a seguir para levantar la aplicación en entorno local.</w:t>
+      </w:r>
+    </w:p>
+    <w:p>
+      <w:pPr>
+        <w:pStyle w:val="Prrafodelista"/>
+        <w:numPr>
+          <w:ilvl w:val="0"/>
+          <w:numId w:val="15"/>
+        </w:numPr>
+        <w:rPr>
+          <w:rFonts w:asciiTheme="minorHAnsi" w:hAnsiTheme="minorHAnsi" w:cstheme="minorHAnsi"/>
+          <w:lang w:val="pt-PT"/>
+        </w:rPr>
+      </w:pPr>
+      <w:hyperlink r:id="rId18" w:tooltip="APTC106_s6_Grupo1.docx" w:history="1">
+        <w:r>
+          <w:rPr>
+            <w:lang w:val="pt-PT"/>
+          </w:rPr>
+          <w:t>APTC106_s6_Grupo1.docx</w:t>
+        </w:r>
+      </w:hyperlink>
+      <w:r>
+        <w:rPr>
+          <w:rFonts w:asciiTheme="minorHAnsi" w:hAnsiTheme="minorHAnsi" w:cstheme="minorHAnsi"/>
+          <w:lang w:val="pt-PT"/>
+        </w:rPr>
+        <w:t xml:space="preserve"> </w:t>
+      </w:r>
+      <w:r>
+        <w:rPr>
+          <w:rFonts w:asciiTheme="minorHAnsi" w:hAnsiTheme="minorHAnsi" w:cstheme="minorHAnsi"/>
+        </w:rPr>
+        <w:sym w:font="Wingdings" w:char="F0E0"/>
+      </w:r>
+      <w:r>
+        <w:rPr>
+          <w:rFonts w:asciiTheme="minorHAnsi" w:hAnsiTheme="minorHAnsi" w:cstheme="minorHAnsi"/>
+          <w:lang w:val="pt-PT"/>
+        </w:rPr>
+        <w:t xml:space="preserve"> i</w:t>
+      </w:r>
+      <w:r>
+        <w:rPr>
+          <w:rFonts w:asciiTheme="minorHAnsi" w:hAnsiTheme="minorHAnsi" w:cstheme="minorHAnsi"/>
+          <w:lang w:val="pt-PT"/>
+        </w:rPr>
+        <w:t>nforme correspondiente a la actividad.</w:t>
+      </w:r>
+    </w:p>
+    <w:p>
+      <w:pPr>
+        <w:pStyle w:val="Ttulo2"/>
+        <w:rPr>
+          <w:u w:val="single"/>
+          <w:lang w:val="pt-PT"/>
+        </w:rPr>
+      </w:pPr>
       <w:bookmarkStart w:id="9" w:name="_Toc235881500"/>
-      <w:r>
+    </w:p>
+    <w:p>
+      <w:pPr>
+        <w:rPr>
+          <w:lang w:val="pt-PT"/>
+        </w:rPr>
+      </w:pPr>
+    </w:p>
+    <w:p>
+      <w:pPr>
+        <w:pStyle w:val="Ttulo2"/>
         <w:rPr>
           <w:u w:val="single"/>
         </w:rPr>
+      </w:pPr>
+      <w:r>
+        <w:rPr>
+          <w:u w:val="single"/>
+        </w:rPr>
+        <w:lastRenderedPageBreak/>
         <w:t>Conclusión:</w:t>
       </w:r>
       <w:bookmarkEnd w:id="9"/>
@@ -3148,7 +3418,7 @@
         <w:rPr>
           <w:rFonts w:asciiTheme="minorHAnsi" w:hAnsiTheme="minorHAnsi" w:cstheme="minorHAnsi"/>
         </w:rPr>
-        <w:t>El equipo logró cumplir el objetivo de adaptar el CRUD entregado en clases a una aplicación web con un caso de uso concreto. La solución implementada mantiene todas las operaciones CRUD originales e incorpora funcionalidades adicionales que permiten administrar un catálogo y simular un proceso de compra. El desarrollo permitió aplicar conceptos de modelado relacional, autenticación, integridad de datos y reutilización de componentes. Consideramos que las decisiones adoptadas favorecen la mantenibilidad, escalabilidad y claridad del proyecto, cumpliendo los objetivos planteados y demostrando el correcto funcionamiento de la aplicación.</w:t>
+        <w:t>El equipo logró cumplir el objetivo de adaptar el CRUD entregado a una aplicación web con un caso de uso concreto. La solución implementada mantiene todas las operaciones CRUD originales e incorpora funcionalidades adicionales que permiten administrar un catálogo y simular un proceso de compra. El desarrollo permitió aplicar conceptos de modelado relacional, autenticación, integridad de datos y reutilización de componentes. Consideramos que las decisiones adoptadas favorecen la mantenibilidad, escalabilidad y claridad del proyecto, cumpliendo los objetivos planteados y demostrando el correcto funcionamiento de la aplicación.</w:t>
       </w:r>
     </w:p>
     <w:p>
@@ -3159,8 +3429,8 @@
       </w:pPr>
     </w:p>
     <w:sectPr>
-      <w:headerReference w:type="default" r:id="rId17"/>
-      <w:footerReference w:type="default" r:id="rId18"/>
+      <w:headerReference w:type="default" r:id="rId19"/>
+      <w:footerReference w:type="default" r:id="rId20"/>
       <w:type w:val="continuous"/>
       <w:pgSz w:w="12240" w:h="15840"/>
       <w:pgMar w:top="1417" w:right="1701" w:bottom="1417" w:left="1701" w:header="720" w:footer="720" w:gutter="0"/>
@@ -3864,6 +4134,119 @@
     </w:lvl>
   </w:abstractNum>
   <w:abstractNum w:abstractNumId="5" w15:restartNumberingAfterBreak="0">
+    <w:nsid w:val="14802ED3"/>
+    <w:multiLevelType w:val="hybridMultilevel"/>
+    <w:tmpl w:val="27287B36"/>
+    <w:lvl w:ilvl="0" w:tplc="340A0005">
+      <w:start w:val="1"/>
+      <w:numFmt w:val="bullet"/>
+      <w:lvlText w:val=""/>
+      <w:lvlJc w:val="left"/>
+      <w:pPr>
+        <w:ind w:left="720" w:hanging="360"/>
+      </w:pPr>
+      <w:rPr>
+        <w:rFonts w:ascii="Wingdings" w:hAnsi="Wingdings" w:hint="default"/>
+      </w:rPr>
+    </w:lvl>
+    <w:lvl w:ilvl="1" w:tplc="340A0003" w:tentative="1">
+      <w:start w:val="1"/>
+      <w:numFmt w:val="bullet"/>
+      <w:lvlText w:val="o"/>
+      <w:lvlJc w:val="left"/>
+      <w:pPr>
+        <w:ind w:left="1440" w:hanging="360"/>
+      </w:pPr>
+      <w:rPr>
+        <w:rFonts w:ascii="Courier New" w:hAnsi="Courier New" w:cs="Courier New" w:hint="default"/>
+      </w:rPr>
+    </w:lvl>
+    <w:lvl w:ilvl="2" w:tplc="340A0005" w:tentative="1">
+      <w:start w:val="1"/>
+      <w:numFmt w:val="bullet"/>
+      <w:lvlText w:val=""/>
+      <w:lvlJc w:val="left"/>
+      <w:pPr>
+        <w:ind w:left="2160" w:hanging="360"/>
+      </w:pPr>
+      <w:rPr>
+        <w:rFonts w:ascii="Wingdings" w:hAnsi="Wingdings" w:hint="default"/>
+      </w:rPr>
+    </w:lvl>
+    <w:lvl w:ilvl="3" w:tplc="340A0001" w:tentative="1">
+      <w:start w:val="1"/>
+      <w:numFmt w:val="bullet"/>
+      <w:lvlText w:val=""/>
+      <w:lvlJc w:val="left"/>
+      <w:pPr>
+        <w:ind w:left="2880" w:hanging="360"/>
+      </w:pPr>
+      <w:rPr>
+        <w:rFonts w:ascii="Symbol" w:hAnsi="Symbol" w:hint="default"/>
+      </w:rPr>
+    </w:lvl>
+    <w:lvl w:ilvl="4" w:tplc="340A0003" w:tentative="1">
+      <w:start w:val="1"/>
+      <w:numFmt w:val="bullet"/>
+      <w:lvlText w:val="o"/>
+      <w:lvlJc w:val="left"/>
+      <w:pPr>
+        <w:ind w:left="3600" w:hanging="360"/>
+      </w:pPr>
+      <w:rPr>
+        <w:rFonts w:ascii="Courier New" w:hAnsi="Courier New" w:cs="Courier New" w:hint="default"/>
+      </w:rPr>
+    </w:lvl>
+    <w:lvl w:ilvl="5" w:tplc="340A0005" w:tentative="1">
+      <w:start w:val="1"/>
+      <w:numFmt w:val="bullet"/>
+      <w:lvlText w:val=""/>
+      <w:lvlJc w:val="left"/>
+      <w:pPr>
+        <w:ind w:left="4320" w:hanging="360"/>
+      </w:pPr>
+      <w:rPr>
+        <w:rFonts w:ascii="Wingdings" w:hAnsi="Wingdings" w:hint="default"/>
+      </w:rPr>
+    </w:lvl>
+    <w:lvl w:ilvl="6" w:tplc="340A0001" w:tentative="1">
+      <w:start w:val="1"/>
+      <w:numFmt w:val="bullet"/>
+      <w:lvlText w:val=""/>
+      <w:lvlJc w:val="left"/>
+      <w:pPr>
+        <w:ind w:left="5040" w:hanging="360"/>
+      </w:pPr>
+      <w:rPr>
+        <w:rFonts w:ascii="Symbol" w:hAnsi="Symbol" w:hint="default"/>
+      </w:rPr>
+    </w:lvl>
+    <w:lvl w:ilvl="7" w:tplc="340A0003" w:tentative="1">
+      <w:start w:val="1"/>
+      <w:numFmt w:val="bullet"/>
+      <w:lvlText w:val="o"/>
+      <w:lvlJc w:val="left"/>
+      <w:pPr>
+        <w:ind w:left="5760" w:hanging="360"/>
+      </w:pPr>
+      <w:rPr>
+        <w:rFonts w:ascii="Courier New" w:hAnsi="Courier New" w:cs="Courier New" w:hint="default"/>
+      </w:rPr>
+    </w:lvl>
+    <w:lvl w:ilvl="8" w:tplc="340A0005" w:tentative="1">
+      <w:start w:val="1"/>
+      <w:numFmt w:val="bullet"/>
+      <w:lvlText w:val=""/>
+      <w:lvlJc w:val="left"/>
+      <w:pPr>
+        <w:ind w:left="6480" w:hanging="360"/>
+      </w:pPr>
+      <w:rPr>
+        <w:rFonts w:ascii="Wingdings" w:hAnsi="Wingdings" w:hint="default"/>
+      </w:rPr>
+    </w:lvl>
+  </w:abstractNum>
+  <w:abstractNum w:abstractNumId="6" w15:restartNumberingAfterBreak="0">
     <w:nsid w:val="317925D3"/>
     <w:multiLevelType w:val="multilevel"/>
     <w:tmpl w:val="B0009084"/>
@@ -3949,7 +4332,120 @@
       </w:pPr>
     </w:lvl>
   </w:abstractNum>
-  <w:abstractNum w:abstractNumId="6" w15:restartNumberingAfterBreak="0">
+  <w:abstractNum w:abstractNumId="7" w15:restartNumberingAfterBreak="0">
+    <w:nsid w:val="36D71F91"/>
+    <w:multiLevelType w:val="hybridMultilevel"/>
+    <w:tmpl w:val="5E902406"/>
+    <w:lvl w:ilvl="0" w:tplc="340A0005">
+      <w:start w:val="1"/>
+      <w:numFmt w:val="bullet"/>
+      <w:lvlText w:val=""/>
+      <w:lvlJc w:val="left"/>
+      <w:pPr>
+        <w:ind w:left="720" w:hanging="360"/>
+      </w:pPr>
+      <w:rPr>
+        <w:rFonts w:ascii="Wingdings" w:hAnsi="Wingdings" w:hint="default"/>
+      </w:rPr>
+    </w:lvl>
+    <w:lvl w:ilvl="1" w:tplc="340A0003" w:tentative="1">
+      <w:start w:val="1"/>
+      <w:numFmt w:val="bullet"/>
+      <w:lvlText w:val="o"/>
+      <w:lvlJc w:val="left"/>
+      <w:pPr>
+        <w:ind w:left="1440" w:hanging="360"/>
+      </w:pPr>
+      <w:rPr>
+        <w:rFonts w:ascii="Courier New" w:hAnsi="Courier New" w:cs="Courier New" w:hint="default"/>
+      </w:rPr>
+    </w:lvl>
+    <w:lvl w:ilvl="2" w:tplc="340A0005" w:tentative="1">
+      <w:start w:val="1"/>
+      <w:numFmt w:val="bullet"/>
+      <w:lvlText w:val=""/>
+      <w:lvlJc w:val="left"/>
+      <w:pPr>
+        <w:ind w:left="2160" w:hanging="360"/>
+      </w:pPr>
+      <w:rPr>
+        <w:rFonts w:ascii="Wingdings" w:hAnsi="Wingdings" w:hint="default"/>
+      </w:rPr>
+    </w:lvl>
+    <w:lvl w:ilvl="3" w:tplc="340A0001" w:tentative="1">
+      <w:start w:val="1"/>
+      <w:numFmt w:val="bullet"/>
+      <w:lvlText w:val=""/>
+      <w:lvlJc w:val="left"/>
+      <w:pPr>
+        <w:ind w:left="2880" w:hanging="360"/>
+      </w:pPr>
+      <w:rPr>
+        <w:rFonts w:ascii="Symbol" w:hAnsi="Symbol" w:hint="default"/>
+      </w:rPr>
+    </w:lvl>
+    <w:lvl w:ilvl="4" w:tplc="340A0003" w:tentative="1">
+      <w:start w:val="1"/>
+      <w:numFmt w:val="bullet"/>
+      <w:lvlText w:val="o"/>
+      <w:lvlJc w:val="left"/>
+      <w:pPr>
+        <w:ind w:left="3600" w:hanging="360"/>
+      </w:pPr>
+      <w:rPr>
+        <w:rFonts w:ascii="Courier New" w:hAnsi="Courier New" w:cs="Courier New" w:hint="default"/>
+      </w:rPr>
+    </w:lvl>
+    <w:lvl w:ilvl="5" w:tplc="340A0005" w:tentative="1">
+      <w:start w:val="1"/>
+      <w:numFmt w:val="bullet"/>
+      <w:lvlText w:val=""/>
+      <w:lvlJc w:val="left"/>
+      <w:pPr>
+        <w:ind w:left="4320" w:hanging="360"/>
+      </w:pPr>
+      <w:rPr>
+        <w:rFonts w:ascii="Wingdings" w:hAnsi="Wingdings" w:hint="default"/>
+      </w:rPr>
+    </w:lvl>
+    <w:lvl w:ilvl="6" w:tplc="340A0001" w:tentative="1">
+      <w:start w:val="1"/>
+      <w:numFmt w:val="bullet"/>
+      <w:lvlText w:val=""/>
+      <w:lvlJc w:val="left"/>
+      <w:pPr>
+        <w:ind w:left="5040" w:hanging="360"/>
+      </w:pPr>
+      <w:rPr>
+        <w:rFonts w:ascii="Symbol" w:hAnsi="Symbol" w:hint="default"/>
+      </w:rPr>
+    </w:lvl>
+    <w:lvl w:ilvl="7" w:tplc="340A0003" w:tentative="1">
+      <w:start w:val="1"/>
+      <w:numFmt w:val="bullet"/>
+      <w:lvlText w:val="o"/>
+      <w:lvlJc w:val="left"/>
+      <w:pPr>
+        <w:ind w:left="5760" w:hanging="360"/>
+      </w:pPr>
+      <w:rPr>
+        <w:rFonts w:ascii="Courier New" w:hAnsi="Courier New" w:cs="Courier New" w:hint="default"/>
+      </w:rPr>
+    </w:lvl>
+    <w:lvl w:ilvl="8" w:tplc="340A0005" w:tentative="1">
+      <w:start w:val="1"/>
+      <w:numFmt w:val="bullet"/>
+      <w:lvlText w:val=""/>
+      <w:lvlJc w:val="left"/>
+      <w:pPr>
+        <w:ind w:left="6480" w:hanging="360"/>
+      </w:pPr>
+      <w:rPr>
+        <w:rFonts w:ascii="Wingdings" w:hAnsi="Wingdings" w:hint="default"/>
+      </w:rPr>
+    </w:lvl>
+  </w:abstractNum>
+  <w:abstractNum w:abstractNumId="8" w15:restartNumberingAfterBreak="0">
     <w:nsid w:val="3C26476B"/>
     <w:multiLevelType w:val="hybridMultilevel"/>
     <w:tmpl w:val="48E632E6"/>
@@ -4062,7 +4558,7 @@
       </w:rPr>
     </w:lvl>
   </w:abstractNum>
-  <w:abstractNum w:abstractNumId="7" w15:restartNumberingAfterBreak="0">
+  <w:abstractNum w:abstractNumId="9" w15:restartNumberingAfterBreak="0">
     <w:nsid w:val="4E850D40"/>
     <w:multiLevelType w:val="hybridMultilevel"/>
     <w:tmpl w:val="0B08AC76"/>
@@ -4175,7 +4671,7 @@
       </w:rPr>
     </w:lvl>
   </w:abstractNum>
-  <w:abstractNum w:abstractNumId="8" w15:restartNumberingAfterBreak="0">
+  <w:abstractNum w:abstractNumId="10" w15:restartNumberingAfterBreak="0">
     <w:nsid w:val="5F131761"/>
     <w:multiLevelType w:val="multilevel"/>
     <w:tmpl w:val="50A062F8"/>
@@ -4265,7 +4761,7 @@
       </w:pPr>
     </w:lvl>
   </w:abstractNum>
-  <w:abstractNum w:abstractNumId="9" w15:restartNumberingAfterBreak="0">
+  <w:abstractNum w:abstractNumId="11" w15:restartNumberingAfterBreak="0">
     <w:nsid w:val="6CE55ED3"/>
     <w:multiLevelType w:val="multilevel"/>
     <w:tmpl w:val="08F2AECC"/>
@@ -4351,7 +4847,7 @@
       </w:pPr>
     </w:lvl>
   </w:abstractNum>
-  <w:abstractNum w:abstractNumId="10" w15:restartNumberingAfterBreak="0">
+  <w:abstractNum w:abstractNumId="12" w15:restartNumberingAfterBreak="0">
     <w:nsid w:val="74F649C0"/>
     <w:multiLevelType w:val="multilevel"/>
     <w:tmpl w:val="0194D1FE"/>
@@ -4465,7 +4961,7 @@
       </w:pPr>
     </w:lvl>
   </w:abstractNum>
-  <w:abstractNum w:abstractNumId="11" w15:restartNumberingAfterBreak="0">
+  <w:abstractNum w:abstractNumId="13" w15:restartNumberingAfterBreak="0">
     <w:nsid w:val="75C42064"/>
     <w:multiLevelType w:val="multilevel"/>
     <w:tmpl w:val="0D9A3806"/>
@@ -4555,7 +5051,7 @@
       </w:pPr>
     </w:lvl>
   </w:abstractNum>
-  <w:abstractNum w:abstractNumId="12" w15:restartNumberingAfterBreak="0">
+  <w:abstractNum w:abstractNumId="14" w15:restartNumberingAfterBreak="0">
     <w:nsid w:val="7C9239A7"/>
     <w:multiLevelType w:val="multilevel"/>
     <w:tmpl w:val="0DC24FA8"/>
@@ -4645,25 +5141,25 @@
     <w:abstractNumId w:val="4"/>
   </w:num>
   <w:num w:numId="2" w16cid:durableId="25373461">
-    <w:abstractNumId w:val="9"/>
+    <w:abstractNumId w:val="11"/>
   </w:num>
   <w:num w:numId="3" w16cid:durableId="1983343145">
     <w:abstractNumId w:val="2"/>
   </w:num>
   <w:num w:numId="4" w16cid:durableId="488399704">
+    <w:abstractNumId w:val="14"/>
+  </w:num>
+  <w:num w:numId="5" w16cid:durableId="1618871726">
+    <w:abstractNumId w:val="6"/>
+  </w:num>
+  <w:num w:numId="6" w16cid:durableId="673993850">
+    <w:abstractNumId w:val="10"/>
+  </w:num>
+  <w:num w:numId="7" w16cid:durableId="962464231">
     <w:abstractNumId w:val="12"/>
   </w:num>
-  <w:num w:numId="5" w16cid:durableId="1618871726">
-    <w:abstractNumId w:val="5"/>
-  </w:num>
-  <w:num w:numId="6" w16cid:durableId="673993850">
-    <w:abstractNumId w:val="8"/>
-  </w:num>
-  <w:num w:numId="7" w16cid:durableId="962464231">
-    <w:abstractNumId w:val="10"/>
-  </w:num>
   <w:num w:numId="8" w16cid:durableId="1465343726">
-    <w:abstractNumId w:val="11"/>
+    <w:abstractNumId w:val="13"/>
   </w:num>
   <w:num w:numId="9" w16cid:durableId="469519181">
     <w:abstractNumId w:val="1"/>
@@ -4675,10 +5171,16 @@
     <w:abstractNumId w:val="3"/>
   </w:num>
   <w:num w:numId="12" w16cid:durableId="770272608">
-    <w:abstractNumId w:val="7"/>
+    <w:abstractNumId w:val="9"/>
   </w:num>
   <w:num w:numId="13" w16cid:durableId="476726974">
-    <w:abstractNumId w:val="6"/>
+    <w:abstractNumId w:val="8"/>
+  </w:num>
+  <w:num w:numId="14" w16cid:durableId="936837673">
+    <w:abstractNumId w:val="5"/>
+  </w:num>
+  <w:num w:numId="15" w16cid:durableId="476996332">
+    <w:abstractNumId w:val="7"/>
   </w:num>
 </w:numbering>
 </file>
@@ -5755,6 +6257,18 @@
       <w:ind w:left="220"/>
     </w:pPr>
   </w:style>
+  <w:style w:type="character" w:styleId="Mencinsinresolver">
+    <w:name w:val="Unresolved Mention"/>
+    <w:basedOn w:val="Fuentedeprrafopredeter"/>
+    <w:uiPriority w:val="99"/>
+    <w:semiHidden/>
+    <w:unhideWhenUsed/>
+    <w:rsid w:val="00AF7A43"/>
+    <w:rPr>
+      <w:color w:val="605E5C"/>
+      <w:shd w:val="clear" w:color="auto" w:fill="E1DFDD"/>
+    </w:rPr>
+  </w:style>
 </w:styles>
 </file>
 
@@ -6054,28 +6568,28 @@
 </file>
 
 <file path=customXml/item1.xml><?xml version="1.0" encoding="utf-8"?>
+<b:Sources xmlns:b="http://schemas.openxmlformats.org/officeDocument/2006/bibliography" xmlns="http://schemas.openxmlformats.org/officeDocument/2006/bibliography" SelectedStyle="\APASixthEditionOfficeOnline.xsl" StyleName="APA" Version="6"/>
+</file>
+
+<file path=customXml/item2.xml><?xml version="1.0" encoding="utf-8"?>
 <go:gDocsCustomXmlDataStorage xmlns:go="http://customooxmlschemas.google.com/" xmlns:r="http://schemas.openxmlformats.org/officeDocument/2006/relationships">
   <go:docsCustomData xmlns:go="http://customooxmlschemas.google.com/" roundtripDataSignature="AMtx7mjBZtn5RMkRXuye5WZtWG4hGcj31w==">AMUW2mWxVY9iUOZw2KKGp6C2JvMYnZ4pboeA4Sf4gDr/XtjmtfB8GCVXot/S6zGFJqgVJ0EZp2l0WwNC/R8b4KH8hed/AM0uIxQXEeSPDs37Zqp4u82/NKkCk4T0aOrSVNQMiSbghNE2</go:docsCustomData>
 </go:gDocsCustomXmlDataStorage>
 </file>
 
-<file path=customXml/item2.xml><?xml version="1.0" encoding="utf-8"?>
-<b:Sources xmlns:b="http://schemas.openxmlformats.org/officeDocument/2006/bibliography" xmlns="http://schemas.openxmlformats.org/officeDocument/2006/bibliography" SelectedStyle="\APASixthEditionOfficeOnline.xsl" StyleName="APA" Version="6"/>
+<file path=customXml/itemProps1.xml><?xml version="1.0" encoding="utf-8"?>
+<ds:datastoreItem xmlns:ds="http://schemas.openxmlformats.org/officeDocument/2006/customXml" ds:itemID="{65916550-F19C-4981-A0DB-4AA367E0A2FE}">
+  <ds:schemaRefs>
+    <ds:schemaRef ds:uri="http://schemas.openxmlformats.org/officeDocument/2006/bibliography"/>
+  </ds:schemaRefs>
+</ds:datastoreItem>
 </file>
 
-<file path=customXml/itemProps1.xml><?xml version="1.0" encoding="utf-8"?>
+<file path=customXml/itemProps2.xml><?xml version="1.0" encoding="utf-8"?>
 <ds:datastoreItem xmlns:ds="http://schemas.openxmlformats.org/officeDocument/2006/customXml" ds:itemID="{11111111-1234-1234-1234-123412341234}">
   <ds:schemaRefs>
     <ds:schemaRef ds:uri="http://customooxmlschemas.google.com/"/>
     <ds:schemaRef ds:uri="http://schemas.openxmlformats.org/officeDocument/2006/relationships"/>
   </ds:schemaRefs>
 </ds:datastoreItem>
-</file>
-
-<file path=customXml/itemProps2.xml><?xml version="1.0" encoding="utf-8"?>
-<ds:datastoreItem xmlns:ds="http://schemas.openxmlformats.org/officeDocument/2006/customXml" ds:itemID="{65916550-F19C-4981-A0DB-4AA367E0A2FE}">
-  <ds:schemaRefs>
-    <ds:schemaRef ds:uri="http://schemas.openxmlformats.org/officeDocument/2006/bibliography"/>
-  </ds:schemaRefs>
-</ds:datastoreItem>
 </file>
--- a/APTC106_s6_Grupo1.docx
+++ b/APTC106_s6_Grupo1.docx
@@ -1,6 +1,6 @@
 
 <file path=word/document.xml><?xml version="1.0" encoding="utf-8"?>
-<w:document xmlns:wpc="http://schemas.microsoft.com/office/word/2010/wordprocessingCanvas" xmlns:cx="http://schemas.microsoft.com/office/drawing/2014/chartex" xmlns:cx1="http://schemas.microsoft.com/office/drawing/2015/9/8/chartex" xmlns:cx2="http://schemas.microsoft.com/office/drawing/2015/10/21/chartex" xmlns:cx3="http://schemas.microsoft.com/office/drawing/2016/5/9/chartex" xmlns:cx4="http://schemas.microsoft.com/office/drawing/2016/5/10/chartex" xmlns:cx5="http://schemas.microsoft.com/office/drawing/2016/5/11/chartex" xmlns:cx6="http://schemas.microsoft.com/office/drawing/2016/5/12/chartex" xmlns:cx7="http://schemas.microsoft.com/office/drawing/2016/5/13/chartex" xmlns:cx8="http://schemas.microsoft.com/office/drawing/2016/5/14/chartex" xmlns:mc="http://schemas.openxmlformats.org/markup-compatibility/2006" xmlns:aink="http://schemas.microsoft.com/office/drawing/2016/ink" xmlns:am3d="http://schemas.microsoft.com/office/drawing/2017/model3d" xmlns:o="urn:schemas-microsoft-com:office:office" xmlns:oel="http://schemas.microsoft.com/office/2019/extlst" xmlns:r="http://schemas.openxmlformats.org/officeDocument/2006/relationships" xmlns:m="http://schemas.openxmlformats.org/officeDocument/2006/math" xmlns:v="urn:schemas-microsoft-com:vml" xmlns:wp14="http://schemas.microsoft.com/office/word/2010/wordprocessingDrawing" xmlns:wp="http://schemas.openxmlformats.org/drawingml/2006/wordprocessingDrawing" xmlns:w10="urn:schemas-microsoft-com:office:word" xmlns:w="http://schemas.openxmlformats.org/wordprocessingml/2006/main" xmlns:w14="http://schemas.microsoft.com/office/word/2010/wordml" xmlns:w15="http://schemas.microsoft.com/office/word/2012/wordml" xmlns:w16cex="http://schemas.microsoft.com/office/word/2018/wordml/cex" xmlns:w16cid="http://schemas.microsoft.com/office/word/2016/wordml/cid" xmlns:w16="http://schemas.microsoft.com/office/word/2018/wordml" xmlns:w16du="http://schemas.microsoft.com/office/word/2023/wordml/word16du" xmlns:w16sdtdh="http://schemas.microsoft.com/office/word/2020/wordml/sdtdatahash" xmlns:w16sdtfl="http://schemas.microsoft.com/office/word/2024/wordml/sdtformatlock" xmlns:w16se="http://schemas.microsoft.com/office/word/2015/wordml/symex" xmlns:wpg="http://schemas.microsoft.com/office/word/2010/wordprocessingGroup" xmlns:wpi="http://schemas.microsoft.com/office/word/2010/wordprocessingInk" xmlns:wne="http://schemas.microsoft.com/office/word/2006/wordml" xmlns:wps="http://schemas.microsoft.com/office/word/2010/wordprocessingShape" mc:Ignorable="w14 w15 w16se w16cid w16 w16cex w16sdtdh w16sdtfl w16du wp14">
+<w:document xmlns:wpc="http://schemas.microsoft.com/office/word/2010/wordprocessingCanvas" xmlns:cx="http://schemas.microsoft.com/office/drawing/2014/chartex" xmlns:cx1="http://schemas.microsoft.com/office/drawing/2015/9/8/chartex" xmlns:cx2="http://schemas.microsoft.com/office/drawing/2015/10/21/chartex" xmlns:cx3="http://schemas.microsoft.com/office/drawing/2016/5/9/chartex" xmlns:cx4="http://schemas.microsoft.com/office/drawing/2016/5/10/chartex" xmlns:cx5="http://schemas.microsoft.com/office/drawing/2016/5/11/chartex" xmlns:cx6="http://schemas.microsoft.com/office/drawing/2016/5/12/chartex" xmlns:cx7="http://schemas.microsoft.com/office/drawing/2016/5/13/chartex" xmlns:cx8="http://schemas.microsoft.com/office/drawing/2016/5/14/chartex" xmlns:mc="http://schemas.openxmlformats.org/markup-compatibility/2006" xmlns:aink="http://schemas.microsoft.com/office/drawing/2016/ink" xmlns:am3d="http://schemas.microsoft.com/office/drawing/2017/model3d" xmlns:o="urn:schemas-microsoft-com:office:office" xmlns:r="http://schemas.openxmlformats.org/officeDocument/2006/relationships" xmlns:m="http://schemas.openxmlformats.org/officeDocument/2006/math" xmlns:v="urn:schemas-microsoft-com:vml" xmlns:wp14="http://schemas.microsoft.com/office/word/2010/wordprocessingDrawing" xmlns:wp="http://schemas.openxmlformats.org/drawingml/2006/wordprocessingDrawing" xmlns:w10="urn:schemas-microsoft-com:office:word" xmlns:w="http://schemas.openxmlformats.org/wordprocessingml/2006/main" xmlns:w14="http://schemas.microsoft.com/office/word/2010/wordml" xmlns:w15="http://schemas.microsoft.com/office/word/2012/wordml" xmlns:w16cex="http://schemas.microsoft.com/office/word/2018/wordml/cex" xmlns:w16cid="http://schemas.microsoft.com/office/word/2016/wordml/cid" xmlns:w16="http://schemas.microsoft.com/office/word/2018/wordml" xmlns:w16sdtdh="http://schemas.microsoft.com/office/word/2020/wordml/sdtdatahash" xmlns:w16se="http://schemas.microsoft.com/office/word/2015/wordml/symex" xmlns:wpg="http://schemas.microsoft.com/office/word/2010/wordprocessingGroup" xmlns:wpi="http://schemas.microsoft.com/office/word/2010/wordprocessingInk" xmlns:wne="http://schemas.microsoft.com/office/word/2006/wordml" xmlns:wps="http://schemas.microsoft.com/office/word/2010/wordprocessingShape" mc:Ignorable="w14 w15 w16se w16cid w16 w16cex w16sdtdh wp14">
   <w:body>
     <w:p>
       <w:pPr>
@@ -11,11 +11,13 @@
           <w:right w:val="nil"/>
           <w:between w:val="nil"/>
         </w:pBdr>
-        <w:rPr>
-          <w:rFonts w:ascii="Times New Roman" w:eastAsia="Times New Roman" w:hAnsi="Times New Roman" w:cs="Times New Roman"/>
+        <w:spacing w:line="360" w:lineRule="auto"/>
+        <w:rPr>
+          <w:rFonts w:asciiTheme="minorHAnsi" w:eastAsia="Times New Roman" w:hAnsiTheme="minorHAnsi" w:cstheme="minorHAnsi"/>
           <w:color w:val="000000"/>
           <w:sz w:val="20"/>
           <w:szCs w:val="20"/>
+          <w:lang w:val="es-CL"/>
         </w:rPr>
       </w:pPr>
     </w:p>
@@ -28,20 +30,24 @@
           <w:right w:val="nil"/>
           <w:between w:val="nil"/>
         </w:pBdr>
-        <w:spacing w:before="210"/>
+        <w:spacing w:before="210" w:line="360" w:lineRule="auto"/>
         <w:ind w:left="109"/>
         <w:rPr>
+          <w:rFonts w:asciiTheme="minorHAnsi" w:hAnsiTheme="minorHAnsi" w:cstheme="minorHAnsi"/>
           <w:color w:val="231F20"/>
           <w:sz w:val="28"/>
           <w:szCs w:val="28"/>
-        </w:rPr>
-      </w:pPr>
-      <w:r>
-        <w:rPr>
+          <w:lang w:val="es-CL"/>
+        </w:rPr>
+      </w:pPr>
+      <w:r>
+        <w:rPr>
+          <w:rFonts w:asciiTheme="minorHAnsi" w:hAnsiTheme="minorHAnsi" w:cstheme="minorHAnsi"/>
           <w:noProof/>
+          <w:lang w:val="es-CL"/>
         </w:rPr>
         <w:drawing>
-          <wp:anchor distT="0" distB="0" distL="114300" distR="114300" simplePos="0" relativeHeight="251663360" behindDoc="0" locked="0" layoutInCell="1" allowOverlap="1" wp14:anchorId="40EB4CF8" wp14:editId="128A23D8">
+          <wp:anchor distT="0" distB="0" distL="114300" distR="114300" simplePos="0" relativeHeight="251663360" behindDoc="0" locked="0" layoutInCell="1" allowOverlap="1" wp14:anchorId="61DB2294" wp14:editId="2ECA7670">
             <wp:simplePos x="0" y="0"/>
             <wp:positionH relativeFrom="margin">
               <wp:posOffset>2573866</wp:posOffset>
@@ -105,9 +111,11 @@
       </w:r>
       <w:r>
         <w:rPr>
+          <w:rFonts w:asciiTheme="minorHAnsi" w:hAnsiTheme="minorHAnsi" w:cstheme="minorHAnsi"/>
           <w:color w:val="231F20"/>
           <w:sz w:val="28"/>
           <w:szCs w:val="28"/>
+          <w:lang w:val="es-CL"/>
         </w:rPr>
         <w:t xml:space="preserve"> </w:t>
       </w:r>
@@ -121,13 +129,15 @@
           <w:right w:val="nil"/>
           <w:between w:val="nil"/>
         </w:pBdr>
-        <w:spacing w:before="210"/>
-        <w:rPr>
+        <w:spacing w:before="210" w:line="360" w:lineRule="auto"/>
+        <w:rPr>
+          <w:rFonts w:asciiTheme="minorHAnsi" w:hAnsiTheme="minorHAnsi" w:cstheme="minorHAnsi"/>
           <w:b/>
           <w:color w:val="AD1F2B"/>
           <w:sz w:val="28"/>
           <w:szCs w:val="28"/>
           <w:highlight w:val="yellow"/>
+          <w:lang w:val="es-CL"/>
         </w:rPr>
       </w:pPr>
     </w:p>
@@ -140,13 +150,15 @@
           <w:right w:val="nil"/>
           <w:between w:val="nil"/>
         </w:pBdr>
-        <w:spacing w:before="210"/>
-        <w:rPr>
+        <w:spacing w:before="210" w:line="360" w:lineRule="auto"/>
+        <w:rPr>
+          <w:rFonts w:asciiTheme="minorHAnsi" w:hAnsiTheme="minorHAnsi" w:cstheme="minorHAnsi"/>
           <w:b/>
           <w:color w:val="AD1F2B"/>
           <w:sz w:val="28"/>
           <w:szCs w:val="28"/>
           <w:highlight w:val="yellow"/>
+          <w:lang w:val="es-CL"/>
         </w:rPr>
       </w:pPr>
     </w:p>
@@ -159,13 +171,15 @@
           <w:right w:val="nil"/>
           <w:between w:val="nil"/>
         </w:pBdr>
-        <w:spacing w:before="210"/>
-        <w:rPr>
+        <w:spacing w:before="210" w:line="360" w:lineRule="auto"/>
+        <w:rPr>
+          <w:rFonts w:asciiTheme="minorHAnsi" w:hAnsiTheme="minorHAnsi" w:cstheme="minorHAnsi"/>
           <w:b/>
           <w:color w:val="AD1F2B"/>
           <w:sz w:val="28"/>
           <w:szCs w:val="28"/>
           <w:highlight w:val="yellow"/>
+          <w:lang w:val="es-CL"/>
         </w:rPr>
       </w:pPr>
     </w:p>
@@ -178,120 +192,143 @@
           <w:right w:val="nil"/>
           <w:between w:val="nil"/>
         </w:pBdr>
-        <w:spacing w:before="210"/>
-        <w:rPr>
+        <w:spacing w:before="210" w:line="360" w:lineRule="auto"/>
+        <w:rPr>
+          <w:rFonts w:asciiTheme="minorHAnsi" w:hAnsiTheme="minorHAnsi" w:cstheme="minorHAnsi"/>
           <w:b/>
           <w:color w:val="AD1F2B"/>
-        </w:rPr>
-      </w:pPr>
-      <w:r>
-        <w:rPr>
+          <w:sz w:val="32"/>
+          <w:szCs w:val="32"/>
+          <w:lang w:val="es-CL"/>
+        </w:rPr>
+      </w:pPr>
+      <w:r>
+        <w:rPr>
+          <w:rFonts w:asciiTheme="minorHAnsi" w:hAnsiTheme="minorHAnsi" w:cstheme="minorHAnsi"/>
           <w:b/>
           <w:color w:val="AD1F2B"/>
+          <w:sz w:val="32"/>
+          <w:szCs w:val="32"/>
+          <w:lang w:val="es-CL"/>
         </w:rPr>
         <w:t>APTC106</w:t>
       </w:r>
       <w:r>
         <w:rPr>
+          <w:rFonts w:asciiTheme="minorHAnsi" w:hAnsiTheme="minorHAnsi" w:cstheme="minorHAnsi"/>
           <w:b/>
           <w:color w:val="AD1F2B"/>
-        </w:rPr>
-        <w:t xml:space="preserve"> – Grupo1</w:t>
-      </w:r>
-    </w:p>
-    <w:p>
-      <w:pPr>
-        <w:spacing w:before="246"/>
-        <w:rPr>
+          <w:sz w:val="32"/>
+          <w:szCs w:val="32"/>
+          <w:lang w:val="es-CL"/>
+        </w:rPr>
+        <w:t xml:space="preserve"> - Grupo 1</w:t>
+      </w:r>
+    </w:p>
+    <w:p>
+      <w:pPr>
+        <w:spacing w:before="246" w:line="360" w:lineRule="auto"/>
+        <w:rPr>
+          <w:rFonts w:asciiTheme="minorHAnsi" w:hAnsiTheme="minorHAnsi" w:cstheme="minorHAnsi"/>
           <w:b/>
           <w:color w:val="AD1F2B"/>
-        </w:rPr>
-      </w:pPr>
-      <w:r>
-        <w:rPr>
+          <w:sz w:val="40"/>
+          <w:szCs w:val="40"/>
+          <w:lang w:val="es-CL"/>
+        </w:rPr>
+      </w:pPr>
+      <w:r>
+        <w:rPr>
+          <w:rFonts w:asciiTheme="minorHAnsi" w:hAnsiTheme="minorHAnsi" w:cstheme="minorHAnsi"/>
           <w:b/>
           <w:color w:val="AD1F2B"/>
+          <w:sz w:val="40"/>
+          <w:szCs w:val="40"/>
+          <w:lang w:val="es-CL"/>
         </w:rPr>
         <w:t xml:space="preserve">Semana 6 </w:t>
       </w:r>
     </w:p>
     <w:p>
       <w:pPr>
-        <w:spacing w:before="246"/>
-        <w:rPr>
+        <w:spacing w:before="246" w:line="360" w:lineRule="auto"/>
+        <w:rPr>
+          <w:rFonts w:asciiTheme="minorHAnsi" w:hAnsiTheme="minorHAnsi" w:cstheme="minorHAnsi"/>
           <w:b/>
           <w:color w:val="AD1F2B"/>
-        </w:rPr>
-      </w:pPr>
-      <w:r>
-        <w:rPr>
+          <w:sz w:val="52"/>
+          <w:szCs w:val="52"/>
+          <w:lang w:val="es-CL"/>
+        </w:rPr>
+      </w:pPr>
+      <w:r>
+        <w:rPr>
+          <w:rFonts w:asciiTheme="minorHAnsi" w:hAnsiTheme="minorHAnsi" w:cstheme="minorHAnsi"/>
           <w:b/>
           <w:color w:val="AD1F2B"/>
+          <w:sz w:val="52"/>
+          <w:szCs w:val="52"/>
+          <w:lang w:val="es-CL"/>
         </w:rPr>
         <w:t>Sumativa 2:</w:t>
       </w:r>
       <w:r>
         <w:rPr>
+          <w:rFonts w:asciiTheme="minorHAnsi" w:hAnsiTheme="minorHAnsi" w:cstheme="minorHAnsi"/>
           <w:b/>
           <w:color w:val="AD1F2B"/>
-        </w:rPr>
-        <w:br/>
-      </w:r>
-    </w:p>
-    <w:p>
-      <w:pPr>
-        <w:widowControl/>
-        <w:ind w:hanging="2"/>
-        <w:jc w:val="both"/>
-        <w:rPr>
+          <w:sz w:val="52"/>
+          <w:szCs w:val="52"/>
+          <w:lang w:val="es-CL"/>
+        </w:rPr>
+        <w:t xml:space="preserve"> </w:t>
+      </w:r>
+      <w:r>
+        <w:rPr>
+          <w:rFonts w:asciiTheme="minorHAnsi" w:eastAsia="Calibri" w:hAnsiTheme="minorHAnsi" w:cstheme="minorHAnsi"/>
           <w:b/>
           <w:color w:val="AD1F2B"/>
-        </w:rPr>
-      </w:pPr>
-      <w:r>
-        <w:rPr>
-          <w:rFonts w:eastAsia="Calibri"/>
-          <w:b/>
-          <w:color w:val="AD1F2B"/>
+          <w:sz w:val="52"/>
+          <w:szCs w:val="52"/>
+          <w:lang w:val="es-CL"/>
         </w:rPr>
         <w:t xml:space="preserve">Propuesta de Aplicación </w:t>
       </w:r>
     </w:p>
     <w:p>
       <w:pPr>
-        <w:spacing w:before="210"/>
-        <w:rPr>
+        <w:spacing w:before="210" w:line="360" w:lineRule="auto"/>
+        <w:rPr>
+          <w:rFonts w:asciiTheme="minorHAnsi" w:hAnsiTheme="minorHAnsi" w:cstheme="minorHAnsi"/>
           <w:b/>
           <w:color w:val="000000"/>
-        </w:rPr>
-      </w:pPr>
-    </w:p>
-    <w:p>
-      <w:pPr>
-        <w:spacing w:before="210"/>
-        <w:rPr>
+          <w:lang w:val="es-CL"/>
+        </w:rPr>
+      </w:pPr>
+    </w:p>
+    <w:p>
+      <w:pPr>
+        <w:spacing w:before="246" w:line="360" w:lineRule="auto"/>
+        <w:ind w:left="149"/>
+        <w:rPr>
+          <w:rFonts w:asciiTheme="minorHAnsi" w:hAnsiTheme="minorHAnsi" w:cstheme="minorHAnsi"/>
+          <w:b/>
           <w:color w:val="000000"/>
-        </w:rPr>
-      </w:pPr>
-    </w:p>
-    <w:p>
-      <w:pPr>
-        <w:spacing w:before="246"/>
-        <w:ind w:left="149"/>
-        <w:rPr>
-          <w:b/>
-          <w:color w:val="AD1F2B"/>
-          <w:highlight w:val="yellow"/>
-        </w:rPr>
-      </w:pPr>
-      <w:r>
-        <w:rPr>
+          <w:sz w:val="20"/>
+          <w:szCs w:val="20"/>
+          <w:lang w:val="es-CL"/>
+        </w:rPr>
+      </w:pPr>
+      <w:r>
+        <w:rPr>
+          <w:rFonts w:asciiTheme="minorHAnsi" w:hAnsiTheme="minorHAnsi" w:cstheme="minorHAnsi"/>
           <w:noProof/>
+          <w:lang w:val="es-CL"/>
         </w:rPr>
         <mc:AlternateContent>
           <mc:Choice Requires="wps">
             <w:drawing>
-              <wp:anchor distT="4294967295" distB="4294967295" distL="0" distR="0" simplePos="0" relativeHeight="251658240" behindDoc="0" locked="0" layoutInCell="1" hidden="0" allowOverlap="1" wp14:anchorId="5B7D9280" wp14:editId="7B6A1ABA">
+              <wp:anchor distT="4294967295" distB="4294967295" distL="0" distR="0" simplePos="0" relativeHeight="251658240" behindDoc="0" locked="0" layoutInCell="1" hidden="0" allowOverlap="1" wp14:anchorId="282E6508" wp14:editId="16E69C2E">
                 <wp:simplePos x="0" y="0"/>
                 <wp:positionH relativeFrom="column">
                   <wp:posOffset>63500</wp:posOffset>
@@ -336,11 +373,11 @@
           </mc:Choice>
           <mc:Fallback>
             <w:pict>
-              <v:shapetype w14:anchorId="17EE562A" id="_x0000_t32" coordsize="21600,21600" o:spt="32" o:oned="t" path="m,l21600,21600e" filled="f">
+              <v:shapetype w14:anchorId="7B589880" id="_x0000_t32" coordsize="21600,21600" o:spt="32" o:oned="t" path="m,l21600,21600e" filled="f">
                 <v:path arrowok="t" fillok="f" o:connecttype="none"/>
                 <o:lock v:ext="edit" shapetype="t"/>
               </v:shapetype>
-              <v:shape id="Conector recto de flecha 28" o:spid="_x0000_s1026" type="#_x0000_t32" style="position:absolute;margin-left:5pt;margin-top:12.4pt;width:0;height:1pt;z-index:251658240;visibility:visible;mso-wrap-style:square;mso-wrap-distance-left:0;mso-wrap-distance-top:-3e-5mm;mso-wrap-distance-right:0;mso-wrap-distance-bottom:-3e-5mm;mso-position-horizontal:absolute;mso-position-horizontal-relative:text;mso-position-vertical:absolute;mso-position-vertical-relative:text" o:gfxdata="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" strokecolor="#bcbec0">
+              <v:shape id="Conector recto de flecha 28" o:spid="_x0000_s1026" type="#_x0000_t32" style="position:absolute;margin-left:5pt;margin-top:12.4pt;width:0;height:1pt;z-index:251658240;visibility:visible;mso-wrap-style:square;mso-wrap-distance-left:0;mso-wrap-distance-top:-3e-5mm;mso-wrap-distance-right:0;mso-wrap-distance-bottom:-3e-5mm;mso-position-horizontal:absolute;mso-position-horizontal-relative:text;mso-position-vertical:absolute;mso-position-vertical-relative:text" o:gfxdata="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" strokecolor="#bcbec0">
                 <w10:wrap type="topAndBottom"/>
               </v:shape>
             </w:pict>
@@ -357,7 +394,9 @@
           <w:right w:val="nil"/>
           <w:between w:val="nil"/>
         </w:pBdr>
-        <w:rPr>
+        <w:spacing w:line="360" w:lineRule="auto"/>
+        <w:rPr>
+          <w:rFonts w:asciiTheme="minorHAnsi" w:hAnsiTheme="minorHAnsi" w:cstheme="minorHAnsi"/>
           <w:b/>
           <w:color w:val="000000"/>
           <w:sz w:val="20"/>
@@ -375,7 +414,9 @@
           <w:right w:val="nil"/>
           <w:between w:val="nil"/>
         </w:pBdr>
-        <w:rPr>
+        <w:spacing w:line="360" w:lineRule="auto"/>
+        <w:rPr>
+          <w:rFonts w:asciiTheme="minorHAnsi" w:hAnsiTheme="minorHAnsi" w:cstheme="minorHAnsi"/>
           <w:b/>
           <w:color w:val="000000"/>
           <w:sz w:val="20"/>
@@ -393,7 +434,9 @@
           <w:right w:val="nil"/>
           <w:between w:val="nil"/>
         </w:pBdr>
-        <w:rPr>
+        <w:spacing w:line="360" w:lineRule="auto"/>
+        <w:rPr>
+          <w:rFonts w:asciiTheme="minorHAnsi" w:hAnsiTheme="minorHAnsi" w:cstheme="minorHAnsi"/>
           <w:b/>
           <w:color w:val="000000"/>
           <w:sz w:val="20"/>
@@ -401,50 +444,16 @@
           <w:lang w:val="es-CL"/>
         </w:rPr>
       </w:pPr>
-    </w:p>
-    <w:p>
-      <w:pPr>
-        <w:pBdr>
-          <w:top w:val="nil"/>
-          <w:left w:val="nil"/>
-          <w:bottom w:val="nil"/>
-          <w:right w:val="nil"/>
-          <w:between w:val="nil"/>
-        </w:pBdr>
-        <w:rPr>
-          <w:b/>
-          <w:color w:val="000000"/>
-          <w:sz w:val="20"/>
-          <w:szCs w:val="20"/>
-          <w:lang w:val="es-CL"/>
-        </w:rPr>
-      </w:pPr>
-    </w:p>
-    <w:p>
-      <w:pPr>
-        <w:pBdr>
-          <w:top w:val="nil"/>
-          <w:left w:val="nil"/>
-          <w:bottom w:val="nil"/>
-          <w:right w:val="nil"/>
-          <w:between w:val="nil"/>
-        </w:pBdr>
-        <w:rPr>
-          <w:b/>
-          <w:color w:val="000000"/>
-          <w:sz w:val="20"/>
-          <w:szCs w:val="20"/>
-          <w:lang w:val="es-CL"/>
-        </w:rPr>
-      </w:pPr>
-      <w:r>
-        <w:rPr>
+      <w:r>
+        <w:rPr>
+          <w:rFonts w:asciiTheme="minorHAnsi" w:hAnsiTheme="minorHAnsi" w:cstheme="minorHAnsi"/>
           <w:noProof/>
+          <w:lang w:val="es-CL"/>
         </w:rPr>
         <mc:AlternateContent>
           <mc:Choice Requires="wps">
             <w:drawing>
-              <wp:anchor distT="0" distB="0" distL="114300" distR="114300" simplePos="0" relativeHeight="251660288" behindDoc="0" locked="0" layoutInCell="1" hidden="0" allowOverlap="1" wp14:anchorId="40B165C0" wp14:editId="2C479199">
+              <wp:anchor distT="0" distB="0" distL="114300" distR="114300" simplePos="0" relativeHeight="251660288" behindDoc="0" locked="0" layoutInCell="1" hidden="0" allowOverlap="1" wp14:anchorId="28025400" wp14:editId="7C5D3BD1">
                 <wp:simplePos x="0" y="0"/>
                 <wp:positionH relativeFrom="column">
                   <wp:posOffset>-12699</wp:posOffset>
@@ -494,7 +503,7 @@
           </mc:Choice>
           <mc:Fallback>
             <w:pict>
-              <v:rect w14:anchorId="40B165C0" id="Rectángulo 30" o:spid="_x0000_s1026" style="position:absolute;margin-left:-1pt;margin-top:62pt;width:502.2pt;height:19.45pt;z-index:251660288;visibility:visible;mso-wrap-style:square;mso-wrap-distance-left:9pt;mso-wrap-distance-top:0;mso-wrap-distance-right:9pt;mso-wrap-distance-bottom:0;mso-position-horizontal:absolute;mso-position-horizontal-relative:text;mso-position-vertical:absolute;mso-position-vertical-relative:text;v-text-anchor:top" o:gfxdata="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" filled="f" stroked="f">
+              <v:rect w14:anchorId="28025400" id="Rectángulo 30" o:spid="_x0000_s1026" style="position:absolute;left:0;text-align:left;margin-left:-1pt;margin-top:62pt;width:502.2pt;height:19.45pt;z-index:251660288;visibility:visible;mso-wrap-style:square;mso-wrap-distance-left:9pt;mso-wrap-distance-top:0;mso-wrap-distance-right:9pt;mso-wrap-distance-bottom:0;mso-position-horizontal:absolute;mso-position-horizontal-relative:text;mso-position-vertical:absolute;mso-position-vertical-relative:text;v-text-anchor:top" o:gfxdata="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" filled="f" stroked="f">
                 <v:textbox inset="2.53958mm,1.2694mm,2.53958mm,1.2694mm">
                   <w:txbxContent>
                     <w:p>
@@ -512,12 +521,14 @@
       </w:r>
       <w:r>
         <w:rPr>
+          <w:rFonts w:asciiTheme="minorHAnsi" w:hAnsiTheme="minorHAnsi" w:cstheme="minorHAnsi"/>
           <w:noProof/>
+          <w:lang w:val="es-CL"/>
         </w:rPr>
         <mc:AlternateContent>
           <mc:Choice Requires="wps">
             <w:drawing>
-              <wp:anchor distT="0" distB="0" distL="114300" distR="114300" simplePos="0" relativeHeight="251661312" behindDoc="0" locked="0" layoutInCell="1" hidden="0" allowOverlap="1" wp14:anchorId="457EB979" wp14:editId="299E42C8">
+              <wp:anchor distT="0" distB="0" distL="114300" distR="114300" simplePos="0" relativeHeight="251661312" behindDoc="0" locked="0" layoutInCell="1" hidden="0" allowOverlap="1" wp14:anchorId="1FCCCD7E" wp14:editId="0EF42B53">
                 <wp:simplePos x="0" y="0"/>
                 <wp:positionH relativeFrom="column">
                   <wp:posOffset>-12699</wp:posOffset>
@@ -567,7 +578,7 @@
           </mc:Choice>
           <mc:Fallback>
             <w:pict>
-              <v:rect w14:anchorId="457EB979" id="Rectángulo 29" o:spid="_x0000_s1027" style="position:absolute;margin-left:-1pt;margin-top:89pt;width:502.2pt;height:19.45pt;z-index:251661312;visibility:visible;mso-wrap-style:square;mso-wrap-distance-left:9pt;mso-wrap-distance-top:0;mso-wrap-distance-right:9pt;mso-wrap-distance-bottom:0;mso-position-horizontal:absolute;mso-position-horizontal-relative:text;mso-position-vertical:absolute;mso-position-vertical-relative:text;v-text-anchor:top" o:gfxdata="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" filled="f" stroked="f">
+              <v:rect w14:anchorId="1FCCCD7E" id="Rectángulo 29" o:spid="_x0000_s1027" style="position:absolute;left:0;text-align:left;margin-left:-1pt;margin-top:89pt;width:502.2pt;height:19.45pt;z-index:251661312;visibility:visible;mso-wrap-style:square;mso-wrap-distance-left:9pt;mso-wrap-distance-top:0;mso-wrap-distance-right:9pt;mso-wrap-distance-bottom:0;mso-position-horizontal:absolute;mso-position-horizontal-relative:text;mso-position-vertical:absolute;mso-position-vertical-relative:text;v-text-anchor:top" o:gfxdata="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" filled="f" stroked="f">
                 <v:textbox inset="2.53958mm,1.2694mm,2.53958mm,1.2694mm">
                   <w:txbxContent>
                     <w:p>
@@ -586,18 +597,23 @@
     </w:p>
     <w:p>
       <w:pPr>
-        <w:rPr>
+        <w:spacing w:line="360" w:lineRule="auto"/>
+        <w:rPr>
+          <w:rFonts w:asciiTheme="minorHAnsi" w:hAnsiTheme="minorHAnsi" w:cstheme="minorHAnsi"/>
           <w:color w:val="000000"/>
-        </w:rPr>
-      </w:pPr>
-      <w:r>
-        <w:rPr>
+          <w:lang w:val="es-CL"/>
+        </w:rPr>
+      </w:pPr>
+      <w:r>
+        <w:rPr>
+          <w:rFonts w:asciiTheme="minorHAnsi" w:hAnsiTheme="minorHAnsi" w:cstheme="minorHAnsi"/>
           <w:noProof/>
+          <w:lang w:val="es-CL"/>
         </w:rPr>
         <mc:AlternateContent>
           <mc:Choice Requires="wps">
             <w:drawing>
-              <wp:anchor distT="0" distB="0" distL="114300" distR="114300" simplePos="0" relativeHeight="251659264" behindDoc="0" locked="0" layoutInCell="1" hidden="0" allowOverlap="1" wp14:anchorId="309056CB" wp14:editId="6AADE03D">
+              <wp:anchor distT="0" distB="0" distL="114300" distR="114300" simplePos="0" relativeHeight="251659264" behindDoc="0" locked="0" layoutInCell="1" hidden="0" allowOverlap="1" wp14:anchorId="482ECCBE" wp14:editId="46717AB3">
                 <wp:simplePos x="0" y="0"/>
                 <wp:positionH relativeFrom="column">
                   <wp:posOffset>-9525</wp:posOffset>
@@ -633,12 +649,16 @@
                             <w:pPr>
                               <w:textDirection w:val="btLr"/>
                               <w:rPr>
+                                <w:b/>
+                                <w:bCs/>
                                 <w:color w:val="231F20"/>
                                 <w:szCs w:val="18"/>
                               </w:rPr>
                             </w:pPr>
                             <w:r>
                               <w:rPr>
+                                <w:b/>
+                                <w:bCs/>
                                 <w:color w:val="231F20"/>
                                 <w:szCs w:val="18"/>
                               </w:rPr>
@@ -646,6 +666,8 @@
                             </w:r>
                             <w:r>
                               <w:rPr>
+                                <w:b/>
+                                <w:bCs/>
                                 <w:color w:val="231F20"/>
                                 <w:szCs w:val="18"/>
                               </w:rPr>
@@ -719,19 +741,23 @@
           </mc:Choice>
           <mc:Fallback>
             <w:pict>
-              <v:rect w14:anchorId="309056CB" id="Rectángulo 27" o:spid="_x0000_s1028" style="position:absolute;margin-left:-.75pt;margin-top:21.75pt;width:501.45pt;height:108.75pt;z-index:251659264;visibility:visible;mso-wrap-style:square;mso-width-percent:0;mso-height-percent:0;mso-wrap-distance-left:9pt;mso-wrap-distance-top:0;mso-wrap-distance-right:9pt;mso-wrap-distance-bottom:0;mso-position-horizontal:absolute;mso-position-horizontal-relative:text;mso-position-vertical:absolute;mso-position-vertical-relative:text;mso-width-percent:0;mso-height-percent:0;mso-width-relative:margin;mso-height-relative:margin;v-text-anchor:top" o:gfxdata="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" filled="f" stroked="f">
+              <v:rect w14:anchorId="482ECCBE" id="Rectángulo 27" o:spid="_x0000_s1028" style="position:absolute;left:0;text-align:left;margin-left:-.75pt;margin-top:21.75pt;width:501.45pt;height:108.75pt;z-index:251659264;visibility:visible;mso-wrap-style:square;mso-width-percent:0;mso-height-percent:0;mso-wrap-distance-left:9pt;mso-wrap-distance-top:0;mso-wrap-distance-right:9pt;mso-wrap-distance-bottom:0;mso-position-horizontal:absolute;mso-position-horizontal-relative:text;mso-position-vertical:absolute;mso-position-vertical-relative:text;mso-width-percent:0;mso-height-percent:0;mso-width-relative:margin;mso-height-relative:margin;v-text-anchor:top" o:gfxdata="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" filled="f" stroked="f">
                 <v:textbox inset="2.53958mm,1.2694mm,2.53958mm,1.2694mm">
                   <w:txbxContent>
                     <w:p>
                       <w:pPr>
                         <w:textDirection w:val="btLr"/>
                         <w:rPr>
+                          <w:b/>
+                          <w:bCs/>
                           <w:color w:val="231F20"/>
                           <w:szCs w:val="18"/>
                         </w:rPr>
                       </w:pPr>
                       <w:r>
                         <w:rPr>
+                          <w:b/>
+                          <w:bCs/>
                           <w:color w:val="231F20"/>
                           <w:szCs w:val="18"/>
                         </w:rPr>
@@ -739,6 +765,8 @@
                       </w:r>
                       <w:r>
                         <w:rPr>
+                          <w:b/>
+                          <w:bCs/>
                           <w:color w:val="231F20"/>
                           <w:szCs w:val="18"/>
                         </w:rPr>
@@ -803,6 +831,7 @@
       </w:r>
       <w:r>
         <w:rPr>
+          <w:rFonts w:asciiTheme="minorHAnsi" w:hAnsiTheme="minorHAnsi" w:cstheme="minorHAnsi"/>
           <w:lang w:val="es-CL"/>
         </w:rPr>
         <w:br w:type="page"/>
@@ -811,13 +840,9 @@
     <w:sdt>
       <w:sdtPr>
         <w:rPr>
-          <w:rFonts w:ascii="Arial" w:eastAsia="Arial" w:hAnsi="Arial" w:cs="Arial"/>
-          <w:color w:val="auto"/>
-          <w:sz w:val="22"/>
-          <w:szCs w:val="22"/>
-          <w:lang w:val="es-ES" w:eastAsia="es-ES" w:bidi="es-ES"/>
-        </w:rPr>
-        <w:id w:val="-1181349833"/>
+          <w:lang w:val="es-ES"/>
+        </w:rPr>
+        <w:id w:val="1263340226"/>
         <w:docPartObj>
           <w:docPartGallery w:val="Table of Contents"/>
           <w:docPartUnique/>
@@ -825,36 +850,45 @@
       </w:sdtPr>
       <w:sdtEndPr>
         <w:rPr>
-          <w:b/>
-          <w:bCs/>
+          <w:rFonts w:eastAsia="Arial"/>
+          <w:color w:val="auto"/>
+          <w:sz w:val="22"/>
+          <w:szCs w:val="22"/>
         </w:rPr>
       </w:sdtEndPr>
       <w:sdtContent>
         <w:p>
           <w:pPr>
-            <w:pStyle w:val="TtuloTDC"/>
+            <w:pStyle w:val="Ttulo2"/>
+            <w:spacing w:before="140" w:after="80" w:line="360" w:lineRule="auto"/>
+            <w:jc w:val="left"/>
+            <w:rPr>
+              <w:b w:val="0"/>
+              <w:bCs w:val="0"/>
+              <w:color w:val="auto"/>
+              <w:sz w:val="22"/>
+              <w:szCs w:val="22"/>
+            </w:rPr>
           </w:pPr>
           <w:r>
             <w:rPr>
-              <w:lang w:val="es-ES"/>
+              <w:color w:val="auto"/>
+              <w:lang w:val="es-CL"/>
             </w:rPr>
-            <w:t>Contenido</w:t>
+            <w:t>índice</w:t>
           </w:r>
         </w:p>
         <w:p>
           <w:pPr>
             <w:pStyle w:val="TDC2"/>
             <w:tabs>
-              <w:tab w:val="right" w:leader="dot" w:pos="8828"/>
+              <w:tab w:val="right" w:leader="dot" w:pos="9350"/>
             </w:tabs>
+            <w:spacing w:line="360" w:lineRule="auto"/>
             <w:rPr>
               <w:rFonts w:asciiTheme="minorHAnsi" w:eastAsiaTheme="minorEastAsia" w:hAnsiTheme="minorHAnsi" w:cstheme="minorBidi"/>
               <w:noProof/>
-              <w:kern w:val="2"/>
-              <w:sz w:val="24"/>
-              <w:szCs w:val="24"/>
-              <w:lang w:val="es-CL" w:eastAsia="es-CL" w:bidi="ar-SA"/>
-              <w14:ligatures w14:val="standardContextual"/>
+              <w:lang w:eastAsia="es-419" w:bidi="ar-SA"/>
             </w:rPr>
           </w:pPr>
           <w:r>
@@ -866,14 +900,14 @@
           <w:r>
             <w:fldChar w:fldCharType="separate"/>
           </w:r>
-          <w:hyperlink w:anchor="_Toc235881491" w:history="1">
+          <w:hyperlink w:anchor="_Toc235996178" w:history="1">
             <w:r>
               <w:rPr>
                 <w:rStyle w:val="Hipervnculo"/>
-                <w:rFonts w:cstheme="minorHAnsi"/>
-                <w:noProof/>
-              </w:rPr>
-              <w:t>Introducción:</w:t>
+                <w:noProof/>
+                <w:lang w:val="es-CL"/>
+              </w:rPr>
+              <w:t>Introducción</w:t>
             </w:r>
             <w:r>
               <w:rPr>
@@ -894,7 +928,7 @@
                 <w:noProof/>
                 <w:webHidden/>
               </w:rPr>
-              <w:instrText xml:space="preserve"> PAGEREF _Toc235881491 \h </w:instrText>
+              <w:instrText xml:space="preserve"> PAGEREF _Toc235996178 \h </w:instrText>
             </w:r>
             <w:r>
               <w:rPr>
@@ -915,6 +949,150 @@
                 <w:webHidden/>
               </w:rPr>
               <w:t>2</w:t>
+            </w:r>
+            <w:r>
+              <w:rPr>
+                <w:noProof/>
+                <w:webHidden/>
+              </w:rPr>
+              <w:fldChar w:fldCharType="end"/>
+            </w:r>
+          </w:hyperlink>
+        </w:p>
+        <w:p>
+          <w:pPr>
+            <w:pStyle w:val="TDC3"/>
+            <w:tabs>
+              <w:tab w:val="right" w:leader="dot" w:pos="9350"/>
+            </w:tabs>
+            <w:spacing w:line="360" w:lineRule="auto"/>
+            <w:rPr>
+              <w:rFonts w:asciiTheme="minorHAnsi" w:eastAsiaTheme="minorEastAsia" w:hAnsiTheme="minorHAnsi" w:cstheme="minorBidi"/>
+              <w:noProof/>
+              <w:lang w:eastAsia="es-419" w:bidi="ar-SA"/>
+            </w:rPr>
+          </w:pPr>
+          <w:hyperlink w:anchor="_Toc235996179" w:history="1">
+            <w:r>
+              <w:rPr>
+                <w:rStyle w:val="Hipervnculo"/>
+                <w:noProof/>
+                <w:lang w:val="es-CL"/>
+              </w:rPr>
+              <w:t>Objetivo general</w:t>
+            </w:r>
+            <w:r>
+              <w:rPr>
+                <w:noProof/>
+                <w:webHidden/>
+              </w:rPr>
+              <w:tab/>
+            </w:r>
+            <w:r>
+              <w:rPr>
+                <w:noProof/>
+                <w:webHidden/>
+              </w:rPr>
+              <w:fldChar w:fldCharType="begin"/>
+            </w:r>
+            <w:r>
+              <w:rPr>
+                <w:noProof/>
+                <w:webHidden/>
+              </w:rPr>
+              <w:instrText xml:space="preserve"> PAGEREF _Toc235996179 \h </w:instrText>
+            </w:r>
+            <w:r>
+              <w:rPr>
+                <w:noProof/>
+                <w:webHidden/>
+              </w:rPr>
+            </w:r>
+            <w:r>
+              <w:rPr>
+                <w:noProof/>
+                <w:webHidden/>
+              </w:rPr>
+              <w:fldChar w:fldCharType="separate"/>
+            </w:r>
+            <w:r>
+              <w:rPr>
+                <w:noProof/>
+                <w:webHidden/>
+              </w:rPr>
+              <w:t>3</w:t>
+            </w:r>
+            <w:r>
+              <w:rPr>
+                <w:noProof/>
+                <w:webHidden/>
+              </w:rPr>
+              <w:fldChar w:fldCharType="end"/>
+            </w:r>
+          </w:hyperlink>
+        </w:p>
+        <w:p>
+          <w:pPr>
+            <w:pStyle w:val="TDC3"/>
+            <w:tabs>
+              <w:tab w:val="right" w:leader="dot" w:pos="9350"/>
+            </w:tabs>
+            <w:spacing w:line="360" w:lineRule="auto"/>
+            <w:rPr>
+              <w:rFonts w:asciiTheme="minorHAnsi" w:eastAsiaTheme="minorEastAsia" w:hAnsiTheme="minorHAnsi" w:cstheme="minorBidi"/>
+              <w:noProof/>
+              <w:lang w:eastAsia="es-419" w:bidi="ar-SA"/>
+            </w:rPr>
+          </w:pPr>
+          <w:hyperlink w:anchor="_Toc235996180" w:history="1">
+            <w:r>
+              <w:rPr>
+                <w:rStyle w:val="Hipervnculo"/>
+                <w:noProof/>
+                <w:lang w:val="es-CL"/>
+              </w:rPr>
+              <w:t>Objetivos específicos</w:t>
+            </w:r>
+            <w:r>
+              <w:rPr>
+                <w:noProof/>
+                <w:webHidden/>
+              </w:rPr>
+              <w:tab/>
+            </w:r>
+            <w:r>
+              <w:rPr>
+                <w:noProof/>
+                <w:webHidden/>
+              </w:rPr>
+              <w:fldChar w:fldCharType="begin"/>
+            </w:r>
+            <w:r>
+              <w:rPr>
+                <w:noProof/>
+                <w:webHidden/>
+              </w:rPr>
+              <w:instrText xml:space="preserve"> PAGEREF _Toc235996180 \h </w:instrText>
+            </w:r>
+            <w:r>
+              <w:rPr>
+                <w:noProof/>
+                <w:webHidden/>
+              </w:rPr>
+            </w:r>
+            <w:r>
+              <w:rPr>
+                <w:noProof/>
+                <w:webHidden/>
+              </w:rPr>
+              <w:fldChar w:fldCharType="separate"/>
+            </w:r>
+            <w:r>
+              <w:rPr>
+                <w:noProof/>
+                <w:webHidden/>
+              </w:rPr>
+              <w:t>3</w:t>
             </w:r>
             <w:r>
               <w:rPr>
@@ -929,26 +1107,23 @@
           <w:pPr>
             <w:pStyle w:val="TDC2"/>
             <w:tabs>
-              <w:tab w:val="right" w:leader="dot" w:pos="8828"/>
+              <w:tab w:val="right" w:leader="dot" w:pos="9350"/>
             </w:tabs>
+            <w:spacing w:line="360" w:lineRule="auto"/>
             <w:rPr>
               <w:rFonts w:asciiTheme="minorHAnsi" w:eastAsiaTheme="minorEastAsia" w:hAnsiTheme="minorHAnsi" w:cstheme="minorBidi"/>
               <w:noProof/>
-              <w:kern w:val="2"/>
-              <w:sz w:val="24"/>
-              <w:szCs w:val="24"/>
-              <w:lang w:val="es-CL" w:eastAsia="es-CL" w:bidi="ar-SA"/>
-              <w14:ligatures w14:val="standardContextual"/>
+              <w:lang w:eastAsia="es-419" w:bidi="ar-SA"/>
             </w:rPr>
           </w:pPr>
-          <w:hyperlink w:anchor="_Toc235881492" w:history="1">
+          <w:hyperlink w:anchor="_Toc235996181" w:history="1">
             <w:r>
               <w:rPr>
                 <w:rStyle w:val="Hipervnculo"/>
-                <w:rFonts w:cstheme="minorHAnsi"/>
-                <w:noProof/>
-              </w:rPr>
-              <w:t>Objetivos:</w:t>
+                <w:noProof/>
+                <w:lang w:val="es-CL"/>
+              </w:rPr>
+              <w:t>Propuesta de la aplicación</w:t>
             </w:r>
             <w:r>
               <w:rPr>
@@ -969,7 +1144,7 @@
                 <w:noProof/>
                 <w:webHidden/>
               </w:rPr>
-              <w:instrText xml:space="preserve"> PAGEREF _Toc235881492 \h </w:instrText>
+              <w:instrText xml:space="preserve"> PAGEREF _Toc235996181 \h </w:instrText>
             </w:r>
             <w:r>
               <w:rPr>
@@ -989,7 +1164,7 @@
                 <w:noProof/>
                 <w:webHidden/>
               </w:rPr>
-              <w:t>2</w:t>
+              <w:t>3</w:t>
             </w:r>
             <w:r>
               <w:rPr>
@@ -1004,27 +1179,23 @@
           <w:pPr>
             <w:pStyle w:val="TDC2"/>
             <w:tabs>
-              <w:tab w:val="right" w:leader="dot" w:pos="8828"/>
+              <w:tab w:val="right" w:leader="dot" w:pos="9350"/>
             </w:tabs>
+            <w:spacing w:line="360" w:lineRule="auto"/>
             <w:rPr>
               <w:rFonts w:asciiTheme="minorHAnsi" w:eastAsiaTheme="minorEastAsia" w:hAnsiTheme="minorHAnsi" w:cstheme="minorBidi"/>
               <w:noProof/>
-              <w:kern w:val="2"/>
-              <w:sz w:val="24"/>
-              <w:szCs w:val="24"/>
-              <w:lang w:val="es-CL" w:eastAsia="es-CL" w:bidi="ar-SA"/>
-              <w14:ligatures w14:val="standardContextual"/>
+              <w:lang w:eastAsia="es-419" w:bidi="ar-SA"/>
             </w:rPr>
           </w:pPr>
-          <w:hyperlink w:anchor="_Toc235881493" w:history="1">
+          <w:hyperlink w:anchor="_Toc235996182" w:history="1">
             <w:r>
               <w:rPr>
                 <w:rStyle w:val="Hipervnculo"/>
-                <w:rFonts w:cstheme="minorHAnsi"/>
                 <w:noProof/>
                 <w:lang w:val="es-CL"/>
               </w:rPr>
-              <w:t>Propuesta de la aplicación:</w:t>
+              <w:t>Análisis del CRUD base</w:t>
             </w:r>
             <w:r>
               <w:rPr>
@@ -1045,7 +1216,7 @@
                 <w:noProof/>
                 <w:webHidden/>
               </w:rPr>
-              <w:instrText xml:space="preserve"> PAGEREF _Toc235881493 \h </w:instrText>
+              <w:instrText xml:space="preserve"> PAGEREF _Toc235996182 \h </w:instrText>
             </w:r>
             <w:r>
               <w:rPr>
@@ -1065,7 +1236,7 @@
                 <w:noProof/>
                 <w:webHidden/>
               </w:rPr>
-              <w:t>3</w:t>
+              <w:t>4</w:t>
             </w:r>
             <w:r>
               <w:rPr>
@@ -1080,26 +1251,23 @@
           <w:pPr>
             <w:pStyle w:val="TDC2"/>
             <w:tabs>
-              <w:tab w:val="right" w:leader="dot" w:pos="8828"/>
+              <w:tab w:val="right" w:leader="dot" w:pos="9350"/>
             </w:tabs>
+            <w:spacing w:line="360" w:lineRule="auto"/>
             <w:rPr>
               <w:rFonts w:asciiTheme="minorHAnsi" w:eastAsiaTheme="minorEastAsia" w:hAnsiTheme="minorHAnsi" w:cstheme="minorBidi"/>
               <w:noProof/>
-              <w:kern w:val="2"/>
-              <w:sz w:val="24"/>
-              <w:szCs w:val="24"/>
-              <w:lang w:val="es-CL" w:eastAsia="es-CL" w:bidi="ar-SA"/>
-              <w14:ligatures w14:val="standardContextual"/>
+              <w:lang w:eastAsia="es-419" w:bidi="ar-SA"/>
             </w:rPr>
           </w:pPr>
-          <w:hyperlink w:anchor="_Toc235881494" w:history="1">
+          <w:hyperlink w:anchor="_Toc235996183" w:history="1">
             <w:r>
               <w:rPr>
                 <w:rStyle w:val="Hipervnculo"/>
-                <w:rFonts w:cstheme="minorHAnsi"/>
-                <w:noProof/>
-              </w:rPr>
-              <w:t>Análisis del CRUD base:</w:t>
+                <w:noProof/>
+                <w:lang w:val="es-CL"/>
+              </w:rPr>
+              <w:t>Diseño y arquitectura</w:t>
             </w:r>
             <w:r>
               <w:rPr>
@@ -1120,7 +1288,7 @@
                 <w:noProof/>
                 <w:webHidden/>
               </w:rPr>
-              <w:instrText xml:space="preserve"> PAGEREF _Toc235881494 \h </w:instrText>
+              <w:instrText xml:space="preserve"> PAGEREF _Toc235996183 \h </w:instrText>
             </w:r>
             <w:r>
               <w:rPr>
@@ -1140,7 +1308,7 @@
                 <w:noProof/>
                 <w:webHidden/>
               </w:rPr>
-              <w:t>3</w:t>
+              <w:t>4</w:t>
             </w:r>
             <w:r>
               <w:rPr>
@@ -1155,26 +1323,23 @@
           <w:pPr>
             <w:pStyle w:val="TDC2"/>
             <w:tabs>
-              <w:tab w:val="right" w:leader="dot" w:pos="8828"/>
+              <w:tab w:val="right" w:leader="dot" w:pos="9350"/>
             </w:tabs>
+            <w:spacing w:line="360" w:lineRule="auto"/>
             <w:rPr>
               <w:rFonts w:asciiTheme="minorHAnsi" w:eastAsiaTheme="minorEastAsia" w:hAnsiTheme="minorHAnsi" w:cstheme="minorBidi"/>
               <w:noProof/>
-              <w:kern w:val="2"/>
-              <w:sz w:val="24"/>
-              <w:szCs w:val="24"/>
-              <w:lang w:val="es-CL" w:eastAsia="es-CL" w:bidi="ar-SA"/>
-              <w14:ligatures w14:val="standardContextual"/>
+              <w:lang w:eastAsia="es-419" w:bidi="ar-SA"/>
             </w:rPr>
           </w:pPr>
-          <w:hyperlink w:anchor="_Toc235881495" w:history="1">
+          <w:hyperlink w:anchor="_Toc235996184" w:history="1">
             <w:r>
               <w:rPr>
                 <w:rStyle w:val="Hipervnculo"/>
-                <w:rFonts w:cstheme="minorHAnsi"/>
-                <w:noProof/>
-              </w:rPr>
-              <w:t>Diseño y Arquitectura:</w:t>
+                <w:noProof/>
+                <w:lang w:val="es-CL"/>
+              </w:rPr>
+              <w:t>Análisis de las decisiones</w:t>
             </w:r>
             <w:r>
               <w:rPr>
@@ -1195,7 +1360,7 @@
                 <w:noProof/>
                 <w:webHidden/>
               </w:rPr>
-              <w:instrText xml:space="preserve"> PAGEREF _Toc235881495 \h </w:instrText>
+              <w:instrText xml:space="preserve"> PAGEREF _Toc235996184 \h </w:instrText>
             </w:r>
             <w:r>
               <w:rPr>
@@ -1215,7 +1380,7 @@
                 <w:noProof/>
                 <w:webHidden/>
               </w:rPr>
-              <w:t>4</w:t>
+              <w:t>5</w:t>
             </w:r>
             <w:r>
               <w:rPr>
@@ -1230,27 +1395,23 @@
           <w:pPr>
             <w:pStyle w:val="TDC2"/>
             <w:tabs>
-              <w:tab w:val="right" w:leader="dot" w:pos="8828"/>
+              <w:tab w:val="right" w:leader="dot" w:pos="9350"/>
             </w:tabs>
+            <w:spacing w:line="360" w:lineRule="auto"/>
             <w:rPr>
               <w:rFonts w:asciiTheme="minorHAnsi" w:eastAsiaTheme="minorEastAsia" w:hAnsiTheme="minorHAnsi" w:cstheme="minorBidi"/>
               <w:noProof/>
-              <w:kern w:val="2"/>
-              <w:sz w:val="24"/>
-              <w:szCs w:val="24"/>
-              <w:lang w:val="es-CL" w:eastAsia="es-CL" w:bidi="ar-SA"/>
-              <w14:ligatures w14:val="standardContextual"/>
+              <w:lang w:eastAsia="es-419" w:bidi="ar-SA"/>
             </w:rPr>
           </w:pPr>
-          <w:hyperlink w:anchor="_Toc235881496" w:history="1">
+          <w:hyperlink w:anchor="_Toc235996185" w:history="1">
             <w:r>
               <w:rPr>
                 <w:rStyle w:val="Hipervnculo"/>
-                <w:rFonts w:cstheme="minorHAnsi"/>
                 <w:noProof/>
                 <w:lang w:val="es-CL"/>
               </w:rPr>
-              <w:t>Análisis de las decisiones:</w:t>
+              <w:t>Modelo de datos</w:t>
             </w:r>
             <w:r>
               <w:rPr>
@@ -1271,7 +1432,7 @@
                 <w:noProof/>
                 <w:webHidden/>
               </w:rPr>
-              <w:instrText xml:space="preserve"> PAGEREF _Toc235881496 \h </w:instrText>
+              <w:instrText xml:space="preserve"> PAGEREF _Toc235996185 \h </w:instrText>
             </w:r>
             <w:r>
               <w:rPr>
@@ -1291,7 +1452,7 @@
                 <w:noProof/>
                 <w:webHidden/>
               </w:rPr>
-              <w:t>4</w:t>
+              <w:t>6</w:t>
             </w:r>
             <w:r>
               <w:rPr>
@@ -1306,27 +1467,23 @@
           <w:pPr>
             <w:pStyle w:val="TDC2"/>
             <w:tabs>
-              <w:tab w:val="right" w:leader="dot" w:pos="8828"/>
+              <w:tab w:val="right" w:leader="dot" w:pos="9350"/>
             </w:tabs>
+            <w:spacing w:line="360" w:lineRule="auto"/>
             <w:rPr>
               <w:rFonts w:asciiTheme="minorHAnsi" w:eastAsiaTheme="minorEastAsia" w:hAnsiTheme="minorHAnsi" w:cstheme="minorBidi"/>
               <w:noProof/>
-              <w:kern w:val="2"/>
-              <w:sz w:val="24"/>
-              <w:szCs w:val="24"/>
-              <w:lang w:val="es-CL" w:eastAsia="es-CL" w:bidi="ar-SA"/>
-              <w14:ligatures w14:val="standardContextual"/>
+              <w:lang w:eastAsia="es-419" w:bidi="ar-SA"/>
             </w:rPr>
           </w:pPr>
-          <w:hyperlink w:anchor="_Toc235881497" w:history="1">
+          <w:hyperlink w:anchor="_Toc235996186" w:history="1">
             <w:r>
               <w:rPr>
                 <w:rStyle w:val="Hipervnculo"/>
-                <w:rFonts w:cstheme="minorHAnsi"/>
                 <w:noProof/>
                 <w:lang w:val="es-CL"/>
               </w:rPr>
-              <w:t>Modelo de Datos:</w:t>
+              <w:t>Funcionamiento mínimo viable</w:t>
             </w:r>
             <w:r>
               <w:rPr>
@@ -1347,7 +1504,7 @@
                 <w:noProof/>
                 <w:webHidden/>
               </w:rPr>
-              <w:instrText xml:space="preserve"> PAGEREF _Toc235881497 \h </w:instrText>
+              <w:instrText xml:space="preserve"> PAGEREF _Toc235996186 \h </w:instrText>
             </w:r>
             <w:r>
               <w:rPr>
@@ -1367,7 +1524,7 @@
                 <w:noProof/>
                 <w:webHidden/>
               </w:rPr>
-              <w:t>4</w:t>
+              <w:t>6</w:t>
             </w:r>
             <w:r>
               <w:rPr>
@@ -1382,27 +1539,23 @@
           <w:pPr>
             <w:pStyle w:val="TDC2"/>
             <w:tabs>
-              <w:tab w:val="right" w:leader="dot" w:pos="8828"/>
+              <w:tab w:val="right" w:leader="dot" w:pos="9350"/>
             </w:tabs>
+            <w:spacing w:line="360" w:lineRule="auto"/>
             <w:rPr>
               <w:rFonts w:asciiTheme="minorHAnsi" w:eastAsiaTheme="minorEastAsia" w:hAnsiTheme="minorHAnsi" w:cstheme="minorBidi"/>
               <w:noProof/>
-              <w:kern w:val="2"/>
-              <w:sz w:val="24"/>
-              <w:szCs w:val="24"/>
-              <w:lang w:val="es-CL" w:eastAsia="es-CL" w:bidi="ar-SA"/>
-              <w14:ligatures w14:val="standardContextual"/>
+              <w:lang w:eastAsia="es-419" w:bidi="ar-SA"/>
             </w:rPr>
           </w:pPr>
-          <w:hyperlink w:anchor="_Toc235881498" w:history="1">
+          <w:hyperlink w:anchor="_Toc235996187" w:history="1">
             <w:r>
               <w:rPr>
                 <w:rStyle w:val="Hipervnculo"/>
-                <w:rFonts w:cstheme="minorHAnsi"/>
                 <w:noProof/>
                 <w:lang w:val="es-CL"/>
               </w:rPr>
-              <w:t>Funcionamiento Mínimo Viable:</w:t>
+              <w:t>Evidencias de funcionamiento local</w:t>
             </w:r>
             <w:r>
               <w:rPr>
@@ -1423,7 +1576,7 @@
                 <w:noProof/>
                 <w:webHidden/>
               </w:rPr>
-              <w:instrText xml:space="preserve"> PAGEREF _Toc235881498 \h </w:instrText>
+              <w:instrText xml:space="preserve"> PAGEREF _Toc235996187 \h </w:instrText>
             </w:r>
             <w:r>
               <w:rPr>
@@ -1443,7 +1596,7 @@
                 <w:noProof/>
                 <w:webHidden/>
               </w:rPr>
-              <w:t>5</w:t>
+              <w:t>8</w:t>
             </w:r>
             <w:r>
               <w:rPr>
@@ -1458,25 +1611,23 @@
           <w:pPr>
             <w:pStyle w:val="TDC2"/>
             <w:tabs>
-              <w:tab w:val="right" w:leader="dot" w:pos="8828"/>
+              <w:tab w:val="right" w:leader="dot" w:pos="9350"/>
             </w:tabs>
+            <w:spacing w:line="360" w:lineRule="auto"/>
             <w:rPr>
               <w:rFonts w:asciiTheme="minorHAnsi" w:eastAsiaTheme="minorEastAsia" w:hAnsiTheme="minorHAnsi" w:cstheme="minorBidi"/>
               <w:noProof/>
-              <w:kern w:val="2"/>
-              <w:sz w:val="24"/>
-              <w:szCs w:val="24"/>
-              <w:lang w:val="es-CL" w:eastAsia="es-CL" w:bidi="ar-SA"/>
-              <w14:ligatures w14:val="standardContextual"/>
+              <w:lang w:eastAsia="es-419" w:bidi="ar-SA"/>
             </w:rPr>
           </w:pPr>
-          <w:hyperlink w:anchor="_Toc235881499" w:history="1">
+          <w:hyperlink w:anchor="_Toc235996188" w:history="1">
             <w:r>
               <w:rPr>
                 <w:rStyle w:val="Hipervnculo"/>
                 <w:noProof/>
-              </w:rPr>
-              <w:t>Capturas ambiente local:</w:t>
+                <w:lang w:val="es-CL"/>
+              </w:rPr>
+              <w:t>Alcance y limitaciones</w:t>
             </w:r>
             <w:r>
               <w:rPr>
@@ -1497,7 +1648,7 @@
                 <w:noProof/>
                 <w:webHidden/>
               </w:rPr>
-              <w:instrText xml:space="preserve"> PAGEREF _Toc235881499 \h </w:instrText>
+              <w:instrText xml:space="preserve"> PAGEREF _Toc235996188 \h </w:instrText>
             </w:r>
             <w:r>
               <w:rPr>
@@ -1517,7 +1668,7 @@
                 <w:noProof/>
                 <w:webHidden/>
               </w:rPr>
-              <w:t>6</w:t>
+              <w:t>9</w:t>
             </w:r>
             <w:r>
               <w:rPr>
@@ -1532,25 +1683,23 @@
           <w:pPr>
             <w:pStyle w:val="TDC2"/>
             <w:tabs>
-              <w:tab w:val="right" w:leader="dot" w:pos="8828"/>
+              <w:tab w:val="right" w:leader="dot" w:pos="9350"/>
             </w:tabs>
+            <w:spacing w:line="360" w:lineRule="auto"/>
             <w:rPr>
               <w:rFonts w:asciiTheme="minorHAnsi" w:eastAsiaTheme="minorEastAsia" w:hAnsiTheme="minorHAnsi" w:cstheme="minorBidi"/>
               <w:noProof/>
-              <w:kern w:val="2"/>
-              <w:sz w:val="24"/>
-              <w:szCs w:val="24"/>
-              <w:lang w:val="es-CL" w:eastAsia="es-CL" w:bidi="ar-SA"/>
-              <w14:ligatures w14:val="standardContextual"/>
+              <w:lang w:eastAsia="es-419" w:bidi="ar-SA"/>
             </w:rPr>
           </w:pPr>
-          <w:hyperlink w:anchor="_Toc235881500" w:history="1">
+          <w:hyperlink w:anchor="_Toc235996189" w:history="1">
             <w:r>
               <w:rPr>
                 <w:rStyle w:val="Hipervnculo"/>
                 <w:noProof/>
-              </w:rPr>
-              <w:t>Conclusión:</w:t>
+                <w:lang w:val="es-CL"/>
+              </w:rPr>
+              <w:t>Conclusión</w:t>
             </w:r>
             <w:r>
               <w:rPr>
@@ -1571,7 +1720,7 @@
                 <w:noProof/>
                 <w:webHidden/>
               </w:rPr>
-              <w:instrText xml:space="preserve"> PAGEREF _Toc235881500 \h </w:instrText>
+              <w:instrText xml:space="preserve"> PAGEREF _Toc235996189 \h </w:instrText>
             </w:r>
             <w:r>
               <w:rPr>
@@ -1603,10 +1752,86 @@
           </w:hyperlink>
         </w:p>
         <w:p>
+          <w:pPr>
+            <w:pStyle w:val="TDC2"/>
+            <w:tabs>
+              <w:tab w:val="right" w:leader="dot" w:pos="9350"/>
+            </w:tabs>
+            <w:spacing w:line="360" w:lineRule="auto"/>
+            <w:rPr>
+              <w:rFonts w:asciiTheme="minorHAnsi" w:eastAsiaTheme="minorEastAsia" w:hAnsiTheme="minorHAnsi" w:cstheme="minorBidi"/>
+              <w:noProof/>
+              <w:lang w:eastAsia="es-419" w:bidi="ar-SA"/>
+            </w:rPr>
+          </w:pPr>
+          <w:hyperlink w:anchor="_Toc235996190" w:history="1">
+            <w:r>
+              <w:rPr>
+                <w:rStyle w:val="Hipervnculo"/>
+                <w:noProof/>
+                <w:lang w:val="es-CL"/>
+              </w:rPr>
+              <w:t>Referencias</w:t>
+            </w:r>
+            <w:r>
+              <w:rPr>
+                <w:noProof/>
+                <w:webHidden/>
+              </w:rPr>
+              <w:tab/>
+            </w:r>
+            <w:r>
+              <w:rPr>
+                <w:noProof/>
+                <w:webHidden/>
+              </w:rPr>
+              <w:fldChar w:fldCharType="begin"/>
+            </w:r>
+            <w:r>
+              <w:rPr>
+                <w:noProof/>
+                <w:webHidden/>
+              </w:rPr>
+              <w:instrText xml:space="preserve"> PAGEREF _Toc235996190 \h </w:instrText>
+            </w:r>
+            <w:r>
+              <w:rPr>
+                <w:noProof/>
+                <w:webHidden/>
+              </w:rPr>
+            </w:r>
+            <w:r>
+              <w:rPr>
+                <w:noProof/>
+                <w:webHidden/>
+              </w:rPr>
+              <w:fldChar w:fldCharType="separate"/>
+            </w:r>
+            <w:r>
+              <w:rPr>
+                <w:noProof/>
+                <w:webHidden/>
+              </w:rPr>
+              <w:t>9</w:t>
+            </w:r>
+            <w:r>
+              <w:rPr>
+                <w:noProof/>
+                <w:webHidden/>
+              </w:rPr>
+              <w:fldChar w:fldCharType="end"/>
+            </w:r>
+          </w:hyperlink>
+        </w:p>
+        <w:p>
+          <w:pPr>
+            <w:spacing w:line="360" w:lineRule="auto"/>
+          </w:pPr>
           <w:r>
             <w:rPr>
               <w:b/>
               <w:bCs/>
+              <w:lang w:val="es-ES"/>
             </w:rPr>
             <w:fldChar w:fldCharType="end"/>
           </w:r>
@@ -1616,157 +1841,179 @@
     <w:p>
       <w:pPr>
         <w:pStyle w:val="Ttulo2"/>
-        <w:rPr>
-          <w:rFonts w:asciiTheme="minorHAnsi" w:hAnsiTheme="minorHAnsi" w:cstheme="minorHAnsi"/>
-          <w:u w:val="single"/>
-        </w:rPr>
-      </w:pPr>
-      <w:bookmarkStart w:id="0" w:name="_Toc235881491"/>
-      <w:r>
-        <w:rPr>
-          <w:rFonts w:asciiTheme="minorHAnsi" w:hAnsiTheme="minorHAnsi" w:cstheme="minorHAnsi"/>
-          <w:u w:val="single"/>
+        <w:spacing w:before="140" w:after="80" w:line="360" w:lineRule="auto"/>
+        <w:jc w:val="left"/>
+        <w:rPr>
+          <w:color w:val="auto"/>
+          <w:lang w:val="es-CL"/>
+        </w:rPr>
+      </w:pPr>
+      <w:bookmarkStart w:id="0" w:name="_Toc235996178"/>
+      <w:r>
+        <w:rPr>
+          <w:color w:val="auto"/>
+          <w:lang w:val="es-CL"/>
         </w:rPr>
         <w:t>Introducción</w:t>
       </w:r>
-      <w:r>
-        <w:rPr>
-          <w:rFonts w:asciiTheme="minorHAnsi" w:hAnsiTheme="minorHAnsi" w:cstheme="minorHAnsi"/>
-          <w:u w:val="single"/>
-        </w:rPr>
-        <w:t>:</w:t>
-      </w:r>
       <w:bookmarkEnd w:id="0"/>
     </w:p>
     <w:p>
       <w:pPr>
-        <w:rPr>
-          <w:rFonts w:asciiTheme="minorHAnsi" w:hAnsiTheme="minorHAnsi" w:cstheme="minorHAnsi"/>
-        </w:rPr>
-      </w:pPr>
-      <w:r>
-        <w:rPr>
-          <w:rFonts w:asciiTheme="minorHAnsi" w:hAnsiTheme="minorHAnsi" w:cstheme="minorHAnsi"/>
-        </w:rPr>
-        <w:t>Este proyecto tiene como fin transformar el CRUD base</w:t>
-      </w:r>
-      <w:r>
-        <w:rPr>
-          <w:rFonts w:asciiTheme="minorHAnsi" w:hAnsiTheme="minorHAnsi" w:cstheme="minorHAnsi"/>
-        </w:rPr>
-        <w:t xml:space="preserve"> </w:t>
-      </w:r>
-      <w:r>
-        <w:rPr>
-          <w:rFonts w:asciiTheme="minorHAnsi" w:hAnsiTheme="minorHAnsi" w:cstheme="minorHAnsi"/>
-        </w:rPr>
-        <w:t xml:space="preserve">en Django entregado en </w:t>
-      </w:r>
+        <w:spacing w:line="360" w:lineRule="auto"/>
+        <w:rPr>
+          <w:lang w:val="es-CL"/>
+        </w:rPr>
+      </w:pPr>
       <w:proofErr w:type="spellStart"/>
       <w:r>
         <w:rPr>
-          <w:rFonts w:asciiTheme="minorHAnsi" w:hAnsiTheme="minorHAnsi" w:cstheme="minorHAnsi"/>
-          <w:b/>
-          <w:bCs/>
+          <w:lang w:val="es-CL"/>
         </w:rPr>
         <w:t>FoodPlease</w:t>
       </w:r>
       <w:proofErr w:type="spellEnd"/>
       <w:r>
         <w:rPr>
-          <w:rFonts w:asciiTheme="minorHAnsi" w:hAnsiTheme="minorHAnsi" w:cstheme="minorHAnsi"/>
-        </w:rPr>
-        <w:t>, una plataforma para la administración y venta de alimentos que integra gestión de productos, categorías, autenticación de usuarios y un proceso básico de compra mediante carrito.</w:t>
-      </w:r>
-    </w:p>
-    <w:p>
-      <w:pPr>
-        <w:pStyle w:val="Ttulo2"/>
-        <w:rPr>
-          <w:rFonts w:asciiTheme="minorHAnsi" w:hAnsiTheme="minorHAnsi" w:cstheme="minorHAnsi"/>
-          <w:u w:val="single"/>
-        </w:rPr>
-      </w:pPr>
-      <w:bookmarkStart w:id="1" w:name="_Toc235881492"/>
-      <w:r>
-        <w:rPr>
-          <w:rFonts w:asciiTheme="minorHAnsi" w:hAnsiTheme="minorHAnsi" w:cstheme="minorHAnsi"/>
-          <w:u w:val="single"/>
-        </w:rPr>
-        <w:t>Objetivos:</w:t>
+          <w:lang w:val="es-CL"/>
+        </w:rPr>
+        <w:t xml:space="preserve"> surge de la </w:t>
+      </w:r>
+      <w:r>
+        <w:rPr>
+          <w:lang w:val="es-CL"/>
+        </w:rPr>
+        <w:t>necesidad de adaptar el CRUD proporcionado en clases a un contexto real de comercio electrónico para un restaurante. La administración manual del catálogo puede generar datos desactualizados, errores de precios y dificultades para organizar productos y cat</w:t>
+      </w:r>
+      <w:r>
+        <w:rPr>
+          <w:lang w:val="es-CL"/>
+        </w:rPr>
+        <w:t>egorías; por ello, el proyecto propone una aplicación web que centraliza estas tareas e incorpora autenticación, catálogo público, carrito y confirmación básica de pedidos.</w:t>
+      </w:r>
+    </w:p>
+    <w:p>
+      <w:pPr>
+        <w:spacing w:line="360" w:lineRule="auto"/>
+        <w:rPr>
+          <w:lang w:val="es-CL"/>
+        </w:rPr>
+      </w:pPr>
+      <w:r>
+        <w:rPr>
+          <w:lang w:val="es-CL"/>
+        </w:rPr>
+        <w:t>El objetivo del proyecto es desarrollar y dejar operativa esta solución en un entor</w:t>
+      </w:r>
+      <w:r>
+        <w:rPr>
+          <w:lang w:val="es-CL"/>
+        </w:rPr>
+        <w:t>no local. El objetivo del informe es documentar el trabajo y justificar las decisiones de diseño, arquitectura y modelado. Para ello, se presenta la propuesta, se analiza el CRUD base, se describe la arquitectura, el modelo de datos y el funcionamiento mín</w:t>
+      </w:r>
+      <w:r>
+        <w:rPr>
+          <w:lang w:val="es-CL"/>
+        </w:rPr>
+        <w:t>imo viable, y se finaliza con evidencias, limitaciones y conclusiones.</w:t>
+      </w:r>
+    </w:p>
+    <w:p>
+      <w:pPr>
+        <w:spacing w:line="360" w:lineRule="auto"/>
+        <w:rPr>
+          <w:lang w:val="es-CL"/>
+        </w:rPr>
+      </w:pPr>
+    </w:p>
+    <w:p>
+      <w:pPr>
+        <w:pStyle w:val="Ttulo3"/>
+        <w:spacing w:before="80" w:after="80" w:line="360" w:lineRule="auto"/>
+        <w:jc w:val="left"/>
+        <w:rPr>
+          <w:color w:val="auto"/>
+          <w:lang w:val="es-CL"/>
+        </w:rPr>
+      </w:pPr>
+      <w:bookmarkStart w:id="1" w:name="_Toc235996179"/>
+      <w:r>
+        <w:rPr>
+          <w:color w:val="auto"/>
+          <w:lang w:val="es-CL"/>
+        </w:rPr>
+        <w:lastRenderedPageBreak/>
+        <w:t>Objetivo general</w:t>
       </w:r>
       <w:bookmarkEnd w:id="1"/>
     </w:p>
     <w:p>
       <w:pPr>
-        <w:rPr>
-          <w:rFonts w:asciiTheme="minorHAnsi" w:hAnsiTheme="minorHAnsi" w:cstheme="minorHAnsi"/>
-          <w:u w:val="single"/>
-        </w:rPr>
-      </w:pPr>
-      <w:r>
-        <w:rPr>
-          <w:rFonts w:asciiTheme="minorHAnsi" w:hAnsiTheme="minorHAnsi" w:cstheme="minorHAnsi"/>
-          <w:u w:val="single"/>
-        </w:rPr>
-        <w:t>Objetivo general</w:t>
-      </w:r>
+        <w:spacing w:line="360" w:lineRule="auto"/>
+        <w:rPr>
+          <w:lang w:val="es-CL"/>
+        </w:rPr>
+      </w:pPr>
+      <w:r>
+        <w:rPr>
+          <w:lang w:val="es-CL"/>
+        </w:rPr>
+        <w:t xml:space="preserve">Desarrollar una aplicación web funcional basada en el CRUD entregado en clases, adaptándola a una solución de comercio electrónico para un restaurante y </w:t>
+      </w:r>
+      <w:r>
+        <w:rPr>
+          <w:lang w:val="es-CL"/>
+        </w:rPr>
+        <w:t>proporcionando una interfaz responsiva.</w:t>
+      </w:r>
+    </w:p>
+    <w:p>
+      <w:pPr>
+        <w:spacing w:line="360" w:lineRule="auto"/>
+        <w:rPr>
+          <w:lang w:val="es-CL"/>
+        </w:rPr>
+      </w:pPr>
+    </w:p>
+    <w:p>
+      <w:pPr>
+        <w:pStyle w:val="Ttulo3"/>
+        <w:spacing w:before="80" w:after="80" w:line="360" w:lineRule="auto"/>
+        <w:jc w:val="left"/>
+        <w:rPr>
+          <w:color w:val="auto"/>
+          <w:lang w:val="es-CL"/>
+        </w:rPr>
+      </w:pPr>
+      <w:bookmarkStart w:id="2" w:name="_Toc235996180"/>
+      <w:r>
+        <w:rPr>
+          <w:color w:val="auto"/>
+          <w:lang w:val="es-CL"/>
+        </w:rPr>
+        <w:t>Objetivos específicos</w:t>
+      </w:r>
+      <w:bookmarkEnd w:id="2"/>
     </w:p>
     <w:p>
       <w:pPr>
         <w:pStyle w:val="Prrafodelista"/>
         <w:numPr>
           <w:ilvl w:val="0"/>
-          <w:numId w:val="12"/>
+          <w:numId w:val="16"/>
         </w:numPr>
-        <w:rPr>
-          <w:rFonts w:asciiTheme="minorHAnsi" w:hAnsiTheme="minorHAnsi" w:cstheme="minorHAnsi"/>
-          <w:sz w:val="22"/>
-          <w:szCs w:val="22"/>
-          <w:lang w:val="pt-PT"/>
-        </w:rPr>
-      </w:pPr>
-      <w:r>
-        <w:rPr>
-          <w:rFonts w:asciiTheme="minorHAnsi" w:hAnsiTheme="minorHAnsi" w:cstheme="minorHAnsi"/>
-          <w:sz w:val="22"/>
-          <w:szCs w:val="22"/>
-        </w:rPr>
-        <w:t xml:space="preserve">Desarrollar una aplicación web funcional basada en el CRUD entregado en clases, adaptándola a una solución de comercio electrónico. </w:t>
-      </w:r>
-      <w:r>
-        <w:rPr>
-          <w:rFonts w:asciiTheme="minorHAnsi" w:hAnsiTheme="minorHAnsi" w:cstheme="minorHAnsi"/>
-          <w:sz w:val="22"/>
-          <w:szCs w:val="22"/>
-          <w:lang w:val="pt-PT"/>
-        </w:rPr>
-        <w:t>Que permita poder ser visualizada desde web como móvil, permitiendo que sea responsiva segun dispositivo a utilizar.</w:t>
-      </w:r>
-    </w:p>
-    <w:p>
-      <w:pPr>
-        <w:pStyle w:val="Prrafodelista"/>
-        <w:ind w:left="720"/>
-        <w:rPr>
-          <w:rFonts w:asciiTheme="minorHAnsi" w:hAnsiTheme="minorHAnsi" w:cstheme="minorHAnsi"/>
-          <w:lang w:val="pt-PT"/>
-        </w:rPr>
-      </w:pPr>
-    </w:p>
-    <w:p>
-      <w:pPr>
-        <w:rPr>
-          <w:rFonts w:asciiTheme="minorHAnsi" w:hAnsiTheme="minorHAnsi" w:cstheme="minorHAnsi"/>
-          <w:u w:val="single"/>
-        </w:rPr>
-      </w:pPr>
-      <w:r>
-        <w:rPr>
-          <w:rFonts w:asciiTheme="minorHAnsi" w:hAnsiTheme="minorHAnsi" w:cstheme="minorHAnsi"/>
-          <w:u w:val="single"/>
-        </w:rPr>
-        <w:t>Objetivos específicos</w:t>
+        <w:spacing w:after="0" w:line="360" w:lineRule="auto"/>
+        <w:rPr>
+          <w:rFonts w:eastAsiaTheme="minorEastAsia" w:cstheme="minorBidi"/>
+          <w:lang w:val="es-CL" w:eastAsia="en-US" w:bidi="ar-SA"/>
+        </w:rPr>
+      </w:pPr>
+      <w:r>
+        <w:rPr>
+          <w:rFonts w:eastAsiaTheme="minorEastAsia" w:cstheme="minorBidi"/>
+          <w:lang w:val="es-CL" w:eastAsia="en-US" w:bidi="ar-SA"/>
+        </w:rPr>
+        <w:t>Implementar la administración de categorías y productos.</w:t>
       </w:r>
     </w:p>
     <w:p>
@@ -1774,21 +2021,20 @@
         <w:pStyle w:val="Prrafodelista"/>
         <w:numPr>
           <w:ilvl w:val="0"/>
-          <w:numId w:val="11"/>
+          <w:numId w:val="16"/>
         </w:numPr>
-        <w:rPr>
-          <w:rFonts w:asciiTheme="minorHAnsi" w:hAnsiTheme="minorHAnsi" w:cstheme="minorHAnsi"/>
-          <w:sz w:val="22"/>
-          <w:szCs w:val="22"/>
-        </w:rPr>
-      </w:pPr>
-      <w:r>
-        <w:rPr>
-          <w:rFonts w:asciiTheme="minorHAnsi" w:hAnsiTheme="minorHAnsi" w:cstheme="minorHAnsi"/>
-          <w:sz w:val="22"/>
-          <w:szCs w:val="22"/>
-        </w:rPr>
-        <w:t>Implementar la administración de categorías y productos.</w:t>
+        <w:spacing w:after="0" w:line="360" w:lineRule="auto"/>
+        <w:rPr>
+          <w:rFonts w:eastAsiaTheme="minorEastAsia" w:cstheme="minorBidi"/>
+          <w:lang w:val="es-CL" w:eastAsia="en-US" w:bidi="ar-SA"/>
+        </w:rPr>
+      </w:pPr>
+      <w:r>
+        <w:rPr>
+          <w:rFonts w:eastAsiaTheme="minorEastAsia" w:cstheme="minorBidi"/>
+          <w:lang w:val="es-CL" w:eastAsia="en-US" w:bidi="ar-SA"/>
+        </w:rPr>
+        <w:t>Incorporar autenticación de usuarios.</w:t>
       </w:r>
     </w:p>
     <w:p>
@@ -1796,21 +2042,20 @@
         <w:pStyle w:val="Prrafodelista"/>
         <w:numPr>
           <w:ilvl w:val="0"/>
-          <w:numId w:val="11"/>
+          <w:numId w:val="16"/>
         </w:numPr>
-        <w:rPr>
-          <w:rFonts w:asciiTheme="minorHAnsi" w:hAnsiTheme="minorHAnsi" w:cstheme="minorHAnsi"/>
-          <w:sz w:val="22"/>
-          <w:szCs w:val="22"/>
-        </w:rPr>
-      </w:pPr>
-      <w:r>
-        <w:rPr>
-          <w:rFonts w:asciiTheme="minorHAnsi" w:hAnsiTheme="minorHAnsi" w:cstheme="minorHAnsi"/>
-          <w:sz w:val="22"/>
-          <w:szCs w:val="22"/>
-        </w:rPr>
-        <w:t>Incorporar autenticación de usuarios.</w:t>
+        <w:spacing w:after="0" w:line="360" w:lineRule="auto"/>
+        <w:rPr>
+          <w:rFonts w:eastAsiaTheme="minorEastAsia" w:cstheme="minorBidi"/>
+          <w:lang w:val="es-CL" w:eastAsia="en-US" w:bidi="ar-SA"/>
+        </w:rPr>
+      </w:pPr>
+      <w:r>
+        <w:rPr>
+          <w:rFonts w:eastAsiaTheme="minorEastAsia" w:cstheme="minorBidi"/>
+          <w:lang w:val="es-CL" w:eastAsia="en-US" w:bidi="ar-SA"/>
+        </w:rPr>
+        <w:t>Desarrollar una tienda pública con filtros por categorías.</w:t>
       </w:r>
     </w:p>
     <w:p>
@@ -1818,21 +2063,20 @@
         <w:pStyle w:val="Prrafodelista"/>
         <w:numPr>
           <w:ilvl w:val="0"/>
-          <w:numId w:val="11"/>
+          <w:numId w:val="16"/>
         </w:numPr>
-        <w:rPr>
-          <w:rFonts w:asciiTheme="minorHAnsi" w:hAnsiTheme="minorHAnsi" w:cstheme="minorHAnsi"/>
-          <w:sz w:val="22"/>
-          <w:szCs w:val="22"/>
-        </w:rPr>
-      </w:pPr>
-      <w:r>
-        <w:rPr>
-          <w:rFonts w:asciiTheme="minorHAnsi" w:hAnsiTheme="minorHAnsi" w:cstheme="minorHAnsi"/>
-          <w:sz w:val="22"/>
-          <w:szCs w:val="22"/>
-        </w:rPr>
-        <w:t>Desarrollar una tienda pública con filtros por categorías.</w:t>
+        <w:spacing w:after="0" w:line="360" w:lineRule="auto"/>
+        <w:rPr>
+          <w:rFonts w:eastAsiaTheme="minorEastAsia" w:cstheme="minorBidi"/>
+          <w:lang w:val="es-CL" w:eastAsia="en-US" w:bidi="ar-SA"/>
+        </w:rPr>
+      </w:pPr>
+      <w:r>
+        <w:rPr>
+          <w:rFonts w:eastAsiaTheme="minorEastAsia" w:cstheme="minorBidi"/>
+          <w:lang w:val="es-CL" w:eastAsia="en-US" w:bidi="ar-SA"/>
+        </w:rPr>
+        <w:t>Implementar un carrito persistente y gestión de pedidos.</w:t>
       </w:r>
     </w:p>
     <w:p>
@@ -1840,197 +2084,282 @@
         <w:pStyle w:val="Prrafodelista"/>
         <w:numPr>
           <w:ilvl w:val="0"/>
-          <w:numId w:val="11"/>
+          <w:numId w:val="16"/>
         </w:numPr>
-        <w:rPr>
-          <w:rFonts w:asciiTheme="minorHAnsi" w:hAnsiTheme="minorHAnsi" w:cstheme="minorHAnsi"/>
-          <w:sz w:val="22"/>
-          <w:szCs w:val="22"/>
-        </w:rPr>
-      </w:pPr>
-      <w:r>
-        <w:rPr>
-          <w:rFonts w:asciiTheme="minorHAnsi" w:hAnsiTheme="minorHAnsi" w:cstheme="minorHAnsi"/>
-          <w:sz w:val="22"/>
-          <w:szCs w:val="22"/>
-        </w:rPr>
-        <w:t>Implementar un carrito persistente y gestión de pedidos.</w:t>
-      </w:r>
-    </w:p>
-    <w:p>
-      <w:pPr>
-        <w:pStyle w:val="Prrafodelista"/>
-        <w:numPr>
-          <w:ilvl w:val="0"/>
-          <w:numId w:val="11"/>
-        </w:numPr>
-        <w:rPr>
-          <w:rFonts w:asciiTheme="minorHAnsi" w:hAnsiTheme="minorHAnsi" w:cstheme="minorHAnsi"/>
-          <w:sz w:val="22"/>
-          <w:szCs w:val="22"/>
-        </w:rPr>
-      </w:pPr>
-      <w:r>
-        <w:rPr>
-          <w:rFonts w:asciiTheme="minorHAnsi" w:hAnsiTheme="minorHAnsi" w:cstheme="minorHAnsi"/>
-          <w:sz w:val="22"/>
-          <w:szCs w:val="22"/>
+        <w:spacing w:after="0" w:line="360" w:lineRule="auto"/>
+        <w:rPr>
+          <w:rFonts w:eastAsiaTheme="minorEastAsia" w:cstheme="minorBidi"/>
+          <w:lang w:val="es-CL" w:eastAsia="en-US" w:bidi="ar-SA"/>
+        </w:rPr>
+      </w:pPr>
+      <w:r>
+        <w:rPr>
+          <w:rFonts w:eastAsiaTheme="minorEastAsia" w:cstheme="minorBidi"/>
+          <w:lang w:val="es-CL" w:eastAsia="en-US" w:bidi="ar-SA"/>
+        </w:rPr>
+        <w:t>Aplicar buenas prácticas de diseño e integridad de datos.</w:t>
+      </w:r>
+    </w:p>
+    <w:p>
+      <w:pPr>
+        <w:spacing w:after="0" w:line="360" w:lineRule="auto"/>
+        <w:rPr>
+          <w:rFonts w:eastAsiaTheme="minorEastAsia" w:cstheme="minorBidi"/>
+          <w:lang w:val="es-CL" w:eastAsia="en-US" w:bidi="ar-SA"/>
+        </w:rPr>
+      </w:pPr>
+    </w:p>
+    <w:p>
+      <w:pPr>
+        <w:spacing w:after="0" w:line="360" w:lineRule="auto"/>
+        <w:rPr>
+          <w:rFonts w:eastAsiaTheme="minorEastAsia" w:cstheme="minorBidi"/>
+          <w:lang w:val="es-CL" w:eastAsia="en-US" w:bidi="ar-SA"/>
+        </w:rPr>
+      </w:pPr>
+    </w:p>
+    <w:p>
+      <w:pPr>
+        <w:spacing w:after="0" w:line="360" w:lineRule="auto"/>
+        <w:rPr>
+          <w:rFonts w:eastAsiaTheme="minorEastAsia" w:cstheme="minorBidi"/>
+          <w:lang w:val="es-CL" w:eastAsia="en-US" w:bidi="ar-SA"/>
+        </w:rPr>
+      </w:pPr>
+      <w:r>
+        <w:rPr>
+          <w:rFonts w:eastAsiaTheme="minorEastAsia" w:cstheme="minorBidi"/>
+          <w:lang w:val="es-CL" w:eastAsia="en-US" w:bidi="ar-SA"/>
+        </w:rPr>
+        <w:t xml:space="preserve">Cabe distinguir el objetivo del proyecto del objetivo de este informe: el objetivo del proyecto es construir y dejar funcionando la aplicación </w:t>
+      </w:r>
+      <w:proofErr w:type="spellStart"/>
+      <w:r>
+        <w:rPr>
+          <w:rFonts w:eastAsiaTheme="minorEastAsia" w:cstheme="minorBidi"/>
+          <w:lang w:val="es-CL" w:eastAsia="en-US" w:bidi="ar-SA"/>
+        </w:rPr>
+        <w:t>FoodPlease</w:t>
+      </w:r>
+      <w:proofErr w:type="spellEnd"/>
+      <w:r>
+        <w:rPr>
+          <w:rFonts w:eastAsiaTheme="minorEastAsia" w:cstheme="minorBidi"/>
+          <w:lang w:val="es-CL" w:eastAsia="en-US" w:bidi="ar-SA"/>
+        </w:rPr>
+        <w:t>; el objetivo de este informe es documentar y justificar las decisiones de diseño tomadas para lograrlo, de modo que puedan evaluarse de forma independiente al código.</w:t>
+      </w:r>
+    </w:p>
+    <w:p>
+      <w:pPr>
+        <w:spacing w:after="0" w:line="360" w:lineRule="auto"/>
+        <w:rPr>
+          <w:rFonts w:eastAsiaTheme="minorEastAsia" w:cstheme="minorBidi"/>
+          <w:lang w:val="es-CL" w:eastAsia="en-US" w:bidi="ar-SA"/>
+        </w:rPr>
+      </w:pPr>
+    </w:p>
+    <w:p>
+      <w:pPr>
+        <w:spacing w:after="0" w:line="360" w:lineRule="auto"/>
+        <w:rPr>
+          <w:rFonts w:eastAsiaTheme="minorEastAsia" w:cstheme="minorBidi"/>
+          <w:lang w:val="es-CL" w:eastAsia="en-US" w:bidi="ar-SA"/>
+        </w:rPr>
+      </w:pPr>
+      <w:r>
+        <w:rPr>
+          <w:rFonts w:eastAsiaTheme="minorEastAsia" w:cstheme="minorBidi"/>
+          <w:lang w:val="es-CL" w:eastAsia="en-US" w:bidi="ar-SA"/>
+        </w:rPr>
+        <w:t>Este documento se organiza de la siguiente manera: primero se presenta la propuesta y el análisis del CRUD base recibido; luego se describe el diseño y la arquitectura de la solución, incluyendo el patrón arquitectónico utilizado y el análisis de las decisiones tomadas; después se detalla el modelo de datos y el funcionamiento mínimo viable alcanzado; se declara el alcance y las limitaciones actuales; se muestran capturas del ambiente local; y finalmente se presentan las conclusiones.</w:t>
+      </w:r>
+    </w:p>
+    <w:p>
+      <w:pPr>
+        <w:spacing w:after="0" w:line="360" w:lineRule="auto"/>
+        <w:rPr>
+          <w:lang w:val="es-CL"/>
+        </w:rPr>
+      </w:pPr>
+    </w:p>
+    <w:p>
+      <w:pPr>
+        <w:pStyle w:val="Ttulo2"/>
+        <w:spacing w:before="140" w:after="80" w:line="360" w:lineRule="auto"/>
+        <w:jc w:val="left"/>
+        <w:rPr>
+          <w:color w:val="auto"/>
+          <w:lang w:val="es-CL"/>
+        </w:rPr>
+      </w:pPr>
+      <w:bookmarkStart w:id="3" w:name="_Toc235996181"/>
+      <w:r>
+        <w:rPr>
+          <w:color w:val="auto"/>
+          <w:lang w:val="es-CL"/>
+        </w:rPr>
+        <w:t>Propuesta de la aplicación</w:t>
+      </w:r>
+      <w:bookmarkEnd w:id="3"/>
+    </w:p>
+    <w:p>
+      <w:pPr>
+        <w:spacing w:line="360" w:lineRule="auto"/>
+        <w:rPr>
+          <w:lang w:val="es-CL"/>
+        </w:rPr>
+      </w:pPr>
+      <w:proofErr w:type="spellStart"/>
+      <w:r>
+        <w:rPr>
+          <w:lang w:val="es-CL"/>
+        </w:rPr>
+        <w:t>FoodPlease</w:t>
+      </w:r>
+      <w:proofErr w:type="spellEnd"/>
+      <w:r>
+        <w:rPr>
+          <w:lang w:val="es-CL"/>
+        </w:rPr>
+        <w:t xml:space="preserve"> es una tienda web de alimentos desarrollada con Python y Django. Los administradores gesti</w:t>
+      </w:r>
+      <w:r>
+        <w:rPr>
+          <w:lang w:val="es-CL"/>
+        </w:rPr>
+        <w:t>onan el catálogo y las categorías, mientras los clientes consultan productos, aplican filtros, inician sesión y mantienen un carrito persistente hasta confirmar el pedido. La solución reutiliza y amplía el CRUD base, incorporando entidades y reglas de nego</w:t>
+      </w:r>
+      <w:r>
+        <w:rPr>
+          <w:lang w:val="es-CL"/>
+        </w:rPr>
+        <w:t>cio propias de un comercio electrónico.</w:t>
+      </w:r>
+    </w:p>
+    <w:p>
+      <w:pPr>
+        <w:pStyle w:val="Ttulo2"/>
+        <w:spacing w:before="140" w:after="80" w:line="360" w:lineRule="auto"/>
+        <w:jc w:val="left"/>
+        <w:rPr>
+          <w:color w:val="auto"/>
+          <w:lang w:val="es-CL"/>
+        </w:rPr>
+      </w:pPr>
+      <w:bookmarkStart w:id="4" w:name="_Toc235996182"/>
+      <w:r>
+        <w:rPr>
+          <w:color w:val="auto"/>
+          <w:lang w:val="es-CL"/>
         </w:rPr>
         <w:lastRenderedPageBreak/>
-        <w:t>Aplicar buenas prácticas de diseño e integridad de datos.</w:t>
-      </w:r>
-    </w:p>
-    <w:p>
-      <w:pPr>
-        <w:pStyle w:val="Ttulo2"/>
-        <w:rPr>
-          <w:rFonts w:asciiTheme="minorHAnsi" w:hAnsiTheme="minorHAnsi" w:cstheme="minorHAnsi"/>
-          <w:u w:val="single"/>
-          <w:lang w:val="es-CL"/>
-        </w:rPr>
-      </w:pPr>
-      <w:bookmarkStart w:id="2" w:name="_Toc235881493"/>
-      <w:r>
-        <w:rPr>
-          <w:rFonts w:asciiTheme="minorHAnsi" w:hAnsiTheme="minorHAnsi" w:cstheme="minorHAnsi"/>
-          <w:u w:val="single"/>
-          <w:lang w:val="es-CL"/>
-        </w:rPr>
-        <w:t>Propuesta de la aplicación:</w:t>
-      </w:r>
-      <w:bookmarkEnd w:id="2"/>
-    </w:p>
-    <w:p>
-      <w:pPr>
-        <w:rPr>
-          <w:rFonts w:asciiTheme="minorHAnsi" w:hAnsiTheme="minorHAnsi" w:cstheme="minorHAnsi"/>
-        </w:rPr>
-      </w:pPr>
-      <w:proofErr w:type="spellStart"/>
-      <w:r>
-        <w:rPr>
-          <w:rFonts w:asciiTheme="minorHAnsi" w:hAnsiTheme="minorHAnsi" w:cstheme="minorHAnsi"/>
-        </w:rPr>
-        <w:t>FoodPlease</w:t>
-      </w:r>
-      <w:proofErr w:type="spellEnd"/>
-      <w:r>
-        <w:rPr>
-          <w:rFonts w:asciiTheme="minorHAnsi" w:hAnsiTheme="minorHAnsi" w:cstheme="minorHAnsi"/>
-        </w:rPr>
-        <w:t xml:space="preserve"> corresponde a una tienda web de alimentos desarrollada sobre Django utilizando el patrón Modelo–Vista–</w:t>
-      </w:r>
-      <w:proofErr w:type="spellStart"/>
-      <w:r>
-        <w:rPr>
-          <w:rFonts w:asciiTheme="minorHAnsi" w:hAnsiTheme="minorHAnsi" w:cstheme="minorHAnsi"/>
-        </w:rPr>
-        <w:t>Template</w:t>
-      </w:r>
-      <w:proofErr w:type="spellEnd"/>
-      <w:r>
-        <w:rPr>
-          <w:rFonts w:asciiTheme="minorHAnsi" w:hAnsiTheme="minorHAnsi" w:cstheme="minorHAnsi"/>
-        </w:rPr>
-        <w:t xml:space="preserve"> (MVT). El sistema permite que un administrador gestione el catálogo y que los clientes visualicen productos, agreguen artículos al carrito y preparen un pedido. La propuesta nace de la adaptación del CRUD base, agregando funcionalidades propias de un sistema de comercio electrónico.</w:t>
-      </w:r>
-    </w:p>
-    <w:p>
-      <w:pPr>
-        <w:pStyle w:val="Ttulo2"/>
-        <w:rPr>
-          <w:rFonts w:asciiTheme="minorHAnsi" w:hAnsiTheme="minorHAnsi" w:cstheme="minorHAnsi"/>
-          <w:u w:val="single"/>
-        </w:rPr>
-      </w:pPr>
-      <w:bookmarkStart w:id="3" w:name="_Toc235881494"/>
-      <w:r>
-        <w:rPr>
-          <w:rFonts w:asciiTheme="minorHAnsi" w:hAnsiTheme="minorHAnsi" w:cstheme="minorHAnsi"/>
-          <w:u w:val="single"/>
-        </w:rPr>
-        <w:t>Análisis del CRUD base:</w:t>
-      </w:r>
-      <w:bookmarkEnd w:id="3"/>
-    </w:p>
-    <w:p>
-      <w:pPr>
-        <w:rPr>
-          <w:rFonts w:asciiTheme="minorHAnsi" w:hAnsiTheme="minorHAnsi" w:cstheme="minorHAnsi"/>
-        </w:rPr>
-      </w:pPr>
-      <w:r>
-        <w:rPr>
-          <w:rFonts w:asciiTheme="minorHAnsi" w:hAnsiTheme="minorHAnsi" w:cstheme="minorHAnsi"/>
-        </w:rPr>
-        <w:t>El proyecto inicial proporcionaba operaciones Crear, Leer, Actualizar y Eliminar sobre una entidad. A partir de esa base se identificó la necesidad de incorporar nuevas entidades, relaciones y reglas de negocio.</w:t>
-      </w:r>
-    </w:p>
-    <w:p>
-      <w:pPr>
-        <w:rPr>
-          <w:rFonts w:asciiTheme="minorHAnsi" w:hAnsiTheme="minorHAnsi" w:cstheme="minorHAnsi"/>
+        <w:t>Análisis del CRUD base</w:t>
+      </w:r>
+      <w:bookmarkEnd w:id="4"/>
+    </w:p>
+    <w:p>
+      <w:pPr>
+        <w:spacing w:line="360" w:lineRule="auto"/>
+        <w:rPr>
+          <w:lang w:val="es-CL"/>
+        </w:rPr>
+      </w:pPr>
+      <w:r>
+        <w:rPr>
+          <w:lang w:val="es-CL"/>
+        </w:rPr>
+        <w:t>El ejemplo inicial permitía crear, leer, actualizar y eliminar registros de una entidad. La adaptación conservó esas operaciones y amplió su alcance mediante cambios coordinados en la presentac</w:t>
+      </w:r>
+      <w:r>
+        <w:rPr>
+          <w:lang w:val="es-CL"/>
+        </w:rPr>
+        <w:t>ión, la lógica de la aplicación y el modelo de datos (Vargas, 2022b).</w:t>
+      </w:r>
+    </w:p>
+    <w:p>
+      <w:pPr>
+        <w:spacing w:line="360" w:lineRule="auto"/>
+        <w:rPr>
+          <w:lang w:val="es-CL"/>
         </w:rPr>
       </w:pPr>
     </w:p>
     <w:tbl>
       <w:tblPr>
-        <w:tblW w:w="0" w:type="auto"/>
+        <w:tblW w:w="9240" w:type="dxa"/>
+        <w:tblInd w:w="120" w:type="dxa"/>
         <w:tblBorders>
-          <w:top w:val="single" w:sz="4" w:space="0" w:color="auto"/>
-          <w:left w:val="single" w:sz="4" w:space="0" w:color="auto"/>
-          <w:bottom w:val="single" w:sz="4" w:space="0" w:color="auto"/>
-          <w:right w:val="single" w:sz="4" w:space="0" w:color="auto"/>
-          <w:insideH w:val="single" w:sz="4" w:space="0" w:color="auto"/>
-          <w:insideV w:val="single" w:sz="4" w:space="0" w:color="auto"/>
+          <w:top w:val="single" w:sz="4" w:space="0" w:color="D9D9D9"/>
+          <w:left w:val="single" w:sz="4" w:space="0" w:color="D9D9D9"/>
+          <w:bottom w:val="single" w:sz="4" w:space="0" w:color="D9D9D9"/>
+          <w:right w:val="single" w:sz="4" w:space="0" w:color="D9D9D9"/>
+          <w:insideH w:val="single" w:sz="4" w:space="0" w:color="D9D9D9"/>
+          <w:insideV w:val="single" w:sz="4" w:space="0" w:color="D9D9D9"/>
         </w:tblBorders>
+        <w:tblLayout w:type="fixed"/>
         <w:tblLook w:val="04A0" w:firstRow="1" w:lastRow="0" w:firstColumn="1" w:lastColumn="0" w:noHBand="0" w:noVBand="1"/>
       </w:tblPr>
       <w:tblGrid>
-        <w:gridCol w:w="2880"/>
-        <w:gridCol w:w="3041"/>
-        <w:gridCol w:w="2880"/>
+        <w:gridCol w:w="2640"/>
+        <w:gridCol w:w="3240"/>
+        <w:gridCol w:w="3360"/>
       </w:tblGrid>
       <w:tr>
         <w:tc>
           <w:tcPr>
-            <w:tcW w:w="2880" w:type="dxa"/>
+            <w:tcW w:w="2640" w:type="dxa"/>
+            <w:shd w:val="clear" w:color="auto" w:fill="F6E8EA"/>
+            <w:tcMar>
+              <w:top w:w="80" w:type="dxa"/>
+              <w:left w:w="90" w:type="dxa"/>
+              <w:bottom w:w="80" w:type="dxa"/>
+              <w:right w:w="90" w:type="dxa"/>
+            </w:tcMar>
+            <w:vAlign w:val="center"/>
           </w:tcPr>
           <w:p>
             <w:pPr>
-              <w:rPr>
-                <w:rFonts w:asciiTheme="minorHAnsi" w:hAnsiTheme="minorHAnsi" w:cstheme="minorHAnsi"/>
+              <w:spacing w:after="0" w:line="360" w:lineRule="auto"/>
+              <w:jc w:val="left"/>
+              <w:rPr>
+                <w:lang w:val="es-CL"/>
+              </w:rPr>
+            </w:pPr>
+            <w:r>
+              <w:rPr>
                 <w:b/>
-                <w:bCs/>
-              </w:rPr>
-            </w:pPr>
-            <w:r>
-              <w:rPr>
-                <w:rFonts w:asciiTheme="minorHAnsi" w:hAnsiTheme="minorHAnsi" w:cstheme="minorHAnsi"/>
-                <w:b/>
-                <w:bCs/>
-              </w:rPr>
-              <w:t>CRUD Base</w:t>
+                <w:lang w:val="es-CL"/>
+              </w:rPr>
+              <w:t>CRUD base</w:t>
             </w:r>
           </w:p>
         </w:tc>
         <w:tc>
           <w:tcPr>
-            <w:tcW w:w="3041" w:type="dxa"/>
+            <w:tcW w:w="3240" w:type="dxa"/>
+            <w:shd w:val="clear" w:color="auto" w:fill="F6E8EA"/>
+            <w:tcMar>
+              <w:top w:w="80" w:type="dxa"/>
+              <w:left w:w="90" w:type="dxa"/>
+              <w:bottom w:w="80" w:type="dxa"/>
+              <w:right w:w="90" w:type="dxa"/>
+            </w:tcMar>
+            <w:vAlign w:val="center"/>
           </w:tcPr>
           <w:p>
             <w:pPr>
-              <w:rPr>
-                <w:rFonts w:asciiTheme="minorHAnsi" w:hAnsiTheme="minorHAnsi" w:cstheme="minorHAnsi"/>
+              <w:spacing w:after="0" w:line="360" w:lineRule="auto"/>
+              <w:jc w:val="left"/>
+              <w:rPr>
+                <w:lang w:val="es-CL"/>
+              </w:rPr>
+            </w:pPr>
+            <w:r>
+              <w:rPr>
                 <w:b/>
-                <w:bCs/>
-              </w:rPr>
-            </w:pPr>
-            <w:r>
-              <w:rPr>
-                <w:rFonts w:asciiTheme="minorHAnsi" w:hAnsiTheme="minorHAnsi" w:cstheme="minorHAnsi"/>
-                <w:b/>
-                <w:bCs/>
+                <w:lang w:val="es-CL"/>
               </w:rPr>
               <w:t>Adaptación</w:t>
             </w:r>
@@ -2038,21 +2367,28 @@
         </w:tc>
         <w:tc>
           <w:tcPr>
-            <w:tcW w:w="2880" w:type="dxa"/>
+            <w:tcW w:w="3360" w:type="dxa"/>
+            <w:shd w:val="clear" w:color="auto" w:fill="F6E8EA"/>
+            <w:tcMar>
+              <w:top w:w="80" w:type="dxa"/>
+              <w:left w:w="90" w:type="dxa"/>
+              <w:bottom w:w="80" w:type="dxa"/>
+              <w:right w:w="90" w:type="dxa"/>
+            </w:tcMar>
+            <w:vAlign w:val="center"/>
           </w:tcPr>
           <w:p>
             <w:pPr>
-              <w:rPr>
-                <w:rFonts w:asciiTheme="minorHAnsi" w:hAnsiTheme="minorHAnsi" w:cstheme="minorHAnsi"/>
+              <w:spacing w:after="0" w:line="360" w:lineRule="auto"/>
+              <w:jc w:val="left"/>
+              <w:rPr>
+                <w:lang w:val="es-CL"/>
+              </w:rPr>
+            </w:pPr>
+            <w:r>
+              <w:rPr>
                 <w:b/>
-                <w:bCs/>
-              </w:rPr>
-            </w:pPr>
-            <w:r>
-              <w:rPr>
-                <w:rFonts w:asciiTheme="minorHAnsi" w:hAnsiTheme="minorHAnsi" w:cstheme="minorHAnsi"/>
-                <w:b/>
-                <w:bCs/>
+                <w:lang w:val="es-CL"/>
               </w:rPr>
               <w:t>Beneficio</w:t>
             </w:r>
@@ -2062,53 +2398,80 @@
       <w:tr>
         <w:tc>
           <w:tcPr>
-            <w:tcW w:w="2880" w:type="dxa"/>
+            <w:tcW w:w="2640" w:type="dxa"/>
+            <w:tcMar>
+              <w:top w:w="80" w:type="dxa"/>
+              <w:left w:w="90" w:type="dxa"/>
+              <w:bottom w:w="80" w:type="dxa"/>
+              <w:right w:w="90" w:type="dxa"/>
+            </w:tcMar>
+            <w:vAlign w:val="center"/>
           </w:tcPr>
           <w:p>
             <w:pPr>
-              <w:rPr>
-                <w:rFonts w:asciiTheme="minorHAnsi" w:hAnsiTheme="minorHAnsi" w:cstheme="minorHAnsi"/>
+              <w:spacing w:after="0" w:line="360" w:lineRule="auto"/>
+              <w:jc w:val="left"/>
+              <w:rPr>
+                <w:lang w:val="es-CL"/>
               </w:rPr>
             </w:pPr>
             <w:r>
               <w:rPr>
-                <w:rFonts w:asciiTheme="minorHAnsi" w:hAnsiTheme="minorHAnsi" w:cstheme="minorHAnsi"/>
-              </w:rPr>
-              <w:t>Productos</w:t>
+                <w:lang w:val="es-CL"/>
+              </w:rPr>
+              <w:t>Una entidad</w:t>
             </w:r>
           </w:p>
         </w:tc>
         <w:tc>
           <w:tcPr>
-            <w:tcW w:w="3041" w:type="dxa"/>
+            <w:tcW w:w="3240" w:type="dxa"/>
+            <w:tcMar>
+              <w:top w:w="80" w:type="dxa"/>
+              <w:left w:w="90" w:type="dxa"/>
+              <w:bottom w:w="80" w:type="dxa"/>
+              <w:right w:w="90" w:type="dxa"/>
+            </w:tcMar>
+            <w:vAlign w:val="center"/>
           </w:tcPr>
           <w:p>
             <w:pPr>
-              <w:rPr>
-                <w:rFonts w:asciiTheme="minorHAnsi" w:hAnsiTheme="minorHAnsi" w:cstheme="minorHAnsi"/>
+              <w:spacing w:after="0" w:line="360" w:lineRule="auto"/>
+              <w:jc w:val="left"/>
+              <w:rPr>
+                <w:lang w:val="es-CL"/>
               </w:rPr>
             </w:pPr>
             <w:r>
               <w:rPr>
-                <w:rFonts w:asciiTheme="minorHAnsi" w:hAnsiTheme="minorHAnsi" w:cstheme="minorHAnsi"/>
-              </w:rPr>
-              <w:t>Se incorporó Categoría</w:t>
+                <w:lang w:val="es-CL"/>
+              </w:rPr>
+              <w:t>Productos y categorías</w:t>
             </w:r>
           </w:p>
         </w:tc>
         <w:tc>
           <w:tcPr>
-            <w:tcW w:w="2880" w:type="dxa"/>
+            <w:tcW w:w="3360" w:type="dxa"/>
+            <w:tcMar>
+              <w:top w:w="80" w:type="dxa"/>
+              <w:left w:w="90" w:type="dxa"/>
+              <w:bottom w:w="80" w:type="dxa"/>
+              <w:right w:w="90" w:type="dxa"/>
+            </w:tcMar>
+            <w:vAlign w:val="center"/>
           </w:tcPr>
           <w:p>
             <w:pPr>
-              <w:rPr>
-                <w:rFonts w:asciiTheme="minorHAnsi" w:hAnsiTheme="minorHAnsi" w:cstheme="minorHAnsi"/>
+              <w:spacing w:after="0" w:line="360" w:lineRule="auto"/>
+              <w:jc w:val="left"/>
+              <w:rPr>
+                <w:lang w:val="es-CL"/>
               </w:rPr>
             </w:pPr>
             <w:r>
               <w:rPr>
-                <w:rFonts w:asciiTheme="minorHAnsi" w:hAnsiTheme="minorHAnsi" w:cstheme="minorHAnsi"/>
+                <w:lang w:val="es-CL"/>
               </w:rPr>
               <w:t>Organización del catálogo</w:t>
             </w:r>
@@ -2118,53 +2481,91 @@
       <w:tr>
         <w:tc>
           <w:tcPr>
-            <w:tcW w:w="2880" w:type="dxa"/>
+            <w:tcW w:w="2640" w:type="dxa"/>
+            <w:shd w:val="clear" w:color="auto" w:fill="FAFAFA"/>
+            <w:tcMar>
+              <w:top w:w="80" w:type="dxa"/>
+              <w:left w:w="90" w:type="dxa"/>
+              <w:bottom w:w="80" w:type="dxa"/>
+              <w:right w:w="90" w:type="dxa"/>
+            </w:tcMar>
+            <w:vAlign w:val="center"/>
           </w:tcPr>
           <w:p>
             <w:pPr>
-              <w:rPr>
-                <w:rFonts w:asciiTheme="minorHAnsi" w:hAnsiTheme="minorHAnsi" w:cstheme="minorHAnsi"/>
+              <w:spacing w:after="0" w:line="360" w:lineRule="auto"/>
+              <w:jc w:val="left"/>
+              <w:rPr>
+                <w:lang w:val="es-CL"/>
               </w:rPr>
             </w:pPr>
             <w:r>
               <w:rPr>
-                <w:rFonts w:asciiTheme="minorHAnsi" w:hAnsiTheme="minorHAnsi" w:cstheme="minorHAnsi"/>
-              </w:rPr>
-              <w:t>CRUD básico</w:t>
+                <w:lang w:val="es-CL"/>
+              </w:rPr>
+              <w:t>Sin control de usuarios</w:t>
             </w:r>
           </w:p>
         </w:tc>
         <w:tc>
           <w:tcPr>
-            <w:tcW w:w="3041" w:type="dxa"/>
+            <w:tcW w:w="3240" w:type="dxa"/>
+            <w:shd w:val="clear" w:color="auto" w:fill="FAFAFA"/>
+            <w:tcMar>
+              <w:top w:w="80" w:type="dxa"/>
+              <w:left w:w="90" w:type="dxa"/>
+              <w:bottom w:w="80" w:type="dxa"/>
+              <w:right w:w="90" w:type="dxa"/>
+            </w:tcMar>
+            <w:vAlign w:val="center"/>
           </w:tcPr>
           <w:p>
             <w:pPr>
-              <w:rPr>
-                <w:rFonts w:asciiTheme="minorHAnsi" w:hAnsiTheme="minorHAnsi" w:cstheme="minorHAnsi"/>
+              <w:spacing w:after="0" w:line="360" w:lineRule="auto"/>
+              <w:jc w:val="left"/>
+              <w:rPr>
+                <w:lang w:val="es-CL"/>
               </w:rPr>
             </w:pPr>
             <w:r>
               <w:rPr>
-                <w:rFonts w:asciiTheme="minorHAnsi" w:hAnsiTheme="minorHAnsi" w:cstheme="minorHAnsi"/>
-              </w:rPr>
-              <w:t>Autenticación</w:t>
-            </w:r>
+                <w:lang w:val="es-CL"/>
+              </w:rPr>
+              <w:t xml:space="preserve">Autenticación e </w:t>
+            </w:r>
+            <w:proofErr w:type="spellStart"/>
+            <w:r>
+              <w:rPr>
+                <w:lang w:val="es-CL"/>
+              </w:rPr>
+              <w:t>is_staff</w:t>
+            </w:r>
+            <w:proofErr w:type="spellEnd"/>
           </w:p>
         </w:tc>
         <w:tc>
           <w:tcPr>
-            <w:tcW w:w="2880" w:type="dxa"/>
+            <w:tcW w:w="3360" w:type="dxa"/>
+            <w:shd w:val="clear" w:color="auto" w:fill="FAFAFA"/>
+            <w:tcMar>
+              <w:top w:w="80" w:type="dxa"/>
+              <w:left w:w="90" w:type="dxa"/>
+              <w:bottom w:w="80" w:type="dxa"/>
+              <w:right w:w="90" w:type="dxa"/>
+            </w:tcMar>
+            <w:vAlign w:val="center"/>
           </w:tcPr>
           <w:p>
             <w:pPr>
-              <w:rPr>
-                <w:rFonts w:asciiTheme="minorHAnsi" w:hAnsiTheme="minorHAnsi" w:cstheme="minorHAnsi"/>
+              <w:spacing w:after="0" w:line="360" w:lineRule="auto"/>
+              <w:jc w:val="left"/>
+              <w:rPr>
+                <w:lang w:val="es-CL"/>
               </w:rPr>
             </w:pPr>
             <w:r>
               <w:rPr>
-                <w:rFonts w:asciiTheme="minorHAnsi" w:hAnsiTheme="minorHAnsi" w:cstheme="minorHAnsi"/>
+                <w:lang w:val="es-CL"/>
               </w:rPr>
               <w:t>Protección de operaciones</w:t>
             </w:r>
@@ -2174,42 +2575,66 @@
       <w:tr>
         <w:tc>
           <w:tcPr>
-            <w:tcW w:w="2880" w:type="dxa"/>
+            <w:tcW w:w="2640" w:type="dxa"/>
+            <w:tcMar>
+              <w:top w:w="80" w:type="dxa"/>
+              <w:left w:w="90" w:type="dxa"/>
+              <w:bottom w:w="80" w:type="dxa"/>
+              <w:right w:w="90" w:type="dxa"/>
+            </w:tcMar>
+            <w:vAlign w:val="center"/>
           </w:tcPr>
           <w:p>
             <w:pPr>
-              <w:rPr>
-                <w:rFonts w:asciiTheme="minorHAnsi" w:hAnsiTheme="minorHAnsi" w:cstheme="minorHAnsi"/>
+              <w:spacing w:after="0" w:line="360" w:lineRule="auto"/>
+              <w:jc w:val="left"/>
+              <w:rPr>
+                <w:lang w:val="es-CL"/>
               </w:rPr>
             </w:pPr>
             <w:r>
               <w:rPr>
-                <w:rFonts w:asciiTheme="minorHAnsi" w:hAnsiTheme="minorHAnsi" w:cstheme="minorHAnsi"/>
-              </w:rPr>
-              <w:t>Sin compras</w:t>
+                <w:lang w:val="es-CL"/>
+              </w:rPr>
+              <w:t xml:space="preserve">Sin </w:t>
+            </w:r>
+            <w:r>
+              <w:rPr>
+                <w:lang w:val="es-CL"/>
+              </w:rPr>
+              <w:t>proceso de compra</w:t>
             </w:r>
           </w:p>
         </w:tc>
         <w:tc>
           <w:tcPr>
-            <w:tcW w:w="3041" w:type="dxa"/>
+            <w:tcW w:w="3240" w:type="dxa"/>
+            <w:tcMar>
+              <w:top w:w="80" w:type="dxa"/>
+              <w:left w:w="90" w:type="dxa"/>
+              <w:bottom w:w="80" w:type="dxa"/>
+              <w:right w:w="90" w:type="dxa"/>
+            </w:tcMar>
+            <w:vAlign w:val="center"/>
           </w:tcPr>
           <w:p>
             <w:pPr>
-              <w:rPr>
-                <w:rFonts w:asciiTheme="minorHAnsi" w:hAnsiTheme="minorHAnsi" w:cstheme="minorHAnsi"/>
+              <w:spacing w:after="0" w:line="360" w:lineRule="auto"/>
+              <w:jc w:val="left"/>
+              <w:rPr>
+                <w:lang w:val="es-CL"/>
               </w:rPr>
             </w:pPr>
             <w:r>
               <w:rPr>
-                <w:rFonts w:asciiTheme="minorHAnsi" w:hAnsiTheme="minorHAnsi" w:cstheme="minorHAnsi"/>
+                <w:lang w:val="es-CL"/>
               </w:rPr>
               <w:t xml:space="preserve">Pedido y </w:t>
             </w:r>
             <w:proofErr w:type="spellStart"/>
             <w:r>
               <w:rPr>
-                <w:rFonts w:asciiTheme="minorHAnsi" w:hAnsiTheme="minorHAnsi" w:cstheme="minorHAnsi"/>
+                <w:lang w:val="es-CL"/>
               </w:rPr>
               <w:t>DetallePedido</w:t>
             </w:r>
@@ -2218,19 +2643,28 @@
         </w:tc>
         <w:tc>
           <w:tcPr>
-            <w:tcW w:w="2880" w:type="dxa"/>
+            <w:tcW w:w="3360" w:type="dxa"/>
+            <w:tcMar>
+              <w:top w:w="80" w:type="dxa"/>
+              <w:left w:w="90" w:type="dxa"/>
+              <w:bottom w:w="80" w:type="dxa"/>
+              <w:right w:w="90" w:type="dxa"/>
+            </w:tcMar>
+            <w:vAlign w:val="center"/>
           </w:tcPr>
           <w:p>
             <w:pPr>
-              <w:rPr>
-                <w:rFonts w:asciiTheme="minorHAnsi" w:hAnsiTheme="minorHAnsi" w:cstheme="minorHAnsi"/>
+              <w:spacing w:after="0" w:line="360" w:lineRule="auto"/>
+              <w:jc w:val="left"/>
+              <w:rPr>
+                <w:lang w:val="es-CL"/>
               </w:rPr>
             </w:pPr>
             <w:r>
               <w:rPr>
-                <w:rFonts w:asciiTheme="minorHAnsi" w:hAnsiTheme="minorHAnsi" w:cstheme="minorHAnsi"/>
-              </w:rPr>
-              <w:t>Persistencia del carrito</w:t>
+                <w:lang w:val="es-CL"/>
+              </w:rPr>
+              <w:t>Carrito persistente e historial</w:t>
             </w:r>
           </w:p>
         </w:tc>
@@ -2238,17 +2672,27 @@
       <w:tr>
         <w:tc>
           <w:tcPr>
-            <w:tcW w:w="2880" w:type="dxa"/>
+            <w:tcW w:w="2640" w:type="dxa"/>
+            <w:shd w:val="clear" w:color="auto" w:fill="FAFAFA"/>
+            <w:tcMar>
+              <w:top w:w="80" w:type="dxa"/>
+              <w:left w:w="90" w:type="dxa"/>
+              <w:bottom w:w="80" w:type="dxa"/>
+              <w:right w:w="90" w:type="dxa"/>
+            </w:tcMar>
+            <w:vAlign w:val="center"/>
           </w:tcPr>
           <w:p>
             <w:pPr>
-              <w:rPr>
-                <w:rFonts w:asciiTheme="minorHAnsi" w:hAnsiTheme="minorHAnsi" w:cstheme="minorHAnsi"/>
+              <w:spacing w:after="0" w:line="360" w:lineRule="auto"/>
+              <w:jc w:val="left"/>
+              <w:rPr>
+                <w:lang w:val="es-CL"/>
               </w:rPr>
             </w:pPr>
             <w:r>
               <w:rPr>
-                <w:rFonts w:asciiTheme="minorHAnsi" w:hAnsiTheme="minorHAnsi" w:cstheme="minorHAnsi"/>
+                <w:lang w:val="es-CL"/>
               </w:rPr>
               <w:t>Sin filtros</w:t>
             </w:r>
@@ -2256,37 +2700,57 @@
         </w:tc>
         <w:tc>
           <w:tcPr>
-            <w:tcW w:w="3041" w:type="dxa"/>
+            <w:tcW w:w="3240" w:type="dxa"/>
+            <w:shd w:val="clear" w:color="auto" w:fill="FAFAFA"/>
+            <w:tcMar>
+              <w:top w:w="80" w:type="dxa"/>
+              <w:left w:w="90" w:type="dxa"/>
+              <w:bottom w:w="80" w:type="dxa"/>
+              <w:right w:w="90" w:type="dxa"/>
+            </w:tcMar>
+            <w:vAlign w:val="center"/>
           </w:tcPr>
           <w:p>
             <w:pPr>
-              <w:rPr>
-                <w:rFonts w:asciiTheme="minorHAnsi" w:hAnsiTheme="minorHAnsi" w:cstheme="minorHAnsi"/>
+              <w:spacing w:after="0" w:line="360" w:lineRule="auto"/>
+              <w:jc w:val="left"/>
+              <w:rPr>
+                <w:lang w:val="es-CL"/>
               </w:rPr>
             </w:pPr>
             <w:r>
               <w:rPr>
-                <w:rFonts w:asciiTheme="minorHAnsi" w:hAnsiTheme="minorHAnsi" w:cstheme="minorHAnsi"/>
-              </w:rPr>
-              <w:t>Filtro por categoría</w:t>
+                <w:lang w:val="es-CL"/>
+              </w:rPr>
+              <w:t>Buscador y categorías</w:t>
             </w:r>
           </w:p>
         </w:tc>
         <w:tc>
           <w:tcPr>
-            <w:tcW w:w="2880" w:type="dxa"/>
+            <w:tcW w:w="3360" w:type="dxa"/>
+            <w:shd w:val="clear" w:color="auto" w:fill="FAFAFA"/>
+            <w:tcMar>
+              <w:top w:w="80" w:type="dxa"/>
+              <w:left w:w="90" w:type="dxa"/>
+              <w:bottom w:w="80" w:type="dxa"/>
+              <w:right w:w="90" w:type="dxa"/>
+            </w:tcMar>
+            <w:vAlign w:val="center"/>
           </w:tcPr>
           <w:p>
             <w:pPr>
-              <w:rPr>
-                <w:rFonts w:asciiTheme="minorHAnsi" w:hAnsiTheme="minorHAnsi" w:cstheme="minorHAnsi"/>
+              <w:spacing w:after="0" w:line="360" w:lineRule="auto"/>
+              <w:jc w:val="left"/>
+              <w:rPr>
+                <w:lang w:val="es-CL"/>
               </w:rPr>
             </w:pPr>
             <w:r>
               <w:rPr>
-                <w:rFonts w:asciiTheme="minorHAnsi" w:hAnsiTheme="minorHAnsi" w:cstheme="minorHAnsi"/>
-              </w:rPr>
-              <w:t>Mejor experiencia</w:t>
+                <w:lang w:val="es-CL"/>
+              </w:rPr>
+              <w:t>Mejor navegación</w:t>
             </w:r>
           </w:p>
         </w:tc>
@@ -2294,17 +2758,26 @@
       <w:tr>
         <w:tc>
           <w:tcPr>
-            <w:tcW w:w="2880" w:type="dxa"/>
+            <w:tcW w:w="2640" w:type="dxa"/>
+            <w:tcMar>
+              <w:top w:w="80" w:type="dxa"/>
+              <w:left w:w="90" w:type="dxa"/>
+              <w:bottom w:w="80" w:type="dxa"/>
+              <w:right w:w="90" w:type="dxa"/>
+            </w:tcMar>
+            <w:vAlign w:val="center"/>
           </w:tcPr>
           <w:p>
             <w:pPr>
-              <w:rPr>
-                <w:rFonts w:asciiTheme="minorHAnsi" w:hAnsiTheme="minorHAnsi" w:cstheme="minorHAnsi"/>
+              <w:spacing w:after="0" w:line="360" w:lineRule="auto"/>
+              <w:jc w:val="left"/>
+              <w:rPr>
+                <w:lang w:val="es-CL"/>
               </w:rPr>
             </w:pPr>
             <w:r>
               <w:rPr>
-                <w:rFonts w:asciiTheme="minorHAnsi" w:hAnsiTheme="minorHAnsi" w:cstheme="minorHAnsi"/>
+                <w:lang w:val="es-CL"/>
               </w:rPr>
               <w:t>Sin cálculos</w:t>
             </w:r>
@@ -2312,279 +2785,608 @@
         </w:tc>
         <w:tc>
           <w:tcPr>
-            <w:tcW w:w="3041" w:type="dxa"/>
+            <w:tcW w:w="3240" w:type="dxa"/>
+            <w:tcMar>
+              <w:top w:w="80" w:type="dxa"/>
+              <w:left w:w="90" w:type="dxa"/>
+              <w:bottom w:w="80" w:type="dxa"/>
+              <w:right w:w="90" w:type="dxa"/>
+            </w:tcMar>
+            <w:vAlign w:val="center"/>
           </w:tcPr>
           <w:p>
             <w:pPr>
-              <w:rPr>
-                <w:rFonts w:asciiTheme="minorHAnsi" w:hAnsiTheme="minorHAnsi" w:cstheme="minorHAnsi"/>
+              <w:spacing w:after="0" w:line="360" w:lineRule="auto"/>
+              <w:jc w:val="left"/>
+              <w:rPr>
+                <w:lang w:val="es-CL"/>
               </w:rPr>
             </w:pPr>
             <w:r>
               <w:rPr>
-                <w:rFonts w:asciiTheme="minorHAnsi" w:hAnsiTheme="minorHAnsi" w:cstheme="minorHAnsi"/>
-              </w:rPr>
-              <w:t>Subtotal y total automáticos</w:t>
+                <w:lang w:val="es-CL"/>
+              </w:rPr>
+              <w:t>Subtotales y total automáticos</w:t>
             </w:r>
           </w:p>
         </w:tc>
         <w:tc>
           <w:tcPr>
-            <w:tcW w:w="2880" w:type="dxa"/>
+            <w:tcW w:w="3360" w:type="dxa"/>
+            <w:tcMar>
+              <w:top w:w="80" w:type="dxa"/>
+              <w:left w:w="90" w:type="dxa"/>
+              <w:bottom w:w="80" w:type="dxa"/>
+              <w:right w:w="90" w:type="dxa"/>
+            </w:tcMar>
+            <w:vAlign w:val="center"/>
           </w:tcPr>
           <w:p>
             <w:pPr>
-              <w:rPr>
-                <w:rFonts w:asciiTheme="minorHAnsi" w:hAnsiTheme="minorHAnsi" w:cstheme="minorHAnsi"/>
+              <w:spacing w:after="0" w:line="360" w:lineRule="auto"/>
+              <w:jc w:val="left"/>
+              <w:rPr>
+                <w:lang w:val="es-CL"/>
               </w:rPr>
             </w:pPr>
             <w:r>
               <w:rPr>
-                <w:rFonts w:asciiTheme="minorHAnsi" w:hAnsiTheme="minorHAnsi" w:cstheme="minorHAnsi"/>
-              </w:rPr>
-              <w:t>Menor duplicidad de lógica</w:t>
+                <w:lang w:val="es-CL"/>
+              </w:rPr>
+              <w:t>Lógica centralizada</w:t>
             </w:r>
           </w:p>
         </w:tc>
       </w:tr>
     </w:tbl>
-    <w:p/>
-    <w:p/>
+    <w:p>
+      <w:pPr>
+        <w:spacing w:after="0" w:line="360" w:lineRule="auto"/>
+        <w:rPr>
+          <w:lang w:val="es-CL"/>
+        </w:rPr>
+      </w:pPr>
+    </w:p>
     <w:p>
       <w:pPr>
         <w:pStyle w:val="Ttulo2"/>
-        <w:rPr>
-          <w:rFonts w:asciiTheme="minorHAnsi" w:hAnsiTheme="minorHAnsi" w:cstheme="minorHAnsi"/>
-          <w:u w:val="single"/>
-        </w:rPr>
-      </w:pPr>
-      <w:bookmarkStart w:id="4" w:name="_Toc235881495"/>
-      <w:r>
-        <w:rPr>
-          <w:rFonts w:asciiTheme="minorHAnsi" w:hAnsiTheme="minorHAnsi" w:cstheme="minorHAnsi"/>
-          <w:u w:val="single"/>
-        </w:rPr>
-        <w:t>Diseño y Arquitectura:</w:t>
-      </w:r>
-      <w:bookmarkEnd w:id="4"/>
-    </w:p>
-    <w:p>
-      <w:pPr>
-        <w:rPr>
-          <w:rFonts w:asciiTheme="minorHAnsi" w:hAnsiTheme="minorHAnsi" w:cstheme="minorHAnsi"/>
-        </w:rPr>
-      </w:pPr>
-      <w:r>
-        <w:rPr>
-          <w:rFonts w:asciiTheme="minorHAnsi" w:hAnsiTheme="minorHAnsi" w:cstheme="minorHAnsi"/>
-        </w:rPr>
-        <w:t xml:space="preserve">Se utilizó Django siguiendo el patrón MVT. Los modelos representan las entidades de negocio; las vistas implementan la lógica de la aplicación; las plantillas generan la interfaz de usuario; y las </w:t>
+        <w:spacing w:before="140" w:after="80" w:line="360" w:lineRule="auto"/>
+        <w:jc w:val="left"/>
+        <w:rPr>
+          <w:color w:val="auto"/>
+          <w:lang w:val="es-CL"/>
+        </w:rPr>
+      </w:pPr>
+      <w:bookmarkStart w:id="5" w:name="_Toc235996183"/>
+      <w:r>
+        <w:rPr>
+          <w:color w:val="auto"/>
+          <w:lang w:val="es-CL"/>
+        </w:rPr>
+        <w:t>Diseño y arquitectura</w:t>
+      </w:r>
+      <w:bookmarkEnd w:id="5"/>
+    </w:p>
+    <w:p>
+      <w:pPr>
+        <w:spacing w:line="360" w:lineRule="auto"/>
+        <w:rPr>
+          <w:lang w:val="es-CL"/>
+        </w:rPr>
+      </w:pPr>
+      <w:r>
+        <w:rPr>
+          <w:lang w:val="es-CL"/>
+        </w:rPr>
+        <w:t xml:space="preserve">La solución sigue la </w:t>
+      </w:r>
+      <w:r>
+        <w:rPr>
+          <w:lang w:val="es-CL"/>
+        </w:rPr>
+        <w:t xml:space="preserve">organización </w:t>
       </w:r>
       <w:proofErr w:type="spellStart"/>
       <w:r>
         <w:rPr>
-          <w:rFonts w:asciiTheme="minorHAnsi" w:hAnsiTheme="minorHAnsi" w:cstheme="minorHAnsi"/>
-        </w:rPr>
-        <w:t>URLs</w:t>
+          <w:lang w:val="es-CL"/>
+        </w:rPr>
+        <w:t>Model</w:t>
       </w:r>
       <w:proofErr w:type="spellEnd"/>
       <w:r>
         <w:rPr>
-          <w:rFonts w:asciiTheme="minorHAnsi" w:hAnsiTheme="minorHAnsi" w:cstheme="minorHAnsi"/>
-        </w:rPr>
-        <w:t xml:space="preserve"> enlazan las solicitudes HTTP con cada vista. El sistema utiliza autenticación de Django y restricciones de integridad mediante llaves foráneas, </w:t>
+          <w:lang w:val="es-CL"/>
+        </w:rPr>
+        <w:t>-</w:t>
       </w:r>
       <w:proofErr w:type="spellStart"/>
       <w:r>
         <w:rPr>
-          <w:rFonts w:asciiTheme="minorHAnsi" w:hAnsiTheme="minorHAnsi" w:cstheme="minorHAnsi"/>
-        </w:rPr>
-        <w:t>UniqueConstraint</w:t>
+          <w:lang w:val="es-CL"/>
+        </w:rPr>
+        <w:t>Template</w:t>
       </w:r>
       <w:proofErr w:type="spellEnd"/>
       <w:r>
         <w:rPr>
-          <w:rFonts w:asciiTheme="minorHAnsi" w:hAnsiTheme="minorHAnsi" w:cstheme="minorHAnsi"/>
-        </w:rPr>
-        <w:t xml:space="preserve"> y </w:t>
+          <w:lang w:val="es-CL"/>
+        </w:rPr>
+        <w:t xml:space="preserve">-View (MTV) de Django, denominada MVT en este informe y cercana al patrón MVC estudiado en la asignatura (Django Software </w:t>
       </w:r>
       <w:proofErr w:type="spellStart"/>
       <w:r>
         <w:rPr>
-          <w:rFonts w:asciiTheme="minorHAnsi" w:hAnsiTheme="minorHAnsi" w:cstheme="minorHAnsi"/>
-        </w:rPr>
-        <w:t>CheckConstraint</w:t>
+          <w:lang w:val="es-CL"/>
+        </w:rPr>
+        <w:t>Foundation</w:t>
       </w:r>
       <w:proofErr w:type="spellEnd"/>
       <w:r>
         <w:rPr>
-          <w:rFonts w:asciiTheme="minorHAnsi" w:hAnsiTheme="minorHAnsi" w:cstheme="minorHAnsi"/>
-        </w:rPr>
-        <w:t>.</w:t>
-      </w:r>
+          <w:lang w:val="es-CL"/>
+        </w:rPr>
+        <w:t>, s. f.; Vargas, 2022a). Los modelos representan y gestionan los datos; las vistas procesan las s</w:t>
+      </w:r>
+      <w:r>
+        <w:rPr>
+          <w:lang w:val="es-CL"/>
+        </w:rPr>
+        <w:t xml:space="preserve">olicitudes y aplican la lógica; los </w:t>
+      </w:r>
+      <w:proofErr w:type="spellStart"/>
+      <w:r>
+        <w:rPr>
+          <w:lang w:val="es-CL"/>
+        </w:rPr>
+        <w:t>templates</w:t>
+      </w:r>
+      <w:proofErr w:type="spellEnd"/>
+      <w:r>
+        <w:rPr>
+          <w:lang w:val="es-CL"/>
+        </w:rPr>
+        <w:t xml:space="preserve"> construyen la interfaz; y urls.py conecta cada dirección con su vista correspondiente.</w:t>
+      </w:r>
+    </w:p>
+    <w:p>
+      <w:pPr>
+        <w:spacing w:line="360" w:lineRule="auto"/>
+        <w:rPr>
+          <w:lang w:val="es-CL"/>
+        </w:rPr>
+      </w:pPr>
+    </w:p>
+    <w:p>
+      <w:pPr>
+        <w:spacing w:line="360" w:lineRule="auto"/>
+        <w:rPr>
+          <w:lang w:val="es-CL"/>
+        </w:rPr>
+      </w:pPr>
+      <w:proofErr w:type="spellStart"/>
+      <w:r>
+        <w:rPr>
+          <w:lang w:val="es-CL"/>
+        </w:rPr>
+        <w:t>FoodPlease</w:t>
+      </w:r>
+      <w:proofErr w:type="spellEnd"/>
+      <w:r>
+        <w:rPr>
+          <w:lang w:val="es-CL"/>
+        </w:rPr>
+        <w:t xml:space="preserve"> se implementa como un monolito modular: sus componentes se ejecutan dentro de una misma aplicación Django y comp</w:t>
+      </w:r>
+      <w:r>
+        <w:rPr>
+          <w:lang w:val="es-CL"/>
+        </w:rPr>
+        <w:t>arten una base de datos SQLite. Esta decisión es adecuada para un prototipo local porque simplifica la instalación y la ejecución, sin perder la separación lógica entre datos, procesamiento y presentación.</w:t>
+      </w:r>
+    </w:p>
+    <w:p>
+      <w:pPr>
+        <w:spacing w:line="360" w:lineRule="auto"/>
+        <w:rPr>
+          <w:lang w:val="es-CL"/>
+        </w:rPr>
+      </w:pPr>
+    </w:p>
+    <w:p>
+      <w:pPr>
+        <w:spacing w:line="360" w:lineRule="auto"/>
+        <w:rPr>
+          <w:lang w:val="es-CL"/>
+        </w:rPr>
+      </w:pPr>
+      <w:r>
+        <w:rPr>
+          <w:lang w:val="es-CL"/>
+        </w:rPr>
+        <w:t>Como ejemplo del flujo completo, al crear un produ</w:t>
+      </w:r>
+      <w:r>
+        <w:rPr>
+          <w:lang w:val="es-CL"/>
+        </w:rPr>
+        <w:t xml:space="preserve">cto el administrador accede a /comidas/crear/. La ruta definida en urls.py dirige la solicitud a </w:t>
+      </w:r>
+      <w:proofErr w:type="spellStart"/>
+      <w:r>
+        <w:rPr>
+          <w:lang w:val="es-CL"/>
+        </w:rPr>
+        <w:t>food_create</w:t>
+      </w:r>
+      <w:proofErr w:type="spellEnd"/>
+      <w:r>
+        <w:rPr>
+          <w:lang w:val="es-CL"/>
+        </w:rPr>
+        <w:t xml:space="preserve">, protegida mediante </w:t>
+      </w:r>
+      <w:proofErr w:type="spellStart"/>
+      <w:r>
+        <w:rPr>
+          <w:lang w:val="es-CL"/>
+        </w:rPr>
+        <w:t>staff_member_required</w:t>
+      </w:r>
+      <w:proofErr w:type="spellEnd"/>
+      <w:r>
+        <w:rPr>
+          <w:lang w:val="es-CL"/>
+        </w:rPr>
+        <w:t xml:space="preserve">. La vista utiliza </w:t>
+      </w:r>
+      <w:proofErr w:type="spellStart"/>
+      <w:r>
+        <w:rPr>
+          <w:lang w:val="es-CL"/>
+        </w:rPr>
+        <w:t>FoodsForm</w:t>
+      </w:r>
+      <w:proofErr w:type="spellEnd"/>
+      <w:r>
+        <w:rPr>
+          <w:lang w:val="es-CL"/>
+        </w:rPr>
+        <w:t xml:space="preserve"> para validar los datos y, si son correctos, los guarda mediante el modelo Pro</w:t>
+      </w:r>
+      <w:r>
+        <w:rPr>
+          <w:lang w:val="es-CL"/>
+        </w:rPr>
+        <w:t>ducto. Finalmente, muestra un mensaje de éxito, redirige al listado y presenta el nuevo registro.</w:t>
+      </w:r>
+    </w:p>
+    <w:p>
+      <w:pPr>
+        <w:spacing w:line="360" w:lineRule="auto"/>
+        <w:rPr>
+          <w:lang w:val="es-CL"/>
+        </w:rPr>
+      </w:pPr>
+      <w:r>
+        <w:rPr>
+          <w:lang w:val="es-CL"/>
+        </w:rPr>
+        <w:lastRenderedPageBreak/>
+        <w:t>La arquitectura permite mantener una interfaz web responsiva y deja abierta la posibilidad de exponer los modelos mediante una API REST en una etapa futura. L</w:t>
+      </w:r>
+      <w:r>
+        <w:rPr>
+          <w:lang w:val="es-CL"/>
+        </w:rPr>
+        <w:t>a API y la aplicación móvil no forman parte de esta entrega.</w:t>
+      </w:r>
+    </w:p>
+    <w:p>
+      <w:pPr>
+        <w:spacing w:line="360" w:lineRule="auto"/>
+        <w:rPr>
+          <w:lang w:val="es-CL"/>
+        </w:rPr>
+      </w:pPr>
     </w:p>
     <w:p>
       <w:pPr>
         <w:pStyle w:val="Ttulo2"/>
-        <w:rPr>
-          <w:rFonts w:asciiTheme="minorHAnsi" w:hAnsiTheme="minorHAnsi" w:cstheme="minorHAnsi"/>
-          <w:u w:val="single"/>
-          <w:lang w:val="es-CL"/>
-        </w:rPr>
-      </w:pPr>
-      <w:bookmarkStart w:id="5" w:name="_Toc235881496"/>
-      <w:r>
-        <w:rPr>
-          <w:rFonts w:asciiTheme="minorHAnsi" w:hAnsiTheme="minorHAnsi" w:cstheme="minorHAnsi"/>
-          <w:u w:val="single"/>
+        <w:spacing w:before="140" w:after="80" w:line="360" w:lineRule="auto"/>
+        <w:jc w:val="left"/>
+        <w:rPr>
+          <w:lang w:val="es-CL"/>
+        </w:rPr>
+      </w:pPr>
+      <w:bookmarkStart w:id="6" w:name="_Toc235996184"/>
+      <w:r>
+        <w:rPr>
+          <w:color w:val="auto"/>
+          <w:lang w:val="es-CL"/>
+        </w:rPr>
+        <w:t>Análisis de las decisiones</w:t>
+      </w:r>
+      <w:bookmarkEnd w:id="6"/>
+    </w:p>
+    <w:p>
+      <w:pPr>
+        <w:spacing w:line="360" w:lineRule="auto"/>
+        <w:rPr>
+          <w:lang w:val="es-CL"/>
+        </w:rPr>
+      </w:pPr>
+      <w:r>
+        <w:rPr>
+          <w:lang w:val="es-CL"/>
+        </w:rPr>
+        <w:t>L</w:t>
+      </w:r>
+      <w:r>
+        <w:rPr>
+          <w:lang w:val="es-CL"/>
+        </w:rPr>
+        <w:t xml:space="preserve">as decisiones de diseño priorizaron integridad, seguridad y mantenibilidad. La separación entre Pedido y </w:t>
+      </w:r>
+      <w:proofErr w:type="spellStart"/>
+      <w:r>
+        <w:rPr>
+          <w:lang w:val="es-CL"/>
+        </w:rPr>
+        <w:t>DetallePedido</w:t>
+      </w:r>
+      <w:proofErr w:type="spellEnd"/>
+      <w:r>
+        <w:rPr>
+          <w:lang w:val="es-CL"/>
+        </w:rPr>
+        <w:t xml:space="preserve"> representa correctamente la relación </w:t>
+      </w:r>
+      <w:r>
+        <w:rPr>
+          <w:lang w:val="es-CL"/>
+        </w:rPr>
+        <w:t>entre pedidos y productos y permite conservar la cantidad y el precio registrado al momento de la compra, aunque el valor del producto cambie posteriormente. Las restricciones de unicidad evitan duplicar un producto dentro del mismo pedido y limitan a un c</w:t>
+      </w:r>
+      <w:r>
+        <w:rPr>
+          <w:lang w:val="es-CL"/>
+        </w:rPr>
+        <w:t>arrito activo por usuario. Los subtotales y el total se calculan mediante propiedades de los modelos, centralizando la lógica y reduciendo inconsistencias.</w:t>
+      </w:r>
+    </w:p>
+    <w:p>
+      <w:pPr>
+        <w:spacing w:line="360" w:lineRule="auto"/>
+        <w:rPr>
+          <w:lang w:val="es-CL"/>
+        </w:rPr>
+      </w:pPr>
+      <w:r>
+        <w:rPr>
+          <w:lang w:val="es-CL"/>
+        </w:rPr>
+        <w:t>Se eligieron Python y Django por su ecosistema maduro y por las funciones integradas que reducen cód</w:t>
+      </w:r>
+      <w:r>
+        <w:rPr>
+          <w:lang w:val="es-CL"/>
+        </w:rPr>
+        <w:t>igo repetitivo: ORM, autenticación, mensajes y panel de administración. La interfaz se adaptó a una tienda en línea mediante catálogo, buscador, filtros, carrito y estilos visuales consistentes.</w:t>
+      </w:r>
+    </w:p>
+    <w:p>
+      <w:pPr>
+        <w:spacing w:line="360" w:lineRule="auto"/>
+        <w:rPr>
+          <w:lang w:val="es-CL"/>
+        </w:rPr>
+      </w:pPr>
+      <w:r>
+        <w:rPr>
+          <w:lang w:val="es-CL"/>
+        </w:rPr>
+        <w:t xml:space="preserve">El acceso administrativo reutiliza </w:t>
+      </w:r>
+      <w:proofErr w:type="spellStart"/>
+      <w:r>
+        <w:rPr>
+          <w:lang w:val="es-CL"/>
+        </w:rPr>
+        <w:t>is_staff</w:t>
+      </w:r>
+      <w:proofErr w:type="spellEnd"/>
+      <w:r>
+        <w:rPr>
+          <w:lang w:val="es-CL"/>
+        </w:rPr>
+        <w:t xml:space="preserve"> y el decorador </w:t>
+      </w:r>
+      <w:proofErr w:type="spellStart"/>
+      <w:r>
+        <w:rPr>
+          <w:lang w:val="es-CL"/>
+        </w:rPr>
+        <w:t>st</w:t>
+      </w:r>
+      <w:r>
+        <w:rPr>
+          <w:lang w:val="es-CL"/>
+        </w:rPr>
+        <w:t>aff_member_required</w:t>
+      </w:r>
+      <w:proofErr w:type="spellEnd"/>
+      <w:r>
+        <w:rPr>
+          <w:lang w:val="es-CL"/>
+        </w:rPr>
+        <w:t xml:space="preserve">, en lugar de exigir </w:t>
+      </w:r>
+      <w:proofErr w:type="spellStart"/>
+      <w:r>
+        <w:rPr>
+          <w:lang w:val="es-CL"/>
+        </w:rPr>
+        <w:t>is_superuser</w:t>
+      </w:r>
+      <w:proofErr w:type="spellEnd"/>
+      <w:r>
+        <w:rPr>
+          <w:lang w:val="es-CL"/>
+        </w:rPr>
+        <w:t xml:space="preserve">. Así se separa la gestión de contenido del control total del sistema. La protección se aplica en las vistas para impedir el acceso directo por URL y también en los </w:t>
+      </w:r>
+      <w:proofErr w:type="spellStart"/>
+      <w:r>
+        <w:rPr>
+          <w:lang w:val="es-CL"/>
+        </w:rPr>
+        <w:t>templates</w:t>
+      </w:r>
+      <w:proofErr w:type="spellEnd"/>
+      <w:r>
+        <w:rPr>
+          <w:lang w:val="es-CL"/>
+        </w:rPr>
+        <w:t>, donde las opciones de edició</w:t>
+      </w:r>
+      <w:r>
+        <w:rPr>
+          <w:lang w:val="es-CL"/>
+        </w:rPr>
+        <w:t>n solo se muestran a usuarios autorizados.</w:t>
+      </w:r>
+    </w:p>
+    <w:p>
+      <w:pPr>
+        <w:spacing w:line="360" w:lineRule="auto"/>
+        <w:rPr>
+          <w:lang w:val="es-CL"/>
+        </w:rPr>
+      </w:pPr>
+      <w:r>
+        <w:rPr>
+          <w:lang w:val="es-CL"/>
+        </w:rPr>
+        <w:t>La eliminación combina baja lógica y baja física. Si un producto o una categoría posee relaciones, se cambia activo o activa a False para preservar el historial y la integridad referencial; si no existen relacione</w:t>
+      </w:r>
+      <w:r>
+        <w:rPr>
+          <w:lang w:val="es-CL"/>
+        </w:rPr>
+        <w:t xml:space="preserve">s, el registro se elimina. Los elementos desactivados dejan de aparecer en la tienda pública, permanecen identificados como inactivos en la gestión y generan un mensaje que explica el resultado. Este flujo evita utilizar </w:t>
+      </w:r>
+      <w:proofErr w:type="spellStart"/>
+      <w:r>
+        <w:rPr>
+          <w:lang w:val="es-CL"/>
+        </w:rPr>
+        <w:t>ProtectedError</w:t>
+      </w:r>
+      <w:proofErr w:type="spellEnd"/>
+      <w:r>
+        <w:rPr>
+          <w:lang w:val="es-CL"/>
+        </w:rPr>
+        <w:t xml:space="preserve"> como mecanismo norma</w:t>
+      </w:r>
+      <w:r>
+        <w:rPr>
+          <w:lang w:val="es-CL"/>
+        </w:rPr>
+        <w:t>l de control.</w:t>
+      </w:r>
+    </w:p>
+    <w:p>
+      <w:pPr>
+        <w:spacing w:after="0" w:line="360" w:lineRule="auto"/>
+        <w:rPr>
+          <w:lang w:val="es-CL"/>
+        </w:rPr>
+      </w:pPr>
+    </w:p>
+    <w:p>
+      <w:pPr>
+        <w:pStyle w:val="Ttulo2"/>
+        <w:spacing w:before="140" w:after="80" w:line="360" w:lineRule="auto"/>
+        <w:jc w:val="left"/>
+        <w:rPr>
+          <w:color w:val="auto"/>
+          <w:lang w:val="es-CL"/>
+        </w:rPr>
+      </w:pPr>
+      <w:bookmarkStart w:id="7" w:name="_Toc235996185"/>
+      <w:r>
+        <w:rPr>
+          <w:color w:val="auto"/>
+          <w:lang w:val="es-CL"/>
+        </w:rPr>
+        <w:t>Modelo de datos</w:t>
+      </w:r>
+      <w:bookmarkEnd w:id="7"/>
+    </w:p>
+    <w:p>
+      <w:pPr>
+        <w:spacing w:line="360" w:lineRule="auto"/>
+        <w:rPr>
+          <w:lang w:val="es-CL"/>
+        </w:rPr>
+      </w:pPr>
+      <w:r>
+        <w:rPr>
+          <w:lang w:val="es-CL"/>
+        </w:rPr>
+        <w:t xml:space="preserve">El modelo incluye Usuario, Categoría, Producto, Pedido y </w:t>
+      </w:r>
+      <w:proofErr w:type="spellStart"/>
+      <w:r>
+        <w:rPr>
+          <w:lang w:val="es-CL"/>
+        </w:rPr>
+        <w:t>DetallePedido</w:t>
+      </w:r>
+      <w:proofErr w:type="spellEnd"/>
+      <w:r>
+        <w:rPr>
+          <w:lang w:val="es-CL"/>
+        </w:rPr>
+        <w:t xml:space="preserve">. Un usuario puede tener varios pedidos; una categoría agrupa múltiples productos; y cada pedido contiene detalles que vinculan un producto con su </w:t>
+      </w:r>
+      <w:r>
+        <w:rPr>
+          <w:lang w:val="es-CL"/>
+        </w:rPr>
+        <w:t>cantidad y precio histórico.</w:t>
+      </w:r>
+    </w:p>
+    <w:p>
+      <w:pPr>
+        <w:spacing w:line="360" w:lineRule="auto"/>
+        <w:rPr>
+          <w:lang w:val="es-CL"/>
+        </w:rPr>
+      </w:pPr>
+    </w:p>
+    <w:p>
+      <w:pPr>
+        <w:keepLines/>
+        <w:spacing w:before="40" w:line="360" w:lineRule="auto"/>
+        <w:jc w:val="center"/>
+        <w:rPr>
+          <w:lang w:val="es-CL"/>
+        </w:rPr>
+      </w:pPr>
+      <w:r>
+        <w:rPr>
+          <w:noProof/>
           <w:lang w:val="es-CL"/>
         </w:rPr>
         <w:lastRenderedPageBreak/>
-        <w:t>Análisis de la</w:t>
-      </w:r>
-      <w:r>
-        <w:rPr>
-          <w:rFonts w:asciiTheme="minorHAnsi" w:hAnsiTheme="minorHAnsi" w:cstheme="minorHAnsi"/>
-          <w:u w:val="single"/>
-          <w:lang w:val="es-CL"/>
-        </w:rPr>
-        <w:t>s</w:t>
-      </w:r>
-      <w:r>
-        <w:rPr>
-          <w:rFonts w:asciiTheme="minorHAnsi" w:hAnsiTheme="minorHAnsi" w:cstheme="minorHAnsi"/>
-          <w:u w:val="single"/>
-          <w:lang w:val="es-CL"/>
-        </w:rPr>
-        <w:t xml:space="preserve"> de</w:t>
-      </w:r>
-      <w:r>
-        <w:rPr>
-          <w:rFonts w:asciiTheme="minorHAnsi" w:hAnsiTheme="minorHAnsi" w:cstheme="minorHAnsi"/>
-          <w:u w:val="single"/>
-          <w:lang w:val="es-CL"/>
-        </w:rPr>
-        <w:t>cisiones</w:t>
-      </w:r>
-      <w:r>
-        <w:rPr>
-          <w:rFonts w:asciiTheme="minorHAnsi" w:hAnsiTheme="minorHAnsi" w:cstheme="minorHAnsi"/>
-          <w:u w:val="single"/>
-          <w:lang w:val="es-CL"/>
-        </w:rPr>
-        <w:t>:</w:t>
-      </w:r>
-      <w:bookmarkEnd w:id="5"/>
-    </w:p>
-    <w:p>
-      <w:pPr>
-        <w:rPr>
-          <w:rFonts w:asciiTheme="minorHAnsi" w:hAnsiTheme="minorHAnsi" w:cstheme="minorHAnsi"/>
-        </w:rPr>
-      </w:pPr>
-      <w:r>
-        <w:rPr>
-          <w:rFonts w:asciiTheme="minorHAnsi" w:hAnsiTheme="minorHAnsi" w:cstheme="minorHAnsi"/>
-        </w:rPr>
-        <w:t xml:space="preserve">Las decisiones de diseño buscaron mantener la escalabilidad del sistema. La separación entre Pedido y </w:t>
-      </w:r>
-      <w:proofErr w:type="spellStart"/>
-      <w:r>
-        <w:rPr>
-          <w:rFonts w:asciiTheme="minorHAnsi" w:hAnsiTheme="minorHAnsi" w:cstheme="minorHAnsi"/>
-        </w:rPr>
-        <w:t>DetallePedido</w:t>
-      </w:r>
-      <w:proofErr w:type="spellEnd"/>
-      <w:r>
-        <w:rPr>
-          <w:rFonts w:asciiTheme="minorHAnsi" w:hAnsiTheme="minorHAnsi" w:cstheme="minorHAnsi"/>
-        </w:rPr>
-        <w:t xml:space="preserve"> evita relaciones muchos a muchos sin atributos y permite conservar el precio de </w:t>
-      </w:r>
-      <w:r>
-        <w:rPr>
-          <w:rFonts w:asciiTheme="minorHAnsi" w:hAnsiTheme="minorHAnsi" w:cstheme="minorHAnsi"/>
-        </w:rPr>
-        <w:t>compra,</w:t>
-      </w:r>
-      <w:r>
-        <w:rPr>
-          <w:rFonts w:asciiTheme="minorHAnsi" w:hAnsiTheme="minorHAnsi" w:cstheme="minorHAnsi"/>
-        </w:rPr>
-        <w:t xml:space="preserve"> aunque el producto cambie posteriormente. La utilización de restricciones de unicidad impide productos duplicados dentro de un mismo pedido y limita a un carrito activo por usuario. El uso de propiedades para calcular subtotales y total centraliza la lógica de negocio y reduce errores. La interfaz fue rediseñada para ofrecer una experiencia más cercana a una tienda en línea mediante filtros, carrito y estilos consistentes.</w:t>
-      </w:r>
-    </w:p>
-    <w:p>
-      <w:pPr>
-        <w:pStyle w:val="Ttulo2"/>
-        <w:rPr>
-          <w:rFonts w:asciiTheme="minorHAnsi" w:hAnsiTheme="minorHAnsi" w:cstheme="minorHAnsi"/>
-          <w:u w:val="single"/>
-          <w:lang w:val="es-CL"/>
-        </w:rPr>
-      </w:pPr>
-      <w:bookmarkStart w:id="6" w:name="_Toc235881497"/>
-      <w:r>
-        <w:rPr>
-          <w:rFonts w:asciiTheme="minorHAnsi" w:hAnsiTheme="minorHAnsi" w:cstheme="minorHAnsi"/>
-          <w:u w:val="single"/>
-          <w:lang w:val="es-CL"/>
-        </w:rPr>
-        <w:t>Modelo de Datos:</w:t>
-      </w:r>
-      <w:bookmarkEnd w:id="6"/>
-    </w:p>
-    <w:p>
-      <w:pPr>
-        <w:rPr>
-          <w:rFonts w:asciiTheme="minorHAnsi" w:hAnsiTheme="minorHAnsi" w:cstheme="minorHAnsi"/>
-        </w:rPr>
-      </w:pPr>
-      <w:r>
-        <w:rPr>
-          <w:rFonts w:asciiTheme="minorHAnsi" w:hAnsiTheme="minorHAnsi" w:cstheme="minorHAnsi"/>
-        </w:rPr>
-        <w:t xml:space="preserve">El modelo se compone de las entidades Usuario, Categoría, Producto, Pedido y </w:t>
-      </w:r>
-      <w:proofErr w:type="spellStart"/>
-      <w:r>
-        <w:rPr>
-          <w:rFonts w:asciiTheme="minorHAnsi" w:hAnsiTheme="minorHAnsi" w:cstheme="minorHAnsi"/>
-        </w:rPr>
-        <w:t>DetallePedido</w:t>
-      </w:r>
-      <w:proofErr w:type="spellEnd"/>
-      <w:r>
-        <w:rPr>
-          <w:rFonts w:asciiTheme="minorHAnsi" w:hAnsiTheme="minorHAnsi" w:cstheme="minorHAnsi"/>
-        </w:rPr>
-        <w:t>. Un usuario puede tener múltiples pedidos; una categoría agrupa múltiples productos; un pedido contiene múltiples detalles y cada detalle referencia un producto junto con su cantidad y precio histórico.</w:t>
-      </w:r>
-    </w:p>
-    <w:p>
-      <w:pPr>
-        <w:rPr>
-          <w:lang w:val="es-CL"/>
-        </w:rPr>
-      </w:pPr>
-    </w:p>
-    <w:p>
-      <w:pPr>
-        <w:rPr>
-          <w:lang w:val="es-CL"/>
-        </w:rPr>
-      </w:pPr>
-      <w:r>
-        <w:rPr>
-          <w:noProof/>
-          <w:lang w:val="es-CL"/>
-        </w:rPr>
         <w:drawing>
-          <wp:inline distT="0" distB="0" distL="0" distR="0" wp14:anchorId="60043199" wp14:editId="5D4A71CA">
-            <wp:extent cx="5410200" cy="2979266"/>
+          <wp:inline distT="0" distB="0" distL="0" distR="0" wp14:anchorId="0A7D1187" wp14:editId="7B161C1D">
+            <wp:extent cx="5394960" cy="2970120"/>
             <wp:effectExtent l="0" t="0" r="0" b="0"/>
-            <wp:docPr id="767581972" name="Imagen 7"/>
+            <wp:docPr id="31" name="Picture 31"/>
             <wp:cNvGraphicFramePr>
               <a:graphicFrameLocks xmlns:a="http://schemas.openxmlformats.org/drawingml/2006/main" noChangeAspect="1"/>
             </wp:cNvGraphicFramePr>
@@ -2592,281 +3394,11 @@
               <a:graphicData uri="http://schemas.openxmlformats.org/drawingml/2006/picture">
                 <pic:pic xmlns:pic="http://schemas.openxmlformats.org/drawingml/2006/picture">
                   <pic:nvPicPr>
-                    <pic:cNvPr id="0" name="Picture 6"/>
-                    <pic:cNvPicPr>
-                      <a:picLocks noChangeAspect="1" noChangeArrowheads="1"/>
-                    </pic:cNvPicPr>
-                  </pic:nvPicPr>
-                  <pic:blipFill>
-                    <a:blip r:embed="rId10" cstate="print">
-                      <a:extLst>
-                        <a:ext uri="{28A0092B-C50C-407E-A947-70E740481C1C}">
-                          <a14:useLocalDpi xmlns:a14="http://schemas.microsoft.com/office/drawing/2010/main" val="0"/>
-                        </a:ext>
-                      </a:extLst>
-                    </a:blip>
-                    <a:srcRect/>
-                    <a:stretch>
-                      <a:fillRect/>
-                    </a:stretch>
-                  </pic:blipFill>
-                  <pic:spPr bwMode="auto">
-                    <a:xfrm>
-                      <a:off x="0" y="0"/>
-                      <a:ext cx="5426187" cy="2988069"/>
-                    </a:xfrm>
-                    <a:prstGeom prst="rect">
-                      <a:avLst/>
-                    </a:prstGeom>
-                    <a:noFill/>
-                    <a:ln>
-                      <a:noFill/>
-                    </a:ln>
-                  </pic:spPr>
-                </pic:pic>
-              </a:graphicData>
-            </a:graphic>
-          </wp:inline>
-        </w:drawing>
-      </w:r>
-    </w:p>
-    <w:p>
-      <w:pPr>
-        <w:rPr>
-          <w:lang w:val="es-CL"/>
-        </w:rPr>
-      </w:pPr>
-    </w:p>
-    <w:p>
-      <w:pPr>
-        <w:pStyle w:val="Ttulo2"/>
-        <w:rPr>
-          <w:rFonts w:asciiTheme="minorHAnsi" w:hAnsiTheme="minorHAnsi" w:cstheme="minorHAnsi"/>
-          <w:u w:val="single"/>
-          <w:lang w:val="es-CL"/>
-        </w:rPr>
-      </w:pPr>
-      <w:bookmarkStart w:id="7" w:name="_Toc235881498"/>
-      <w:r>
-        <w:rPr>
-          <w:rFonts w:asciiTheme="minorHAnsi" w:hAnsiTheme="minorHAnsi" w:cstheme="minorHAnsi"/>
-          <w:u w:val="single"/>
-          <w:lang w:val="es-CL"/>
-        </w:rPr>
-        <w:lastRenderedPageBreak/>
-        <w:t>Funcionamiento Mínimo Viable:</w:t>
-      </w:r>
-      <w:bookmarkEnd w:id="7"/>
-    </w:p>
-    <w:p>
-      <w:pPr>
-        <w:pStyle w:val="Listaconvietas"/>
-        <w:numPr>
-          <w:ilvl w:val="0"/>
-          <w:numId w:val="13"/>
-        </w:numPr>
-        <w:rPr>
-          <w:rFonts w:asciiTheme="minorHAnsi" w:eastAsia="Arial" w:hAnsiTheme="minorHAnsi" w:cstheme="minorHAnsi"/>
-          <w:lang w:val="es-ES" w:eastAsia="es-ES" w:bidi="es-ES"/>
-        </w:rPr>
-      </w:pPr>
-      <w:r>
-        <w:rPr>
-          <w:rFonts w:asciiTheme="minorHAnsi" w:eastAsia="Arial" w:hAnsiTheme="minorHAnsi" w:cstheme="minorHAnsi"/>
-          <w:lang w:val="es-ES" w:eastAsia="es-ES" w:bidi="es-ES"/>
-        </w:rPr>
-        <w:t>CRUD completo de categorías y productos.</w:t>
-      </w:r>
-    </w:p>
-    <w:p>
-      <w:pPr>
-        <w:pStyle w:val="Listaconvietas"/>
-        <w:numPr>
-          <w:ilvl w:val="0"/>
-          <w:numId w:val="13"/>
-        </w:numPr>
-        <w:rPr>
-          <w:rFonts w:asciiTheme="minorHAnsi" w:eastAsia="Arial" w:hAnsiTheme="minorHAnsi" w:cstheme="minorHAnsi"/>
-          <w:lang w:val="es-ES" w:eastAsia="es-ES" w:bidi="es-ES"/>
-        </w:rPr>
-      </w:pPr>
-      <w:r>
-        <w:rPr>
-          <w:rFonts w:asciiTheme="minorHAnsi" w:eastAsia="Arial" w:hAnsiTheme="minorHAnsi" w:cstheme="minorHAnsi"/>
-          <w:lang w:val="es-ES" w:eastAsia="es-ES" w:bidi="es-ES"/>
-        </w:rPr>
-        <w:t>Gestión de imágenes de productos.</w:t>
-      </w:r>
-    </w:p>
-    <w:p>
-      <w:pPr>
-        <w:pStyle w:val="Listaconvietas"/>
-        <w:numPr>
-          <w:ilvl w:val="0"/>
-          <w:numId w:val="13"/>
-        </w:numPr>
-        <w:rPr>
-          <w:rFonts w:asciiTheme="minorHAnsi" w:eastAsia="Arial" w:hAnsiTheme="minorHAnsi" w:cstheme="minorHAnsi"/>
-          <w:lang w:val="es-ES" w:eastAsia="es-ES" w:bidi="es-ES"/>
-        </w:rPr>
-      </w:pPr>
-      <w:r>
-        <w:rPr>
-          <w:rFonts w:asciiTheme="minorHAnsi" w:eastAsia="Arial" w:hAnsiTheme="minorHAnsi" w:cstheme="minorHAnsi"/>
-          <w:lang w:val="es-ES" w:eastAsia="es-ES" w:bidi="es-ES"/>
-        </w:rPr>
-        <w:t>Tienda pública con filtros.</w:t>
-      </w:r>
-    </w:p>
-    <w:p>
-      <w:pPr>
-        <w:pStyle w:val="Listaconvietas"/>
-        <w:numPr>
-          <w:ilvl w:val="0"/>
-          <w:numId w:val="13"/>
-        </w:numPr>
-        <w:rPr>
-          <w:rFonts w:asciiTheme="minorHAnsi" w:eastAsia="Arial" w:hAnsiTheme="minorHAnsi" w:cstheme="minorHAnsi"/>
-          <w:lang w:val="es-ES" w:eastAsia="es-ES" w:bidi="es-ES"/>
-        </w:rPr>
-      </w:pPr>
-      <w:r>
-        <w:rPr>
-          <w:rFonts w:asciiTheme="minorHAnsi" w:eastAsia="Arial" w:hAnsiTheme="minorHAnsi" w:cstheme="minorHAnsi"/>
-          <w:lang w:val="es-ES" w:eastAsia="es-ES" w:bidi="es-ES"/>
-        </w:rPr>
-        <w:t>Inicio y cierre de sesión.</w:t>
-      </w:r>
-    </w:p>
-    <w:p>
-      <w:pPr>
-        <w:pStyle w:val="Listaconvietas"/>
-        <w:numPr>
-          <w:ilvl w:val="0"/>
-          <w:numId w:val="13"/>
-        </w:numPr>
-        <w:rPr>
-          <w:rFonts w:asciiTheme="minorHAnsi" w:eastAsia="Arial" w:hAnsiTheme="minorHAnsi" w:cstheme="minorHAnsi"/>
-          <w:lang w:val="es-ES" w:eastAsia="es-ES" w:bidi="es-ES"/>
-        </w:rPr>
-      </w:pPr>
-      <w:r>
-        <w:rPr>
-          <w:rFonts w:asciiTheme="minorHAnsi" w:eastAsia="Arial" w:hAnsiTheme="minorHAnsi" w:cstheme="minorHAnsi"/>
-          <w:lang w:val="es-ES" w:eastAsia="es-ES" w:bidi="es-ES"/>
-        </w:rPr>
-        <w:t>Carrito persistente por usuario.</w:t>
-      </w:r>
-    </w:p>
-    <w:p>
-      <w:pPr>
-        <w:pStyle w:val="Listaconvietas"/>
-        <w:numPr>
-          <w:ilvl w:val="0"/>
-          <w:numId w:val="13"/>
-        </w:numPr>
-        <w:rPr>
-          <w:rFonts w:asciiTheme="minorHAnsi" w:eastAsia="Arial" w:hAnsiTheme="minorHAnsi" w:cstheme="minorHAnsi"/>
-          <w:lang w:val="es-ES" w:eastAsia="es-ES" w:bidi="es-ES"/>
-        </w:rPr>
-      </w:pPr>
-      <w:r>
-        <w:rPr>
-          <w:rFonts w:asciiTheme="minorHAnsi" w:eastAsia="Arial" w:hAnsiTheme="minorHAnsi" w:cstheme="minorHAnsi"/>
-          <w:lang w:val="es-ES" w:eastAsia="es-ES" w:bidi="es-ES"/>
-        </w:rPr>
-        <w:t>Agregar, aumentar, disminuir y eliminar productos.</w:t>
-      </w:r>
-    </w:p>
-    <w:p>
-      <w:pPr>
-        <w:pStyle w:val="Listaconvietas"/>
-        <w:numPr>
-          <w:ilvl w:val="0"/>
-          <w:numId w:val="13"/>
-        </w:numPr>
-        <w:rPr>
-          <w:rFonts w:asciiTheme="minorHAnsi" w:eastAsia="Arial" w:hAnsiTheme="minorHAnsi" w:cstheme="minorHAnsi"/>
-          <w:lang w:val="es-ES" w:eastAsia="es-ES" w:bidi="es-ES"/>
-        </w:rPr>
-      </w:pPr>
-      <w:r>
-        <w:rPr>
-          <w:rFonts w:asciiTheme="minorHAnsi" w:eastAsia="Arial" w:hAnsiTheme="minorHAnsi" w:cstheme="minorHAnsi"/>
-          <w:lang w:val="es-ES" w:eastAsia="es-ES" w:bidi="es-ES"/>
-        </w:rPr>
-        <w:t>Cálculo automático de subtotales y total.</w:t>
-      </w:r>
-    </w:p>
-    <w:p>
-      <w:pPr>
-        <w:pStyle w:val="Listaconvietas"/>
-        <w:numPr>
-          <w:ilvl w:val="0"/>
-          <w:numId w:val="13"/>
-        </w:numPr>
-        <w:rPr>
-          <w:rFonts w:asciiTheme="minorHAnsi" w:eastAsia="Arial" w:hAnsiTheme="minorHAnsi" w:cstheme="minorHAnsi"/>
-          <w:lang w:val="es-ES" w:eastAsia="es-ES" w:bidi="es-ES"/>
-        </w:rPr>
-      </w:pPr>
-      <w:r>
-        <w:rPr>
-          <w:rFonts w:asciiTheme="minorHAnsi" w:eastAsia="Arial" w:hAnsiTheme="minorHAnsi" w:cstheme="minorHAnsi"/>
-          <w:lang w:val="es-ES" w:eastAsia="es-ES" w:bidi="es-ES"/>
-        </w:rPr>
-        <w:t>Despliegue y ejecución local sobre Django.</w:t>
-      </w:r>
-    </w:p>
-    <w:p>
-      <w:pPr>
-        <w:pStyle w:val="Ttulo2"/>
-        <w:rPr>
-          <w:u w:val="single"/>
-        </w:rPr>
-      </w:pPr>
-      <w:bookmarkStart w:id="8" w:name="_Toc235881499"/>
-      <w:proofErr w:type="gramStart"/>
-      <w:r>
-        <w:rPr>
-          <w:u w:val="single"/>
-        </w:rPr>
-        <w:t>Capturas ambiente</w:t>
-      </w:r>
-      <w:proofErr w:type="gramEnd"/>
-      <w:r>
-        <w:rPr>
-          <w:u w:val="single"/>
-        </w:rPr>
-        <w:t xml:space="preserve"> local:</w:t>
-      </w:r>
-      <w:bookmarkEnd w:id="8"/>
-    </w:p>
-    <w:p>
-      <w:pPr>
-        <w:jc w:val="center"/>
-      </w:pPr>
-      <w:r>
-        <w:rPr>
-          <w:noProof/>
-        </w:rPr>
-        <w:drawing>
-          <wp:inline distT="0" distB="0" distL="0" distR="0" wp14:anchorId="6CF421AD" wp14:editId="09808B4A">
-            <wp:extent cx="3701034" cy="2657475"/>
-            <wp:effectExtent l="0" t="0" r="0" b="0"/>
-            <wp:docPr id="1182262083" name="Imagen 1"/>
-            <wp:cNvGraphicFramePr>
-              <a:graphicFrameLocks xmlns:a="http://schemas.openxmlformats.org/drawingml/2006/main" noChangeAspect="1"/>
-            </wp:cNvGraphicFramePr>
-            <a:graphic xmlns:a="http://schemas.openxmlformats.org/drawingml/2006/main">
-              <a:graphicData uri="http://schemas.openxmlformats.org/drawingml/2006/picture">
-                <pic:pic xmlns:pic="http://schemas.openxmlformats.org/drawingml/2006/picture">
-                  <pic:nvPicPr>
-                    <pic:cNvPr id="1182262083" name=""/>
+                    <pic:cNvPr id="0" name="image.png"/>
                     <pic:cNvPicPr/>
                   </pic:nvPicPr>
                   <pic:blipFill>
-                    <a:blip r:embed="rId11"/>
+                    <a:blip r:embed="rId10"/>
                     <a:stretch>
                       <a:fillRect/>
                     </a:stretch>
@@ -2874,7 +3406,7 @@
                   <pic:spPr>
                     <a:xfrm>
                       <a:off x="0" y="0"/>
-                      <a:ext cx="3709103" cy="2663269"/>
+                      <a:ext cx="5394960" cy="2970120"/>
                     </a:xfrm>
                     <a:prstGeom prst="rect">
                       <a:avLst/>
@@ -2889,321 +3421,819 @@
     </w:p>
     <w:p>
       <w:pPr>
+        <w:spacing w:line="360" w:lineRule="auto"/>
         <w:jc w:val="center"/>
-      </w:pPr>
-      <w:r>
-        <w:rPr>
-          <w:noProof/>
+        <w:rPr>
+          <w:lang w:val="es-CL"/>
+        </w:rPr>
+      </w:pPr>
+      <w:r>
+        <w:rPr>
+          <w:lang w:val="es-CL"/>
+        </w:rPr>
+        <w:t xml:space="preserve">Figura 1. Modelo relacional de </w:t>
+      </w:r>
+      <w:proofErr w:type="spellStart"/>
+      <w:r>
+        <w:rPr>
+          <w:lang w:val="es-CL"/>
+        </w:rPr>
+        <w:t>FoodPlease</w:t>
+      </w:r>
+      <w:proofErr w:type="spellEnd"/>
+      <w:r>
+        <w:rPr>
+          <w:lang w:val="es-CL"/>
+        </w:rPr>
+        <w:t>.</w:t>
+      </w:r>
+    </w:p>
+    <w:p>
+      <w:pPr>
+        <w:spacing w:line="360" w:lineRule="auto"/>
+        <w:jc w:val="center"/>
+        <w:rPr>
+          <w:lang w:val="es-CL"/>
+        </w:rPr>
+      </w:pPr>
+    </w:p>
+    <w:p>
+      <w:pPr>
+        <w:pStyle w:val="Ttulo2"/>
+        <w:spacing w:before="140" w:after="80" w:line="360" w:lineRule="auto"/>
+        <w:jc w:val="left"/>
+        <w:rPr>
+          <w:color w:val="auto"/>
+          <w:lang w:val="es-CL"/>
+        </w:rPr>
+      </w:pPr>
+      <w:bookmarkStart w:id="8" w:name="_Toc235996186"/>
+      <w:r>
+        <w:rPr>
+          <w:color w:val="auto"/>
+          <w:lang w:val="es-CL"/>
+        </w:rPr>
+        <w:t>Funcionamiento mínimo viable</w:t>
+      </w:r>
+      <w:bookmarkEnd w:id="8"/>
+    </w:p>
+    <w:p>
+      <w:pPr>
+        <w:pStyle w:val="Prrafodelista"/>
+        <w:numPr>
+          <w:ilvl w:val="0"/>
+          <w:numId w:val="17"/>
+        </w:numPr>
+        <w:spacing w:after="0" w:line="360" w:lineRule="auto"/>
+        <w:rPr>
+          <w:rFonts w:eastAsiaTheme="minorEastAsia" w:cstheme="minorBidi"/>
+          <w:lang w:val="es-CL" w:eastAsia="en-US" w:bidi="ar-SA"/>
+        </w:rPr>
+      </w:pPr>
+      <w:r>
+        <w:rPr>
+          <w:rFonts w:eastAsiaTheme="minorEastAsia" w:cstheme="minorBidi"/>
+          <w:lang w:val="es-CL" w:eastAsia="en-US" w:bidi="ar-SA"/>
+        </w:rPr>
+        <w:t>CRUD completo de categorías y productos.</w:t>
+      </w:r>
+    </w:p>
+    <w:p>
+      <w:pPr>
+        <w:pStyle w:val="Prrafodelista"/>
+        <w:numPr>
+          <w:ilvl w:val="0"/>
+          <w:numId w:val="17"/>
+        </w:numPr>
+        <w:spacing w:after="0" w:line="360" w:lineRule="auto"/>
+        <w:rPr>
+          <w:rFonts w:eastAsiaTheme="minorEastAsia" w:cstheme="minorBidi"/>
+          <w:lang w:val="es-CL" w:eastAsia="en-US" w:bidi="ar-SA"/>
+        </w:rPr>
+      </w:pPr>
+      <w:r>
+        <w:rPr>
+          <w:rFonts w:eastAsiaTheme="minorEastAsia" w:cstheme="minorBidi"/>
+          <w:lang w:val="es-CL" w:eastAsia="en-US" w:bidi="ar-SA"/>
+        </w:rPr>
+        <w:t>Gestión de imágenes de productos.</w:t>
+      </w:r>
+    </w:p>
+    <w:p>
+      <w:pPr>
+        <w:pStyle w:val="Prrafodelista"/>
+        <w:numPr>
+          <w:ilvl w:val="0"/>
+          <w:numId w:val="17"/>
+        </w:numPr>
+        <w:spacing w:after="0" w:line="360" w:lineRule="auto"/>
+        <w:rPr>
+          <w:rFonts w:eastAsiaTheme="minorEastAsia" w:cstheme="minorBidi"/>
+          <w:lang w:val="es-CL" w:eastAsia="en-US" w:bidi="ar-SA"/>
+        </w:rPr>
+      </w:pPr>
+      <w:r>
+        <w:rPr>
+          <w:rFonts w:eastAsiaTheme="minorEastAsia" w:cstheme="minorBidi"/>
+          <w:lang w:val="es-CL" w:eastAsia="en-US" w:bidi="ar-SA"/>
+        </w:rPr>
+        <w:t>Tienda pública con filtros.</w:t>
+      </w:r>
+    </w:p>
+    <w:p>
+      <w:pPr>
+        <w:pStyle w:val="Prrafodelista"/>
+        <w:numPr>
+          <w:ilvl w:val="0"/>
+          <w:numId w:val="17"/>
+        </w:numPr>
+        <w:spacing w:after="0" w:line="360" w:lineRule="auto"/>
+        <w:rPr>
+          <w:rFonts w:eastAsiaTheme="minorEastAsia" w:cstheme="minorBidi"/>
+          <w:lang w:val="es-CL" w:eastAsia="en-US" w:bidi="ar-SA"/>
+        </w:rPr>
+      </w:pPr>
+      <w:r>
+        <w:rPr>
+          <w:rFonts w:eastAsiaTheme="minorEastAsia" w:cstheme="minorBidi"/>
+          <w:lang w:val="es-CL" w:eastAsia="en-US" w:bidi="ar-SA"/>
+        </w:rPr>
+        <w:t>Inicio y cierre de sesión.</w:t>
+      </w:r>
+    </w:p>
+    <w:p>
+      <w:pPr>
+        <w:pStyle w:val="Prrafodelista"/>
+        <w:numPr>
+          <w:ilvl w:val="0"/>
+          <w:numId w:val="17"/>
+        </w:numPr>
+        <w:spacing w:after="0" w:line="360" w:lineRule="auto"/>
+        <w:rPr>
+          <w:rFonts w:eastAsiaTheme="minorEastAsia" w:cstheme="minorBidi"/>
+          <w:lang w:val="es-CL" w:eastAsia="en-US" w:bidi="ar-SA"/>
+        </w:rPr>
+      </w:pPr>
+      <w:r>
+        <w:rPr>
+          <w:rFonts w:eastAsiaTheme="minorEastAsia" w:cstheme="minorBidi"/>
+          <w:lang w:val="es-CL" w:eastAsia="en-US" w:bidi="ar-SA"/>
+        </w:rPr>
+        <w:t>Carrito persistente por usuario.</w:t>
+      </w:r>
+    </w:p>
+    <w:p>
+      <w:pPr>
+        <w:pStyle w:val="Prrafodelista"/>
+        <w:numPr>
+          <w:ilvl w:val="0"/>
+          <w:numId w:val="17"/>
+        </w:numPr>
+        <w:spacing w:after="0" w:line="360" w:lineRule="auto"/>
+        <w:rPr>
+          <w:rFonts w:eastAsiaTheme="minorEastAsia" w:cstheme="minorBidi"/>
+          <w:lang w:val="es-CL" w:eastAsia="en-US" w:bidi="ar-SA"/>
+        </w:rPr>
+      </w:pPr>
+      <w:r>
+        <w:rPr>
+          <w:rFonts w:eastAsiaTheme="minorEastAsia" w:cstheme="minorBidi"/>
+          <w:lang w:val="es-CL" w:eastAsia="en-US" w:bidi="ar-SA"/>
+        </w:rPr>
+        <w:t>Agregar, aumentar, disminuir y eliminar productos.</w:t>
+      </w:r>
+    </w:p>
+    <w:p>
+      <w:pPr>
+        <w:pStyle w:val="Prrafodelista"/>
+        <w:numPr>
+          <w:ilvl w:val="0"/>
+          <w:numId w:val="17"/>
+        </w:numPr>
+        <w:spacing w:after="0" w:line="360" w:lineRule="auto"/>
+        <w:rPr>
+          <w:rFonts w:eastAsiaTheme="minorEastAsia" w:cstheme="minorBidi"/>
+          <w:lang w:val="es-CL" w:eastAsia="en-US" w:bidi="ar-SA"/>
+        </w:rPr>
+      </w:pPr>
+      <w:r>
+        <w:rPr>
+          <w:rFonts w:eastAsiaTheme="minorEastAsia" w:cstheme="minorBidi"/>
+          <w:lang w:val="es-CL" w:eastAsia="en-US" w:bidi="ar-SA"/>
+        </w:rPr>
+        <w:t>Cálculo automático de subtotales y total.</w:t>
+      </w:r>
+    </w:p>
+    <w:p>
+      <w:pPr>
+        <w:pStyle w:val="Prrafodelista"/>
+        <w:numPr>
+          <w:ilvl w:val="0"/>
+          <w:numId w:val="17"/>
+        </w:numPr>
+        <w:spacing w:after="0" w:line="360" w:lineRule="auto"/>
+        <w:rPr>
+          <w:rFonts w:eastAsiaTheme="minorEastAsia" w:cstheme="minorBidi"/>
+          <w:lang w:val="es-CL" w:eastAsia="en-US" w:bidi="ar-SA"/>
+        </w:rPr>
+      </w:pPr>
+      <w:r>
+        <w:rPr>
+          <w:rFonts w:eastAsiaTheme="minorEastAsia" w:cstheme="minorBidi"/>
+          <w:lang w:val="es-CL" w:eastAsia="en-US" w:bidi="ar-SA"/>
+        </w:rPr>
+        <w:t>Despliegue y ejecución local sobre Django.</w:t>
+      </w:r>
+    </w:p>
+    <w:p>
+      <w:pPr>
+        <w:pStyle w:val="Prrafodelista"/>
+        <w:numPr>
+          <w:ilvl w:val="0"/>
+          <w:numId w:val="17"/>
+        </w:numPr>
+        <w:spacing w:after="0" w:line="360" w:lineRule="auto"/>
+        <w:rPr>
+          <w:rFonts w:eastAsiaTheme="minorEastAsia" w:cstheme="minorBidi"/>
+          <w:lang w:val="es-CL" w:eastAsia="en-US" w:bidi="ar-SA"/>
+        </w:rPr>
+      </w:pPr>
+      <w:r>
+        <w:rPr>
+          <w:rFonts w:eastAsiaTheme="minorEastAsia" w:cstheme="minorBidi"/>
+          <w:lang w:val="es-CL" w:eastAsia="en-US" w:bidi="ar-SA"/>
+        </w:rPr>
+        <w:t>Buscador de productos por nombre o descripción.</w:t>
+      </w:r>
+    </w:p>
+    <w:p>
+      <w:pPr>
+        <w:pStyle w:val="Prrafodelista"/>
+        <w:numPr>
+          <w:ilvl w:val="0"/>
+          <w:numId w:val="17"/>
+        </w:numPr>
+        <w:spacing w:after="0" w:line="360" w:lineRule="auto"/>
+        <w:rPr>
+          <w:rFonts w:eastAsiaTheme="minorEastAsia" w:cstheme="minorBidi"/>
+          <w:lang w:val="es-CL" w:eastAsia="en-US" w:bidi="ar-SA"/>
+        </w:rPr>
+      </w:pPr>
+      <w:r>
+        <w:rPr>
+          <w:rFonts w:eastAsiaTheme="minorEastAsia" w:cstheme="minorBidi"/>
+          <w:lang w:val="es-CL" w:eastAsia="en-US" w:bidi="ar-SA"/>
+        </w:rPr>
+        <w:t xml:space="preserve">Confirmación de pedidos, con cambio de estado de carrito </w:t>
+      </w:r>
+      <w:proofErr w:type="spellStart"/>
+      <w:r>
+        <w:rPr>
+          <w:rFonts w:eastAsiaTheme="minorEastAsia" w:cstheme="minorBidi"/>
+          <w:lang w:val="es-CL" w:eastAsia="en-US" w:bidi="ar-SA"/>
+        </w:rPr>
+        <w:t>a</w:t>
+      </w:r>
+      <w:proofErr w:type="spellEnd"/>
+      <w:r>
+        <w:rPr>
+          <w:rFonts w:eastAsiaTheme="minorEastAsia" w:cstheme="minorBidi"/>
+          <w:lang w:val="es-CL" w:eastAsia="en-US" w:bidi="ar-SA"/>
+        </w:rPr>
+        <w:t xml:space="preserve"> confirmado.</w:t>
+      </w:r>
+    </w:p>
+    <w:p>
+      <w:pPr>
+        <w:pStyle w:val="Prrafodelista"/>
+        <w:numPr>
+          <w:ilvl w:val="0"/>
+          <w:numId w:val="17"/>
+        </w:numPr>
+        <w:spacing w:after="0" w:line="360" w:lineRule="auto"/>
+        <w:rPr>
+          <w:rFonts w:eastAsiaTheme="minorEastAsia" w:cstheme="minorBidi"/>
+          <w:lang w:val="es-CL" w:eastAsia="en-US" w:bidi="ar-SA"/>
+        </w:rPr>
+      </w:pPr>
+      <w:r>
+        <w:rPr>
+          <w:rFonts w:eastAsiaTheme="minorEastAsia" w:cstheme="minorBidi"/>
+          <w:lang w:val="es-CL" w:eastAsia="en-US" w:bidi="ar-SA"/>
+        </w:rPr>
+        <w:t>Control de acceso: solo usuarios administradores (</w:t>
+      </w:r>
+      <w:proofErr w:type="spellStart"/>
+      <w:r>
+        <w:rPr>
+          <w:rFonts w:eastAsiaTheme="minorEastAsia" w:cstheme="minorBidi"/>
+          <w:lang w:val="es-CL" w:eastAsia="en-US" w:bidi="ar-SA"/>
+        </w:rPr>
+        <w:t>is_staff</w:t>
+      </w:r>
+      <w:proofErr w:type="spellEnd"/>
+      <w:r>
+        <w:rPr>
+          <w:rFonts w:eastAsiaTheme="minorEastAsia" w:cstheme="minorBidi"/>
+          <w:lang w:val="es-CL" w:eastAsia="en-US" w:bidi="ar-SA"/>
+        </w:rPr>
+        <w:t>) pueden crear, editar o eliminar productos y categorías.</w:t>
+      </w:r>
+    </w:p>
+    <w:p>
+      <w:pPr>
+        <w:pStyle w:val="Prrafodelista"/>
+        <w:numPr>
+          <w:ilvl w:val="0"/>
+          <w:numId w:val="17"/>
+        </w:numPr>
+        <w:spacing w:after="0" w:line="360" w:lineRule="auto"/>
+        <w:rPr>
+          <w:rFonts w:eastAsiaTheme="minorEastAsia" w:cstheme="minorBidi"/>
+          <w:lang w:val="es-CL" w:eastAsia="en-US" w:bidi="ar-SA"/>
+        </w:rPr>
+      </w:pPr>
+      <w:r>
+        <w:rPr>
+          <w:rFonts w:eastAsiaTheme="minorEastAsia" w:cstheme="minorBidi"/>
+          <w:lang w:val="es-CL" w:eastAsia="en-US" w:bidi="ar-SA"/>
+        </w:rPr>
+        <w:t>Mensajes de éxito y error visibles al crear, editar, desactivar o confirmar elementos.</w:t>
+      </w:r>
+    </w:p>
+    <w:p>
+      <w:pPr>
+        <w:spacing w:after="0" w:line="360" w:lineRule="auto"/>
+        <w:rPr>
+          <w:lang w:val="es-CL"/>
+        </w:rPr>
+      </w:pPr>
+      <w:r>
+        <w:rPr>
+          <w:lang w:val="es-CL"/>
+        </w:rPr>
+        <w:br w:type="page"/>
+      </w:r>
+    </w:p>
+    <w:p>
+      <w:pPr>
+        <w:pStyle w:val="Ttulo2"/>
+        <w:spacing w:before="140" w:after="80" w:line="360" w:lineRule="auto"/>
+        <w:jc w:val="left"/>
+        <w:rPr>
+          <w:color w:val="auto"/>
+          <w:lang w:val="es-CL"/>
+        </w:rPr>
+      </w:pPr>
+      <w:bookmarkStart w:id="9" w:name="_Toc235996187"/>
+      <w:r>
+        <w:rPr>
+          <w:color w:val="auto"/>
+          <w:lang w:val="es-CL"/>
         </w:rPr>
         <w:lastRenderedPageBreak/>
-        <w:drawing>
-          <wp:inline distT="0" distB="0" distL="0" distR="0" wp14:anchorId="791F7590" wp14:editId="317C8D8C">
-            <wp:extent cx="3838575" cy="3025951"/>
-            <wp:effectExtent l="0" t="0" r="0" b="3175"/>
-            <wp:docPr id="417582866" name="Imagen 1"/>
-            <wp:cNvGraphicFramePr>
-              <a:graphicFrameLocks xmlns:a="http://schemas.openxmlformats.org/drawingml/2006/main" noChangeAspect="1"/>
-            </wp:cNvGraphicFramePr>
-            <a:graphic xmlns:a="http://schemas.openxmlformats.org/drawingml/2006/main">
-              <a:graphicData uri="http://schemas.openxmlformats.org/drawingml/2006/picture">
-                <pic:pic xmlns:pic="http://schemas.openxmlformats.org/drawingml/2006/picture">
-                  <pic:nvPicPr>
-                    <pic:cNvPr id="417582866" name=""/>
-                    <pic:cNvPicPr/>
-                  </pic:nvPicPr>
-                  <pic:blipFill>
-                    <a:blip r:embed="rId12"/>
-                    <a:stretch>
-                      <a:fillRect/>
-                    </a:stretch>
-                  </pic:blipFill>
-                  <pic:spPr>
-                    <a:xfrm>
-                      <a:off x="0" y="0"/>
-                      <a:ext cx="3866740" cy="3048153"/>
-                    </a:xfrm>
-                    <a:prstGeom prst="rect">
-                      <a:avLst/>
-                    </a:prstGeom>
-                  </pic:spPr>
-                </pic:pic>
-              </a:graphicData>
-            </a:graphic>
-          </wp:inline>
-        </w:drawing>
-      </w:r>
-    </w:p>
-    <w:p>
-      <w:pPr>
-        <w:jc w:val="center"/>
-      </w:pPr>
-      <w:r>
-        <w:rPr>
-          <w:noProof/>
-        </w:rPr>
-        <w:drawing>
-          <wp:inline distT="0" distB="0" distL="0" distR="0" wp14:anchorId="07B990F7" wp14:editId="0037B840">
-            <wp:extent cx="4143375" cy="3294354"/>
-            <wp:effectExtent l="0" t="0" r="0" b="1905"/>
-            <wp:docPr id="1614069123" name="Imagen 1"/>
-            <wp:cNvGraphicFramePr>
-              <a:graphicFrameLocks xmlns:a="http://schemas.openxmlformats.org/drawingml/2006/main" noChangeAspect="1"/>
-            </wp:cNvGraphicFramePr>
-            <a:graphic xmlns:a="http://schemas.openxmlformats.org/drawingml/2006/main">
-              <a:graphicData uri="http://schemas.openxmlformats.org/drawingml/2006/picture">
-                <pic:pic xmlns:pic="http://schemas.openxmlformats.org/drawingml/2006/picture">
-                  <pic:nvPicPr>
-                    <pic:cNvPr id="1614069123" name=""/>
-                    <pic:cNvPicPr/>
-                  </pic:nvPicPr>
-                  <pic:blipFill>
-                    <a:blip r:embed="rId13"/>
-                    <a:stretch>
-                      <a:fillRect/>
-                    </a:stretch>
-                  </pic:blipFill>
-                  <pic:spPr>
-                    <a:xfrm>
-                      <a:off x="0" y="0"/>
-                      <a:ext cx="4159409" cy="3307102"/>
-                    </a:xfrm>
-                    <a:prstGeom prst="rect">
-                      <a:avLst/>
-                    </a:prstGeom>
-                  </pic:spPr>
-                </pic:pic>
-              </a:graphicData>
-            </a:graphic>
-          </wp:inline>
-        </w:drawing>
-      </w:r>
-    </w:p>
-    <w:p>
-      <w:pPr>
-        <w:jc w:val="center"/>
-      </w:pPr>
-      <w:r>
-        <w:rPr>
-          <w:noProof/>
-        </w:rPr>
-        <w:lastRenderedPageBreak/>
-        <w:drawing>
-          <wp:inline distT="0" distB="0" distL="0" distR="0" wp14:anchorId="369D71BA" wp14:editId="6D9C9800">
-            <wp:extent cx="4210050" cy="3255905"/>
-            <wp:effectExtent l="0" t="0" r="0" b="1905"/>
-            <wp:docPr id="1191024718" name="Imagen 1"/>
-            <wp:cNvGraphicFramePr>
-              <a:graphicFrameLocks xmlns:a="http://schemas.openxmlformats.org/drawingml/2006/main" noChangeAspect="1"/>
-            </wp:cNvGraphicFramePr>
-            <a:graphic xmlns:a="http://schemas.openxmlformats.org/drawingml/2006/main">
-              <a:graphicData uri="http://schemas.openxmlformats.org/drawingml/2006/picture">
-                <pic:pic xmlns:pic="http://schemas.openxmlformats.org/drawingml/2006/picture">
-                  <pic:nvPicPr>
-                    <pic:cNvPr id="1191024718" name=""/>
-                    <pic:cNvPicPr/>
-                  </pic:nvPicPr>
-                  <pic:blipFill>
-                    <a:blip r:embed="rId14"/>
-                    <a:stretch>
-                      <a:fillRect/>
-                    </a:stretch>
-                  </pic:blipFill>
-                  <pic:spPr>
-                    <a:xfrm>
-                      <a:off x="0" y="0"/>
-                      <a:ext cx="4223788" cy="3266530"/>
-                    </a:xfrm>
-                    <a:prstGeom prst="rect">
-                      <a:avLst/>
-                    </a:prstGeom>
-                  </pic:spPr>
-                </pic:pic>
-              </a:graphicData>
-            </a:graphic>
-          </wp:inline>
-        </w:drawing>
-      </w:r>
-    </w:p>
-    <w:p>
-      <w:pPr>
-        <w:jc w:val="center"/>
-      </w:pPr>
-      <w:r>
-        <w:rPr>
-          <w:noProof/>
-        </w:rPr>
-        <w:drawing>
-          <wp:inline distT="0" distB="0" distL="0" distR="0" wp14:anchorId="3DF1FF99" wp14:editId="5CEC80C1">
-            <wp:extent cx="4457700" cy="3448942"/>
-            <wp:effectExtent l="0" t="0" r="0" b="0"/>
-            <wp:docPr id="722001468" name="Imagen 1"/>
-            <wp:cNvGraphicFramePr>
-              <a:graphicFrameLocks xmlns:a="http://schemas.openxmlformats.org/drawingml/2006/main" noChangeAspect="1"/>
-            </wp:cNvGraphicFramePr>
-            <a:graphic xmlns:a="http://schemas.openxmlformats.org/drawingml/2006/main">
-              <a:graphicData uri="http://schemas.openxmlformats.org/drawingml/2006/picture">
-                <pic:pic xmlns:pic="http://schemas.openxmlformats.org/drawingml/2006/picture">
-                  <pic:nvPicPr>
-                    <pic:cNvPr id="722001468" name=""/>
-                    <pic:cNvPicPr/>
-                  </pic:nvPicPr>
-                  <pic:blipFill>
-                    <a:blip r:embed="rId15"/>
-                    <a:stretch>
-                      <a:fillRect/>
-                    </a:stretch>
-                  </pic:blipFill>
-                  <pic:spPr>
-                    <a:xfrm>
-                      <a:off x="0" y="0"/>
-                      <a:ext cx="4472164" cy="3460133"/>
-                    </a:xfrm>
-                    <a:prstGeom prst="rect">
-                      <a:avLst/>
-                    </a:prstGeom>
-                  </pic:spPr>
-                </pic:pic>
-              </a:graphicData>
-            </a:graphic>
-          </wp:inline>
-        </w:drawing>
-      </w:r>
-    </w:p>
-    <w:p>
-      <w:pPr>
-        <w:jc w:val="center"/>
-      </w:pPr>
-      <w:r>
-        <w:rPr>
-          <w:noProof/>
-        </w:rPr>
-        <w:lastRenderedPageBreak/>
-        <w:drawing>
-          <wp:inline distT="0" distB="0" distL="0" distR="0" wp14:anchorId="09AD879B" wp14:editId="08B84718">
-            <wp:extent cx="4533900" cy="3265249"/>
-            <wp:effectExtent l="0" t="0" r="0" b="0"/>
-            <wp:docPr id="629216682" name="Imagen 1"/>
-            <wp:cNvGraphicFramePr>
-              <a:graphicFrameLocks xmlns:a="http://schemas.openxmlformats.org/drawingml/2006/main" noChangeAspect="1"/>
-            </wp:cNvGraphicFramePr>
-            <a:graphic xmlns:a="http://schemas.openxmlformats.org/drawingml/2006/main">
-              <a:graphicData uri="http://schemas.openxmlformats.org/drawingml/2006/picture">
-                <pic:pic xmlns:pic="http://schemas.openxmlformats.org/drawingml/2006/picture">
-                  <pic:nvPicPr>
-                    <pic:cNvPr id="629216682" name=""/>
-                    <pic:cNvPicPr/>
-                  </pic:nvPicPr>
-                  <pic:blipFill>
-                    <a:blip r:embed="rId16"/>
-                    <a:stretch>
-                      <a:fillRect/>
-                    </a:stretch>
-                  </pic:blipFill>
-                  <pic:spPr>
-                    <a:xfrm>
-                      <a:off x="0" y="0"/>
-                      <a:ext cx="4550353" cy="3277098"/>
-                    </a:xfrm>
-                    <a:prstGeom prst="rect">
-                      <a:avLst/>
-                    </a:prstGeom>
-                  </pic:spPr>
-                </pic:pic>
-              </a:graphicData>
-            </a:graphic>
-          </wp:inline>
-        </w:drawing>
-      </w:r>
-    </w:p>
-    <w:p/>
-    <w:p/>
-    <w:p>
-      <w:pPr>
-        <w:pStyle w:val="Ttulo2"/>
+        <w:t>Evidencias de funcionamiento local</w:t>
+      </w:r>
+      <w:bookmarkEnd w:id="9"/>
+    </w:p>
+    <w:p>
+      <w:pPr>
+        <w:keepLines/>
+        <w:spacing w:line="360" w:lineRule="auto"/>
+        <w:rPr>
+          <w:lang w:val="es-CL"/>
+        </w:rPr>
+      </w:pPr>
+      <w:r>
+        <w:rPr>
+          <w:lang w:val="es-CL"/>
+        </w:rPr>
+        <w:t>Las siguientes capturas muestran las funciones principales ejecutadas en el entorno local.</w:t>
+      </w:r>
+    </w:p>
+    <w:p>
+      <w:pPr>
+        <w:keepLines/>
+        <w:spacing w:line="360" w:lineRule="auto"/>
+        <w:rPr>
+          <w:lang w:val="es-CL"/>
+        </w:rPr>
+      </w:pPr>
+    </w:p>
+    <w:tbl>
+      <w:tblPr>
+        <w:tblW w:w="9240" w:type="dxa"/>
+        <w:tblInd w:w="120" w:type="dxa"/>
+        <w:tblBorders>
+          <w:top w:val="nil"/>
+          <w:left w:val="nil"/>
+          <w:bottom w:val="nil"/>
+          <w:right w:val="nil"/>
+          <w:insideH w:val="nil"/>
+          <w:insideV w:val="nil"/>
+        </w:tblBorders>
+        <w:tblLayout w:type="fixed"/>
+        <w:tblLook w:val="04A0" w:firstRow="1" w:lastRow="0" w:firstColumn="1" w:lastColumn="0" w:noHBand="0" w:noVBand="1"/>
+      </w:tblPr>
+      <w:tblGrid>
+        <w:gridCol w:w="4620"/>
+        <w:gridCol w:w="4620"/>
+      </w:tblGrid>
+      <w:tr>
+        <w:tc>
+          <w:tcPr>
+            <w:tcW w:w="4620" w:type="dxa"/>
+            <w:tcMar>
+              <w:top w:w="40" w:type="dxa"/>
+              <w:left w:w="55" w:type="dxa"/>
+              <w:bottom w:w="40" w:type="dxa"/>
+              <w:right w:w="55" w:type="dxa"/>
+            </w:tcMar>
+          </w:tcPr>
+          <w:p>
+            <w:pPr>
+              <w:keepNext/>
+              <w:spacing w:after="40" w:line="360" w:lineRule="auto"/>
+              <w:jc w:val="center"/>
+              <w:rPr>
+                <w:lang w:val="es-CL"/>
+              </w:rPr>
+            </w:pPr>
+            <w:r>
+              <w:rPr>
+                <w:noProof/>
+                <w:lang w:val="es-CL"/>
+              </w:rPr>
+              <w:drawing>
+                <wp:inline distT="0" distB="0" distL="0" distR="0" wp14:anchorId="1A418DF5" wp14:editId="5FEFA893">
+                  <wp:extent cx="2651760" cy="2090439"/>
+                  <wp:effectExtent l="0" t="0" r="0" b="0"/>
+                  <wp:docPr id="32" name="Picture 32"/>
+                  <wp:cNvGraphicFramePr>
+                    <a:graphicFrameLocks xmlns:a="http://schemas.openxmlformats.org/drawingml/2006/main" noChangeAspect="1"/>
+                  </wp:cNvGraphicFramePr>
+                  <a:graphic xmlns:a="http://schemas.openxmlformats.org/drawingml/2006/main">
+                    <a:graphicData uri="http://schemas.openxmlformats.org/drawingml/2006/picture">
+                      <pic:pic xmlns:pic="http://schemas.openxmlformats.org/drawingml/2006/picture">
+                        <pic:nvPicPr>
+                          <pic:cNvPr id="0" name="image.png"/>
+                          <pic:cNvPicPr/>
+                        </pic:nvPicPr>
+                        <pic:blipFill>
+                          <a:blip r:embed="rId11"/>
+                          <a:stretch>
+                            <a:fillRect/>
+                          </a:stretch>
+                        </pic:blipFill>
+                        <pic:spPr>
+                          <a:xfrm>
+                            <a:off x="0" y="0"/>
+                            <a:ext cx="2651760" cy="2090439"/>
+                          </a:xfrm>
+                          <a:prstGeom prst="rect">
+                            <a:avLst/>
+                          </a:prstGeom>
+                        </pic:spPr>
+                      </pic:pic>
+                    </a:graphicData>
+                  </a:graphic>
+                </wp:inline>
+              </w:drawing>
+            </w:r>
+          </w:p>
+          <w:p>
+            <w:pPr>
+              <w:keepLines/>
+              <w:spacing w:line="360" w:lineRule="auto"/>
+              <w:jc w:val="center"/>
+              <w:rPr>
+                <w:lang w:val="es-CL"/>
+              </w:rPr>
+            </w:pPr>
+            <w:r>
+              <w:rPr>
+                <w:lang w:val="es-CL"/>
+              </w:rPr>
+              <w:t>Figura 2. Tienda pública con catálogo y filtros.</w:t>
+            </w:r>
+          </w:p>
+        </w:tc>
+        <w:tc>
+          <w:tcPr>
+            <w:tcW w:w="4620" w:type="dxa"/>
+            <w:tcMar>
+              <w:top w:w="40" w:type="dxa"/>
+              <w:left w:w="55" w:type="dxa"/>
+              <w:bottom w:w="40" w:type="dxa"/>
+              <w:right w:w="55" w:type="dxa"/>
+            </w:tcMar>
+          </w:tcPr>
+          <w:p>
+            <w:pPr>
+              <w:keepNext/>
+              <w:spacing w:after="40" w:line="360" w:lineRule="auto"/>
+              <w:jc w:val="center"/>
+              <w:rPr>
+                <w:lang w:val="es-CL"/>
+              </w:rPr>
+            </w:pPr>
+            <w:r>
+              <w:rPr>
+                <w:noProof/>
+                <w:lang w:val="es-CL"/>
+              </w:rPr>
+              <w:drawing>
+                <wp:inline distT="0" distB="0" distL="0" distR="0" wp14:anchorId="0822EE91" wp14:editId="3F26D803">
+                  <wp:extent cx="2651760" cy="2108393"/>
+                  <wp:effectExtent l="0" t="0" r="0" b="0"/>
+                  <wp:docPr id="33" name="Picture 33"/>
+                  <wp:cNvGraphicFramePr>
+                    <a:graphicFrameLocks xmlns:a="http://schemas.openxmlformats.org/drawingml/2006/main" noChangeAspect="1"/>
+                  </wp:cNvGraphicFramePr>
+                  <a:graphic xmlns:a="http://schemas.openxmlformats.org/drawingml/2006/main">
+                    <a:graphicData uri="http://schemas.openxmlformats.org/drawingml/2006/picture">
+                      <pic:pic xmlns:pic="http://schemas.openxmlformats.org/drawingml/2006/picture">
+                        <pic:nvPicPr>
+                          <pic:cNvPr id="0" name="image.png"/>
+                          <pic:cNvPicPr/>
+                        </pic:nvPicPr>
+                        <pic:blipFill>
+                          <a:blip r:embed="rId12"/>
+                          <a:stretch>
+                            <a:fillRect/>
+                          </a:stretch>
+                        </pic:blipFill>
+                        <pic:spPr>
+                          <a:xfrm>
+                            <a:off x="0" y="0"/>
+                            <a:ext cx="2651760" cy="2108393"/>
+                          </a:xfrm>
+                          <a:prstGeom prst="rect">
+                            <a:avLst/>
+                          </a:prstGeom>
+                        </pic:spPr>
+                      </pic:pic>
+                    </a:graphicData>
+                  </a:graphic>
+                </wp:inline>
+              </w:drawing>
+            </w:r>
+          </w:p>
+          <w:p>
+            <w:pPr>
+              <w:keepLines/>
+              <w:spacing w:line="360" w:lineRule="auto"/>
+              <w:jc w:val="center"/>
+              <w:rPr>
+                <w:lang w:val="es-CL"/>
+              </w:rPr>
+            </w:pPr>
+            <w:r>
+              <w:rPr>
+                <w:lang w:val="es-CL"/>
+              </w:rPr>
+              <w:t>Figura 3. Administración de productos.</w:t>
+            </w:r>
+          </w:p>
+        </w:tc>
+      </w:tr>
+      <w:tr>
+        <w:tc>
+          <w:tcPr>
+            <w:tcW w:w="4620" w:type="dxa"/>
+            <w:tcMar>
+              <w:top w:w="40" w:type="dxa"/>
+              <w:left w:w="55" w:type="dxa"/>
+              <w:bottom w:w="40" w:type="dxa"/>
+              <w:right w:w="55" w:type="dxa"/>
+            </w:tcMar>
+          </w:tcPr>
+          <w:p>
+            <w:pPr>
+              <w:keepNext/>
+              <w:spacing w:after="40" w:line="360" w:lineRule="auto"/>
+              <w:jc w:val="center"/>
+              <w:rPr>
+                <w:lang w:val="es-CL"/>
+              </w:rPr>
+            </w:pPr>
+            <w:r>
+              <w:rPr>
+                <w:noProof/>
+                <w:lang w:val="es-CL"/>
+              </w:rPr>
+              <w:drawing>
+                <wp:inline distT="0" distB="0" distL="0" distR="0" wp14:anchorId="5039D2CA" wp14:editId="55587835">
+                  <wp:extent cx="2651760" cy="2050694"/>
+                  <wp:effectExtent l="0" t="0" r="0" b="0"/>
+                  <wp:docPr id="34" name="Picture 34"/>
+                  <wp:cNvGraphicFramePr>
+                    <a:graphicFrameLocks xmlns:a="http://schemas.openxmlformats.org/drawingml/2006/main" noChangeAspect="1"/>
+                  </wp:cNvGraphicFramePr>
+                  <a:graphic xmlns:a="http://schemas.openxmlformats.org/drawingml/2006/main">
+                    <a:graphicData uri="http://schemas.openxmlformats.org/drawingml/2006/picture">
+                      <pic:pic xmlns:pic="http://schemas.openxmlformats.org/drawingml/2006/picture">
+                        <pic:nvPicPr>
+                          <pic:cNvPr id="0" name="image.png"/>
+                          <pic:cNvPicPr/>
+                        </pic:nvPicPr>
+                        <pic:blipFill>
+                          <a:blip r:embed="rId13"/>
+                          <a:stretch>
+                            <a:fillRect/>
+                          </a:stretch>
+                        </pic:blipFill>
+                        <pic:spPr>
+                          <a:xfrm>
+                            <a:off x="0" y="0"/>
+                            <a:ext cx="2651760" cy="2050694"/>
+                          </a:xfrm>
+                          <a:prstGeom prst="rect">
+                            <a:avLst/>
+                          </a:prstGeom>
+                        </pic:spPr>
+                      </pic:pic>
+                    </a:graphicData>
+                  </a:graphic>
+                </wp:inline>
+              </w:drawing>
+            </w:r>
+          </w:p>
+          <w:p>
+            <w:pPr>
+              <w:keepLines/>
+              <w:spacing w:line="360" w:lineRule="auto"/>
+              <w:jc w:val="center"/>
+              <w:rPr>
+                <w:lang w:val="es-CL"/>
+              </w:rPr>
+            </w:pPr>
+            <w:r>
+              <w:rPr>
+                <w:lang w:val="es-CL"/>
+              </w:rPr>
+              <w:t xml:space="preserve">Figura 4. Creación de un </w:t>
+            </w:r>
+            <w:r>
+              <w:rPr>
+                <w:lang w:val="es-CL"/>
+              </w:rPr>
+              <w:t>producto.</w:t>
+            </w:r>
+          </w:p>
+        </w:tc>
+        <w:tc>
+          <w:tcPr>
+            <w:tcW w:w="4620" w:type="dxa"/>
+            <w:tcMar>
+              <w:top w:w="40" w:type="dxa"/>
+              <w:left w:w="55" w:type="dxa"/>
+              <w:bottom w:w="40" w:type="dxa"/>
+              <w:right w:w="55" w:type="dxa"/>
+            </w:tcMar>
+          </w:tcPr>
+          <w:p>
+            <w:pPr>
+              <w:keepNext/>
+              <w:spacing w:after="40" w:line="360" w:lineRule="auto"/>
+              <w:jc w:val="center"/>
+              <w:rPr>
+                <w:lang w:val="es-CL"/>
+              </w:rPr>
+            </w:pPr>
+            <w:r>
+              <w:rPr>
+                <w:noProof/>
+                <w:lang w:val="es-CL"/>
+              </w:rPr>
+              <w:drawing>
+                <wp:inline distT="0" distB="0" distL="0" distR="0" wp14:anchorId="3E086784" wp14:editId="6377F9C2">
+                  <wp:extent cx="2651760" cy="1909651"/>
+                  <wp:effectExtent l="0" t="0" r="0" b="0"/>
+                  <wp:docPr id="35" name="Picture 35"/>
+                  <wp:cNvGraphicFramePr>
+                    <a:graphicFrameLocks xmlns:a="http://schemas.openxmlformats.org/drawingml/2006/main" noChangeAspect="1"/>
+                  </wp:cNvGraphicFramePr>
+                  <a:graphic xmlns:a="http://schemas.openxmlformats.org/drawingml/2006/main">
+                    <a:graphicData uri="http://schemas.openxmlformats.org/drawingml/2006/picture">
+                      <pic:pic xmlns:pic="http://schemas.openxmlformats.org/drawingml/2006/picture">
+                        <pic:nvPicPr>
+                          <pic:cNvPr id="0" name="image.png"/>
+                          <pic:cNvPicPr/>
+                        </pic:nvPicPr>
+                        <pic:blipFill>
+                          <a:blip r:embed="rId14"/>
+                          <a:stretch>
+                            <a:fillRect/>
+                          </a:stretch>
+                        </pic:blipFill>
+                        <pic:spPr>
+                          <a:xfrm>
+                            <a:off x="0" y="0"/>
+                            <a:ext cx="2651760" cy="1909651"/>
+                          </a:xfrm>
+                          <a:prstGeom prst="rect">
+                            <a:avLst/>
+                          </a:prstGeom>
+                        </pic:spPr>
+                      </pic:pic>
+                    </a:graphicData>
+                  </a:graphic>
+                </wp:inline>
+              </w:drawing>
+            </w:r>
+          </w:p>
+          <w:p>
+            <w:pPr>
+              <w:keepLines/>
+              <w:spacing w:line="360" w:lineRule="auto"/>
+              <w:jc w:val="center"/>
+              <w:rPr>
+                <w:lang w:val="es-CL"/>
+              </w:rPr>
+            </w:pPr>
+            <w:r>
+              <w:rPr>
+                <w:lang w:val="es-CL"/>
+              </w:rPr>
+              <w:t>Figura 5. Carrito y confirmación de pedido.</w:t>
+            </w:r>
+          </w:p>
+        </w:tc>
+      </w:tr>
+    </w:tbl>
+    <w:p>
+      <w:pPr>
+        <w:spacing w:after="0" w:line="360" w:lineRule="auto"/>
+        <w:rPr>
+          <w:lang w:val="es-CL"/>
+        </w:rPr>
+      </w:pPr>
+    </w:p>
+    <w:p>
+      <w:pPr>
+        <w:spacing w:after="0" w:line="360" w:lineRule="auto"/>
+        <w:rPr>
+          <w:lang w:val="es-CL"/>
+        </w:rPr>
+      </w:pPr>
+      <w:r>
+        <w:rPr>
+          <w:b/>
+          <w:sz w:val="26"/>
+          <w:lang w:val="es-CL"/>
+        </w:rPr>
+        <w:t>Código fuente</w:t>
+      </w:r>
+    </w:p>
+    <w:p>
+      <w:pPr>
+        <w:spacing w:line="360" w:lineRule="auto"/>
+        <w:rPr>
+          <w:lang w:val="es-CL"/>
+        </w:rPr>
+      </w:pPr>
+      <w:r>
+        <w:rPr>
+          <w:lang w:val="es-CL"/>
+        </w:rPr>
+        <w:t>E</w:t>
+      </w:r>
+      <w:r>
+        <w:rPr>
+          <w:lang w:val="es-CL"/>
+        </w:rPr>
+        <w:t xml:space="preserve">l código, el modelo de datos y las instrucciones de ejecución local se encuentran en la rama </w:t>
+      </w:r>
+      <w:proofErr w:type="spellStart"/>
+      <w:r>
+        <w:rPr>
+          <w:lang w:val="es-CL"/>
+        </w:rPr>
+        <w:t>main</w:t>
+      </w:r>
+      <w:proofErr w:type="spellEnd"/>
+      <w:r>
+        <w:rPr>
+          <w:lang w:val="es-CL"/>
+        </w:rPr>
+        <w:t xml:space="preserve"> del repositorio del proyecto:</w:t>
+      </w:r>
+    </w:p>
+    <w:p>
+      <w:pPr>
+        <w:spacing w:line="360" w:lineRule="auto"/>
+        <w:jc w:val="left"/>
         <w:rPr>
           <w:u w:val="single"/>
-        </w:rPr>
-      </w:pPr>
-      <w:r>
-        <w:rPr>
-          <w:u w:val="single"/>
-        </w:rPr>
-        <w:t xml:space="preserve">Código Fuente </w:t>
-      </w:r>
-      <w:proofErr w:type="spellStart"/>
-      <w:r>
-        <w:rPr>
-          <w:u w:val="single"/>
-        </w:rPr>
-        <w:t>Github</w:t>
-      </w:r>
-      <w:proofErr w:type="spellEnd"/>
-      <w:r>
-        <w:rPr>
-          <w:u w:val="single"/>
-        </w:rPr>
-        <w:t>:</w:t>
-      </w:r>
-    </w:p>
-    <w:p>
-      <w:pPr>
-        <w:rPr>
-          <w:rFonts w:asciiTheme="minorHAnsi" w:hAnsiTheme="minorHAnsi" w:cstheme="minorHAnsi"/>
-        </w:rPr>
-      </w:pPr>
-      <w:r>
-        <w:rPr>
-          <w:rFonts w:asciiTheme="minorHAnsi" w:hAnsiTheme="minorHAnsi" w:cstheme="minorHAnsi"/>
-        </w:rPr>
-        <w:t xml:space="preserve">En el siguiente repositorio </w:t>
-      </w:r>
-      <w:proofErr w:type="spellStart"/>
-      <w:r>
-        <w:rPr>
-          <w:rFonts w:asciiTheme="minorHAnsi" w:hAnsiTheme="minorHAnsi" w:cstheme="minorHAnsi"/>
-        </w:rPr>
-        <w:t>Github</w:t>
-      </w:r>
-      <w:proofErr w:type="spellEnd"/>
-      <w:r>
-        <w:rPr>
-          <w:rFonts w:asciiTheme="minorHAnsi" w:hAnsiTheme="minorHAnsi" w:cstheme="minorHAnsi"/>
-        </w:rPr>
-        <w:t xml:space="preserve"> rama </w:t>
-      </w:r>
-      <w:proofErr w:type="spellStart"/>
-      <w:r>
-        <w:rPr>
-          <w:rFonts w:asciiTheme="minorHAnsi" w:hAnsiTheme="minorHAnsi" w:cstheme="minorHAnsi"/>
-        </w:rPr>
-        <w:t>main</w:t>
-      </w:r>
-      <w:proofErr w:type="spellEnd"/>
-      <w:r>
-        <w:rPr>
-          <w:rFonts w:asciiTheme="minorHAnsi" w:hAnsiTheme="minorHAnsi" w:cstheme="minorHAnsi"/>
-        </w:rPr>
-        <w:t xml:space="preserve"> se podrá encontrar lo siguiente:</w:t>
-      </w:r>
-    </w:p>
-    <w:p>
-      <w:pPr>
-        <w:rPr>
-          <w:rFonts w:asciiTheme="minorHAnsi" w:hAnsiTheme="minorHAnsi" w:cstheme="minorHAnsi"/>
-        </w:rPr>
-      </w:pPr>
-    </w:p>
-    <w:p>
-      <w:pPr>
-        <w:rPr>
-          <w:rFonts w:asciiTheme="minorHAnsi" w:hAnsiTheme="minorHAnsi" w:cstheme="minorHAnsi"/>
-        </w:rPr>
-      </w:pPr>
-      <w:hyperlink r:id="rId17" w:history="1">
+          <w:lang w:val="es-CL"/>
+        </w:rPr>
+      </w:pPr>
+      <w:hyperlink r:id="rId15" w:history="1">
         <w:r>
           <w:rPr>
             <w:rStyle w:val="Hipervnculo"/>
-            <w:rFonts w:asciiTheme="minorHAnsi" w:hAnsiTheme="minorHAnsi" w:cstheme="minorHAnsi"/>
+            <w:lang w:val="es-CL"/>
           </w:rPr>
           <w:t>https://github.com/dmalleaval/APTC106-Grupo1</w:t>
         </w:r>
@@ -3211,229 +4241,382 @@
     </w:p>
     <w:p>
       <w:pPr>
-        <w:rPr>
-          <w:rFonts w:asciiTheme="minorHAnsi" w:hAnsiTheme="minorHAnsi" w:cstheme="minorHAnsi"/>
-        </w:rPr>
-      </w:pPr>
-    </w:p>
-    <w:p>
-      <w:pPr>
-        <w:pStyle w:val="Prrafodelista"/>
-        <w:numPr>
-          <w:ilvl w:val="0"/>
-          <w:numId w:val="15"/>
-        </w:numPr>
-        <w:rPr>
-          <w:rFonts w:asciiTheme="minorHAnsi" w:hAnsiTheme="minorHAnsi" w:cstheme="minorHAnsi"/>
-        </w:rPr>
-      </w:pPr>
-      <w:r>
-        <w:rPr>
-          <w:rFonts w:asciiTheme="minorHAnsi" w:hAnsiTheme="minorHAnsi" w:cstheme="minorHAnsi"/>
-        </w:rPr>
-        <w:t>Carpeta “</w:t>
+        <w:spacing w:line="360" w:lineRule="auto"/>
+        <w:jc w:val="left"/>
+        <w:rPr>
+          <w:lang w:val="es-CL"/>
+        </w:rPr>
+      </w:pPr>
+    </w:p>
+    <w:p>
+      <w:pPr>
+        <w:pStyle w:val="Ttulo2"/>
+        <w:spacing w:before="140" w:after="80" w:line="360" w:lineRule="auto"/>
+        <w:jc w:val="left"/>
+        <w:rPr>
+          <w:color w:val="auto"/>
+          <w:lang w:val="es-CL"/>
+        </w:rPr>
+      </w:pPr>
+      <w:bookmarkStart w:id="10" w:name="_Toc235996188"/>
+      <w:r>
+        <w:rPr>
+          <w:color w:val="auto"/>
+          <w:lang w:val="es-CL"/>
+        </w:rPr>
+        <w:lastRenderedPageBreak/>
+        <w:t>Alcance y</w:t>
+      </w:r>
+      <w:r>
+        <w:rPr>
+          <w:color w:val="auto"/>
+          <w:lang w:val="es-CL"/>
+        </w:rPr>
+        <w:t xml:space="preserve"> limitaciones</w:t>
+      </w:r>
+      <w:bookmarkEnd w:id="10"/>
+    </w:p>
+    <w:p>
+      <w:pPr>
+        <w:spacing w:line="360" w:lineRule="auto"/>
+        <w:rPr>
+          <w:lang w:val="es-CL"/>
+        </w:rPr>
+      </w:pPr>
+      <w:r>
+        <w:rPr>
+          <w:lang w:val="es-CL"/>
+        </w:rPr>
+        <w:t xml:space="preserve">La entrega implementa una aplicación web local con </w:t>
       </w:r>
       <w:proofErr w:type="spellStart"/>
       <w:r>
         <w:rPr>
-          <w:rFonts w:asciiTheme="minorHAnsi" w:hAnsiTheme="minorHAnsi" w:cstheme="minorHAnsi"/>
-        </w:rPr>
-        <w:t>codigo</w:t>
+          <w:lang w:val="es-CL"/>
+        </w:rPr>
+        <w:t>backend</w:t>
       </w:r>
       <w:proofErr w:type="spellEnd"/>
       <w:r>
         <w:rPr>
-          <w:rFonts w:asciiTheme="minorHAnsi" w:hAnsiTheme="minorHAnsi" w:cstheme="minorHAnsi"/>
-        </w:rPr>
-        <w:t xml:space="preserve">” </w:t>
-      </w:r>
-      <w:r>
-        <w:sym w:font="Wingdings" w:char="F0E0"/>
-      </w:r>
-      <w:r>
-        <w:rPr>
-          <w:rFonts w:asciiTheme="minorHAnsi" w:hAnsiTheme="minorHAnsi" w:cstheme="minorHAnsi"/>
-        </w:rPr>
-        <w:t xml:space="preserve"> contiene el código desarrollado con los requisitos de la actividad.</w:t>
-      </w:r>
-    </w:p>
-    <w:p>
-      <w:pPr>
-        <w:pStyle w:val="Prrafodelista"/>
-        <w:numPr>
-          <w:ilvl w:val="0"/>
-          <w:numId w:val="15"/>
-        </w:numPr>
-        <w:rPr>
-          <w:rFonts w:asciiTheme="minorHAnsi" w:hAnsiTheme="minorHAnsi" w:cstheme="minorHAnsi"/>
-        </w:rPr>
-      </w:pPr>
+          <w:lang w:val="es-CL"/>
+        </w:rPr>
+        <w:t xml:space="preserve"> Django, </w:t>
+      </w:r>
       <w:proofErr w:type="spellStart"/>
       <w:r>
         <w:rPr>
-          <w:rFonts w:asciiTheme="minorHAnsi" w:hAnsiTheme="minorHAnsi" w:cstheme="minorHAnsi"/>
-        </w:rPr>
-        <w:t>Modelo_</w:t>
-      </w:r>
-      <w:proofErr w:type="gramStart"/>
-      <w:r>
-        <w:rPr>
-          <w:rFonts w:asciiTheme="minorHAnsi" w:hAnsiTheme="minorHAnsi" w:cstheme="minorHAnsi"/>
-        </w:rPr>
-        <w:t>datos.drawio</w:t>
+          <w:lang w:val="es-CL"/>
+        </w:rPr>
+        <w:t>templates</w:t>
       </w:r>
       <w:proofErr w:type="spellEnd"/>
-      <w:proofErr w:type="gramEnd"/>
-      <w:r>
-        <w:rPr>
-          <w:rFonts w:asciiTheme="minorHAnsi" w:hAnsiTheme="minorHAnsi" w:cstheme="minorHAnsi"/>
-        </w:rPr>
-        <w:t xml:space="preserve"> </w:t>
-      </w:r>
-      <w:r>
-        <w:sym w:font="Wingdings" w:char="F0E0"/>
-      </w:r>
-      <w:r>
-        <w:rPr>
-          <w:rFonts w:asciiTheme="minorHAnsi" w:hAnsiTheme="minorHAnsi" w:cstheme="minorHAnsi"/>
-        </w:rPr>
-        <w:t xml:space="preserve"> el modelo de datos de nuestra solución.</w:t>
-      </w:r>
-    </w:p>
-    <w:p>
-      <w:pPr>
-        <w:pStyle w:val="Prrafodelista"/>
-        <w:numPr>
-          <w:ilvl w:val="0"/>
-          <w:numId w:val="15"/>
-        </w:numPr>
-        <w:rPr>
-          <w:rFonts w:asciiTheme="minorHAnsi" w:hAnsiTheme="minorHAnsi" w:cstheme="minorHAnsi"/>
-        </w:rPr>
-      </w:pPr>
-      <w:r>
-        <w:rPr>
-          <w:rFonts w:asciiTheme="minorHAnsi" w:hAnsiTheme="minorHAnsi" w:cstheme="minorHAnsi"/>
-        </w:rPr>
-        <w:t xml:space="preserve">Instrucciones.txt </w:t>
-      </w:r>
-      <w:r>
-        <w:sym w:font="Wingdings" w:char="F0E0"/>
-      </w:r>
-      <w:r>
-        <w:rPr>
-          <w:rFonts w:asciiTheme="minorHAnsi" w:hAnsiTheme="minorHAnsi" w:cstheme="minorHAnsi"/>
-        </w:rPr>
-        <w:t xml:space="preserve"> los pasos a seguir para levantar la aplicación en entorno local.</w:t>
-      </w:r>
-    </w:p>
-    <w:p>
-      <w:pPr>
-        <w:pStyle w:val="Prrafodelista"/>
-        <w:numPr>
-          <w:ilvl w:val="0"/>
-          <w:numId w:val="15"/>
-        </w:numPr>
-        <w:rPr>
-          <w:rFonts w:asciiTheme="minorHAnsi" w:hAnsiTheme="minorHAnsi" w:cstheme="minorHAnsi"/>
-          <w:lang w:val="pt-PT"/>
-        </w:rPr>
-      </w:pPr>
-      <w:hyperlink r:id="rId18" w:tooltip="APTC106_s6_Grupo1.docx" w:history="1">
-        <w:r>
-          <w:rPr>
-            <w:lang w:val="pt-PT"/>
-          </w:rPr>
-          <w:t>APTC106_s6_Grupo1.docx</w:t>
-        </w:r>
-      </w:hyperlink>
-      <w:r>
-        <w:rPr>
-          <w:rFonts w:asciiTheme="minorHAnsi" w:hAnsiTheme="minorHAnsi" w:cstheme="minorHAnsi"/>
-          <w:lang w:val="pt-PT"/>
-        </w:rPr>
-        <w:t xml:space="preserve"> </w:t>
-      </w:r>
-      <w:r>
-        <w:rPr>
-          <w:rFonts w:asciiTheme="minorHAnsi" w:hAnsiTheme="minorHAnsi" w:cstheme="minorHAnsi"/>
-        </w:rPr>
-        <w:sym w:font="Wingdings" w:char="F0E0"/>
-      </w:r>
-      <w:r>
-        <w:rPr>
-          <w:rFonts w:asciiTheme="minorHAnsi" w:hAnsiTheme="minorHAnsi" w:cstheme="minorHAnsi"/>
-          <w:lang w:val="pt-PT"/>
-        </w:rPr>
-        <w:t xml:space="preserve"> i</w:t>
-      </w:r>
-      <w:r>
-        <w:rPr>
-          <w:rFonts w:asciiTheme="minorHAnsi" w:hAnsiTheme="minorHAnsi" w:cstheme="minorHAnsi"/>
-          <w:lang w:val="pt-PT"/>
-        </w:rPr>
-        <w:t>nforme correspondiente a la actividad.</w:t>
-      </w:r>
+      <w:r>
+        <w:rPr>
+          <w:lang w:val="es-CL"/>
+        </w:rPr>
+        <w:t>, autenticación, CRUD de productos y categorías, catálogo, carrito y confirmación básica. No incluye API REST, aplicación móvil, pagos reales ni despliegue productivo</w:t>
+      </w:r>
+      <w:r>
+        <w:rPr>
+          <w:lang w:val="es-CL"/>
+        </w:rPr>
+        <w:t>.</w:t>
+      </w:r>
+    </w:p>
+    <w:p>
+      <w:pPr>
+        <w:spacing w:line="360" w:lineRule="auto"/>
+        <w:rPr>
+          <w:lang w:val="es-CL"/>
+        </w:rPr>
+      </w:pPr>
+    </w:p>
+    <w:p>
+      <w:pPr>
+        <w:spacing w:line="360" w:lineRule="auto"/>
+        <w:rPr>
+          <w:lang w:val="es-CL"/>
+        </w:rPr>
+      </w:pPr>
+      <w:r>
+        <w:rPr>
+          <w:lang w:val="es-CL"/>
+        </w:rPr>
+        <w:t>La confirmación cambia el carrito a estado confirmado, pero la gestión posterior del pedido se realiza desde /</w:t>
+      </w:r>
+      <w:proofErr w:type="spellStart"/>
+      <w:r>
+        <w:rPr>
+          <w:lang w:val="es-CL"/>
+        </w:rPr>
+        <w:t>admin</w:t>
+      </w:r>
+      <w:proofErr w:type="spellEnd"/>
+      <w:r>
+        <w:rPr>
+          <w:lang w:val="es-CL"/>
+        </w:rPr>
+        <w:t xml:space="preserve">/ y no desde un panel operativo. Las pruebas actuales cubren modelos y vistas con Django </w:t>
+      </w:r>
+      <w:proofErr w:type="spellStart"/>
+      <w:r>
+        <w:rPr>
+          <w:lang w:val="es-CL"/>
+        </w:rPr>
+        <w:t>TestCase</w:t>
+      </w:r>
+      <w:proofErr w:type="spellEnd"/>
+      <w:r>
+        <w:rPr>
+          <w:lang w:val="es-CL"/>
+        </w:rPr>
+        <w:t>; quedan pendientes pruebas de interfaz de</w:t>
+      </w:r>
+      <w:r>
+        <w:rPr>
+          <w:lang w:val="es-CL"/>
+        </w:rPr>
+        <w:t xml:space="preserve"> extremo a extremo.</w:t>
+      </w:r>
+    </w:p>
+    <w:p>
+      <w:pPr>
+        <w:spacing w:line="360" w:lineRule="auto"/>
+        <w:rPr>
+          <w:lang w:val="es-CL"/>
+        </w:rPr>
+      </w:pPr>
     </w:p>
     <w:p>
       <w:pPr>
         <w:pStyle w:val="Ttulo2"/>
-        <w:rPr>
-          <w:u w:val="single"/>
-          <w:lang w:val="pt-PT"/>
-        </w:rPr>
-      </w:pPr>
-      <w:bookmarkStart w:id="9" w:name="_Toc235881500"/>
-    </w:p>
-    <w:p>
-      <w:pPr>
-        <w:rPr>
-          <w:lang w:val="pt-PT"/>
+        <w:spacing w:before="140" w:after="80" w:line="360" w:lineRule="auto"/>
+        <w:jc w:val="left"/>
+        <w:rPr>
+          <w:color w:val="auto"/>
+          <w:lang w:val="es-CL"/>
+        </w:rPr>
+      </w:pPr>
+      <w:bookmarkStart w:id="11" w:name="_Toc235996189"/>
+      <w:r>
+        <w:rPr>
+          <w:color w:val="auto"/>
+          <w:lang w:val="es-CL"/>
+        </w:rPr>
+        <w:t>Conclusión</w:t>
+      </w:r>
+      <w:bookmarkEnd w:id="11"/>
+    </w:p>
+    <w:p>
+      <w:pPr>
+        <w:spacing w:line="360" w:lineRule="auto"/>
+        <w:rPr>
+          <w:lang w:val="es-CL"/>
+        </w:rPr>
+      </w:pPr>
+      <w:r>
+        <w:rPr>
+          <w:lang w:val="es-CL"/>
+        </w:rPr>
+        <w:t xml:space="preserve">El equipo cumplió el objetivo de adaptar el CRUD base a una aplicación web para la administración y venta de alimentos. La solución permite gestionar productos y categorías, consultar el catálogo y completar un proceso </w:t>
+      </w:r>
+      <w:r>
+        <w:rPr>
+          <w:lang w:val="es-CL"/>
+        </w:rPr>
+        <w:t>básico de compra, aplicando una organización MVT/MTV y un modelo relacional que preserva la integridad de los datos.</w:t>
+      </w:r>
+    </w:p>
+    <w:p>
+      <w:pPr>
+        <w:spacing w:line="360" w:lineRule="auto"/>
+        <w:rPr>
+          <w:lang w:val="es-CL"/>
+        </w:rPr>
+      </w:pPr>
+    </w:p>
+    <w:p>
+      <w:pPr>
+        <w:spacing w:line="360" w:lineRule="auto"/>
+        <w:rPr>
+          <w:lang w:val="es-CL"/>
+        </w:rPr>
+      </w:pPr>
+      <w:r>
+        <w:rPr>
+          <w:lang w:val="es-CL"/>
+        </w:rPr>
+        <w:t xml:space="preserve">El resultado alcanza el funcionamiento mínimo viable solicitado, aunque mantiene limitaciones propias de un prototipo local. Como marco de </w:t>
+      </w:r>
+      <w:r>
+        <w:rPr>
+          <w:lang w:val="es-CL"/>
+        </w:rPr>
+        <w:t>acción futura se propone desplegar la solución, incorporar pagos y seguimiento de pedidos, ampliar las pruebas de interfaz y exponer una API REST para una eventual aplicación móvil.</w:t>
+      </w:r>
+    </w:p>
+    <w:p>
+      <w:pPr>
+        <w:spacing w:line="360" w:lineRule="auto"/>
+        <w:rPr>
+          <w:lang w:val="es-CL"/>
         </w:rPr>
       </w:pPr>
     </w:p>
     <w:p>
       <w:pPr>
         <w:pStyle w:val="Ttulo2"/>
-        <w:rPr>
-          <w:u w:val="single"/>
-        </w:rPr>
-      </w:pPr>
-      <w:r>
-        <w:rPr>
-          <w:u w:val="single"/>
-        </w:rPr>
-        <w:lastRenderedPageBreak/>
-        <w:t>Conclusión:</w:t>
-      </w:r>
-      <w:bookmarkEnd w:id="9"/>
-    </w:p>
-    <w:p>
-      <w:pPr>
-        <w:rPr>
-          <w:rFonts w:asciiTheme="minorHAnsi" w:hAnsiTheme="minorHAnsi" w:cstheme="minorHAnsi"/>
-        </w:rPr>
-      </w:pPr>
-      <w:r>
-        <w:rPr>
-          <w:rFonts w:asciiTheme="minorHAnsi" w:hAnsiTheme="minorHAnsi" w:cstheme="minorHAnsi"/>
-        </w:rPr>
-        <w:t>El equipo logró cumplir el objetivo de adaptar el CRUD entregado a una aplicación web con un caso de uso concreto. La solución implementada mantiene todas las operaciones CRUD originales e incorpora funcionalidades adicionales que permiten administrar un catálogo y simular un proceso de compra. El desarrollo permitió aplicar conceptos de modelado relacional, autenticación, integridad de datos y reutilización de componentes. Consideramos que las decisiones adoptadas favorecen la mantenibilidad, escalabilidad y claridad del proyecto, cumpliendo los objetivos planteados y demostrando el correcto funcionamiento de la aplicación.</w:t>
-      </w:r>
-    </w:p>
-    <w:p>
-      <w:pPr>
-        <w:rPr>
-          <w:lang w:val="es-CL"/>
-        </w:rPr>
-      </w:pPr>
+        <w:spacing w:before="140" w:after="80" w:line="360" w:lineRule="auto"/>
+        <w:jc w:val="left"/>
+        <w:rPr>
+          <w:color w:val="auto"/>
+          <w:lang w:val="es-CL"/>
+        </w:rPr>
+      </w:pPr>
+      <w:bookmarkStart w:id="12" w:name="_Toc235996190"/>
+      <w:r>
+        <w:rPr>
+          <w:color w:val="auto"/>
+          <w:lang w:val="es-CL"/>
+        </w:rPr>
+        <w:t>Referencias</w:t>
+      </w:r>
+      <w:bookmarkEnd w:id="12"/>
+    </w:p>
+    <w:p>
+      <w:pPr>
+        <w:keepLines/>
+        <w:spacing w:after="40" w:line="360" w:lineRule="auto"/>
+        <w:ind w:left="720" w:hanging="720"/>
+        <w:jc w:val="left"/>
+        <w:rPr>
+          <w:lang w:val="es-CL"/>
+        </w:rPr>
+      </w:pPr>
+      <w:r>
+        <w:rPr>
+          <w:lang w:val="es-CL"/>
+        </w:rPr>
+        <w:t xml:space="preserve">Django Software </w:t>
+      </w:r>
+      <w:proofErr w:type="spellStart"/>
+      <w:r>
+        <w:rPr>
+          <w:lang w:val="es-CL"/>
+        </w:rPr>
+        <w:t>Foundation</w:t>
+      </w:r>
+      <w:proofErr w:type="spellEnd"/>
+      <w:r>
+        <w:rPr>
+          <w:lang w:val="es-CL"/>
+        </w:rPr>
+        <w:t xml:space="preserve">. (s. f.). </w:t>
+      </w:r>
+      <w:proofErr w:type="spellStart"/>
+      <w:r>
+        <w:rPr>
+          <w:i/>
+          <w:lang w:val="es-CL"/>
+        </w:rPr>
+        <w:t>Glossary</w:t>
+      </w:r>
+      <w:proofErr w:type="spellEnd"/>
+      <w:r>
+        <w:rPr>
+          <w:lang w:val="es-CL"/>
+        </w:rPr>
+        <w:t xml:space="preserve">. Django </w:t>
+      </w:r>
+      <w:proofErr w:type="spellStart"/>
+      <w:r>
+        <w:rPr>
+          <w:lang w:val="es-CL"/>
+        </w:rPr>
+        <w:t>documentation</w:t>
+      </w:r>
+      <w:proofErr w:type="spellEnd"/>
+      <w:r>
+        <w:rPr>
+          <w:lang w:val="es-CL"/>
+        </w:rPr>
+        <w:t>. https://docs.djangoproject.com/en/6.0/glossary/</w:t>
+      </w:r>
+    </w:p>
+    <w:p>
+      <w:pPr>
+        <w:keepLines/>
+        <w:spacing w:after="40" w:line="360" w:lineRule="auto"/>
+        <w:ind w:left="720" w:hanging="720"/>
+        <w:jc w:val="left"/>
+        <w:rPr>
+          <w:lang w:val="es-CL"/>
+        </w:rPr>
+      </w:pPr>
+      <w:r>
+        <w:rPr>
+          <w:lang w:val="es-CL"/>
+        </w:rPr>
+        <w:t xml:space="preserve">Vargas, M. (2022a). </w:t>
+      </w:r>
+      <w:r>
+        <w:rPr>
+          <w:i/>
+          <w:lang w:val="es-CL"/>
+        </w:rPr>
+        <w:t>Patrones arquitectónicos</w:t>
+      </w:r>
+      <w:r>
+        <w:rPr>
+          <w:lang w:val="es-CL"/>
+        </w:rPr>
+        <w:t xml:space="preserve"> [Apunte docente]. Universidad Andrés Bello.</w:t>
+      </w:r>
+    </w:p>
+    <w:p>
+      <w:pPr>
+        <w:keepLines/>
+        <w:spacing w:after="40" w:line="360" w:lineRule="auto"/>
+        <w:ind w:left="720" w:hanging="720"/>
+        <w:jc w:val="left"/>
+        <w:rPr>
+          <w:lang w:val="es-CL"/>
+        </w:rPr>
+      </w:pPr>
+      <w:r>
+        <w:rPr>
+          <w:lang w:val="es-CL"/>
+        </w:rPr>
+        <w:t xml:space="preserve">Vargas, M. (2022b). </w:t>
+      </w:r>
+      <w:r>
+        <w:rPr>
+          <w:i/>
+          <w:lang w:val="es-CL"/>
+        </w:rPr>
+        <w:t>Guía de requerimientos de cambios</w:t>
+      </w:r>
+      <w:r>
+        <w:rPr>
+          <w:lang w:val="es-CL"/>
+        </w:rPr>
+        <w:t xml:space="preserve"> [Apunte docente]. Universidad Andrés </w:t>
+      </w:r>
+      <w:r>
+        <w:rPr>
+          <w:color w:val="1F1F1F"/>
+          <w:lang w:val="es-CL"/>
+        </w:rPr>
+        <w:t>Bello.</w:t>
+      </w:r>
     </w:p>
     <w:sectPr>
-      <w:headerReference w:type="default" r:id="rId19"/>
-      <w:footerReference w:type="default" r:id="rId20"/>
+      <w:headerReference w:type="default" r:id="rId16"/>
+      <w:footerReference w:type="default" r:id="rId17"/>
       <w:type w:val="continuous"/>
       <w:pgSz w:w="12240" w:h="15840"/>
-      <w:pgMar w:top="1417" w:right="1701" w:bottom="1417" w:left="1701" w:header="720" w:footer="720" w:gutter="0"/>
+      <w:pgMar w:top="1440" w:right="1440" w:bottom="1440" w:left="1440" w:header="720" w:footer="720" w:gutter="0"/>
       <w:cols w:space="720"/>
       <w:docGrid w:linePitch="299"/>
     </w:sectPr>
@@ -3442,7 +4625,7 @@
 </file>
 
 <file path=word/endnotes.xml><?xml version="1.0" encoding="utf-8"?>
-<w:endnotes xmlns:wpc="http://schemas.microsoft.com/office/word/2010/wordprocessingCanvas" xmlns:cx="http://schemas.microsoft.com/office/drawing/2014/chartex" xmlns:cx1="http://schemas.microsoft.com/office/drawing/2015/9/8/chartex" xmlns:cx2="http://schemas.microsoft.com/office/drawing/2015/10/21/chartex" xmlns:cx3="http://schemas.microsoft.com/office/drawing/2016/5/9/chartex" xmlns:cx4="http://schemas.microsoft.com/office/drawing/2016/5/10/chartex" xmlns:cx5="http://schemas.microsoft.com/office/drawing/2016/5/11/chartex" xmlns:cx6="http://schemas.microsoft.com/office/drawing/2016/5/12/chartex" xmlns:cx7="http://schemas.microsoft.com/office/drawing/2016/5/13/chartex" xmlns:cx8="http://schemas.microsoft.com/office/drawing/2016/5/14/chartex" xmlns:mc="http://schemas.openxmlformats.org/markup-compatibility/2006" xmlns:aink="http://schemas.microsoft.com/office/drawing/2016/ink" xmlns:am3d="http://schemas.microsoft.com/office/drawing/2017/model3d" xmlns:o="urn:schemas-microsoft-com:office:office" xmlns:oel="http://schemas.microsoft.com/office/2019/extlst" xmlns:r="http://schemas.openxmlformats.org/officeDocument/2006/relationships" xmlns:m="http://schemas.openxmlformats.org/officeDocument/2006/math" xmlns:v="urn:schemas-microsoft-com:vml" xmlns:wp14="http://schemas.microsoft.com/office/word/2010/wordprocessingDrawing" xmlns:wp="http://schemas.openxmlformats.org/drawingml/2006/wordprocessingDrawing" xmlns:w10="urn:schemas-microsoft-com:office:word" xmlns:w="http://schemas.openxmlformats.org/wordprocessingml/2006/main" xmlns:w14="http://schemas.microsoft.com/office/word/2010/wordml" xmlns:w15="http://schemas.microsoft.com/office/word/2012/wordml" xmlns:w16cex="http://schemas.microsoft.com/office/word/2018/wordml/cex" xmlns:w16cid="http://schemas.microsoft.com/office/word/2016/wordml/cid" xmlns:w16="http://schemas.microsoft.com/office/word/2018/wordml" xmlns:w16du="http://schemas.microsoft.com/office/word/2023/wordml/word16du" xmlns:w16sdtdh="http://schemas.microsoft.com/office/word/2020/wordml/sdtdatahash" xmlns:w16sdtfl="http://schemas.microsoft.com/office/word/2024/wordml/sdtformatlock" xmlns:w16se="http://schemas.microsoft.com/office/word/2015/wordml/symex" xmlns:wpg="http://schemas.microsoft.com/office/word/2010/wordprocessingGroup" xmlns:wpi="http://schemas.microsoft.com/office/word/2010/wordprocessingInk" xmlns:wne="http://schemas.microsoft.com/office/word/2006/wordml" xmlns:wps="http://schemas.microsoft.com/office/word/2010/wordprocessingShape" mc:Ignorable="w14 w15 w16se w16cid w16 w16cex w16sdtdh w16sdtfl w16du wp14">
+<w:endnotes xmlns:wpc="http://schemas.microsoft.com/office/word/2010/wordprocessingCanvas" xmlns:cx="http://schemas.microsoft.com/office/drawing/2014/chartex" xmlns:cx1="http://schemas.microsoft.com/office/drawing/2015/9/8/chartex" xmlns:cx2="http://schemas.microsoft.com/office/drawing/2015/10/21/chartex" xmlns:cx3="http://schemas.microsoft.com/office/drawing/2016/5/9/chartex" xmlns:cx4="http://schemas.microsoft.com/office/drawing/2016/5/10/chartex" xmlns:cx5="http://schemas.microsoft.com/office/drawing/2016/5/11/chartex" xmlns:cx6="http://schemas.microsoft.com/office/drawing/2016/5/12/chartex" xmlns:cx7="http://schemas.microsoft.com/office/drawing/2016/5/13/chartex" xmlns:cx8="http://schemas.microsoft.com/office/drawing/2016/5/14/chartex" xmlns:mc="http://schemas.openxmlformats.org/markup-compatibility/2006" xmlns:aink="http://schemas.microsoft.com/office/drawing/2016/ink" xmlns:am3d="http://schemas.microsoft.com/office/drawing/2017/model3d" xmlns:o="urn:schemas-microsoft-com:office:office" xmlns:r="http://schemas.openxmlformats.org/officeDocument/2006/relationships" xmlns:m="http://schemas.openxmlformats.org/officeDocument/2006/math" xmlns:v="urn:schemas-microsoft-com:vml" xmlns:wp14="http://schemas.microsoft.com/office/word/2010/wordprocessingDrawing" xmlns:wp="http://schemas.openxmlformats.org/drawingml/2006/wordprocessingDrawing" xmlns:w10="urn:schemas-microsoft-com:office:word" xmlns:w="http://schemas.openxmlformats.org/wordprocessingml/2006/main" xmlns:w14="http://schemas.microsoft.com/office/word/2010/wordml" xmlns:w15="http://schemas.microsoft.com/office/word/2012/wordml" xmlns:w16cex="http://schemas.microsoft.com/office/word/2018/wordml/cex" xmlns:w16cid="http://schemas.microsoft.com/office/word/2016/wordml/cid" xmlns:w16="http://schemas.microsoft.com/office/word/2018/wordml" xmlns:w16sdtdh="http://schemas.microsoft.com/office/word/2020/wordml/sdtdatahash" xmlns:w16se="http://schemas.microsoft.com/office/word/2015/wordml/symex" xmlns:wpg="http://schemas.microsoft.com/office/word/2010/wordprocessingGroup" xmlns:wpi="http://schemas.microsoft.com/office/word/2010/wordprocessingInk" xmlns:wne="http://schemas.microsoft.com/office/word/2006/wordml" xmlns:wps="http://schemas.microsoft.com/office/word/2010/wordprocessingShape" mc:Ignorable="w14 w15 w16se w16cid w16 w16cex w16sdtdh wp14">
   <w:endnote w:type="separator" w:id="-1">
     <w:p>
       <w:r>
@@ -3461,7 +4644,7 @@
 </file>
 
 <file path=word/footer1.xml><?xml version="1.0" encoding="utf-8"?>
-<w:ftr xmlns:wpc="http://schemas.microsoft.com/office/word/2010/wordprocessingCanvas" xmlns:cx="http://schemas.microsoft.com/office/drawing/2014/chartex" xmlns:cx1="http://schemas.microsoft.com/office/drawing/2015/9/8/chartex" xmlns:cx2="http://schemas.microsoft.com/office/drawing/2015/10/21/chartex" xmlns:cx3="http://schemas.microsoft.com/office/drawing/2016/5/9/chartex" xmlns:cx4="http://schemas.microsoft.com/office/drawing/2016/5/10/chartex" xmlns:cx5="http://schemas.microsoft.com/office/drawing/2016/5/11/chartex" xmlns:cx6="http://schemas.microsoft.com/office/drawing/2016/5/12/chartex" xmlns:cx7="http://schemas.microsoft.com/office/drawing/2016/5/13/chartex" xmlns:cx8="http://schemas.microsoft.com/office/drawing/2016/5/14/chartex" xmlns:mc="http://schemas.openxmlformats.org/markup-compatibility/2006" xmlns:aink="http://schemas.microsoft.com/office/drawing/2016/ink" xmlns:am3d="http://schemas.microsoft.com/office/drawing/2017/model3d" xmlns:o="urn:schemas-microsoft-com:office:office" xmlns:oel="http://schemas.microsoft.com/office/2019/extlst" xmlns:r="http://schemas.openxmlformats.org/officeDocument/2006/relationships" xmlns:m="http://schemas.openxmlformats.org/officeDocument/2006/math" xmlns:v="urn:schemas-microsoft-com:vml" xmlns:wp14="http://schemas.microsoft.com/office/word/2010/wordprocessingDrawing" xmlns:wp="http://schemas.openxmlformats.org/drawingml/2006/wordprocessingDrawing" xmlns:w10="urn:schemas-microsoft-com:office:word" xmlns:w="http://schemas.openxmlformats.org/wordprocessingml/2006/main" xmlns:w14="http://schemas.microsoft.com/office/word/2010/wordml" xmlns:w15="http://schemas.microsoft.com/office/word/2012/wordml" xmlns:w16cex="http://schemas.microsoft.com/office/word/2018/wordml/cex" xmlns:w16cid="http://schemas.microsoft.com/office/word/2016/wordml/cid" xmlns:w16="http://schemas.microsoft.com/office/word/2018/wordml" xmlns:w16du="http://schemas.microsoft.com/office/word/2023/wordml/word16du" xmlns:w16sdtdh="http://schemas.microsoft.com/office/word/2020/wordml/sdtdatahash" xmlns:w16sdtfl="http://schemas.microsoft.com/office/word/2024/wordml/sdtformatlock" xmlns:w16se="http://schemas.microsoft.com/office/word/2015/wordml/symex" xmlns:wpg="http://schemas.microsoft.com/office/word/2010/wordprocessingGroup" xmlns:wpi="http://schemas.microsoft.com/office/word/2010/wordprocessingInk" xmlns:wne="http://schemas.microsoft.com/office/word/2006/wordml" xmlns:wps="http://schemas.microsoft.com/office/word/2010/wordprocessingShape" mc:Ignorable="w14 w15 w16se w16cid w16 w16cex w16sdtdh w16sdtfl w16du wp14">
+<w:ftr xmlns:wpc="http://schemas.microsoft.com/office/word/2010/wordprocessingCanvas" xmlns:cx="http://schemas.microsoft.com/office/drawing/2014/chartex" xmlns:cx1="http://schemas.microsoft.com/office/drawing/2015/9/8/chartex" xmlns:cx2="http://schemas.microsoft.com/office/drawing/2015/10/21/chartex" xmlns:cx3="http://schemas.microsoft.com/office/drawing/2016/5/9/chartex" xmlns:cx4="http://schemas.microsoft.com/office/drawing/2016/5/10/chartex" xmlns:cx5="http://schemas.microsoft.com/office/drawing/2016/5/11/chartex" xmlns:cx6="http://schemas.microsoft.com/office/drawing/2016/5/12/chartex" xmlns:cx7="http://schemas.microsoft.com/office/drawing/2016/5/13/chartex" xmlns:cx8="http://schemas.microsoft.com/office/drawing/2016/5/14/chartex" xmlns:mc="http://schemas.openxmlformats.org/markup-compatibility/2006" xmlns:aink="http://schemas.microsoft.com/office/drawing/2016/ink" xmlns:am3d="http://schemas.microsoft.com/office/drawing/2017/model3d" xmlns:o="urn:schemas-microsoft-com:office:office" xmlns:r="http://schemas.openxmlformats.org/officeDocument/2006/relationships" xmlns:m="http://schemas.openxmlformats.org/officeDocument/2006/math" xmlns:v="urn:schemas-microsoft-com:vml" xmlns:wp14="http://schemas.microsoft.com/office/word/2010/wordprocessingDrawing" xmlns:wp="http://schemas.openxmlformats.org/drawingml/2006/wordprocessingDrawing" xmlns:w10="urn:schemas-microsoft-com:office:word" xmlns:w="http://schemas.openxmlformats.org/wordprocessingml/2006/main" xmlns:w14="http://schemas.microsoft.com/office/word/2010/wordml" xmlns:w15="http://schemas.microsoft.com/office/word/2012/wordml" xmlns:w16cex="http://schemas.microsoft.com/office/word/2018/wordml/cex" xmlns:w16cid="http://schemas.microsoft.com/office/word/2016/wordml/cid" xmlns:w16="http://schemas.microsoft.com/office/word/2018/wordml" xmlns:w16sdtdh="http://schemas.microsoft.com/office/word/2020/wordml/sdtdatahash" xmlns:w16se="http://schemas.microsoft.com/office/word/2015/wordml/symex" xmlns:wpg="http://schemas.microsoft.com/office/word/2010/wordprocessingGroup" xmlns:wpi="http://schemas.microsoft.com/office/word/2010/wordprocessingInk" xmlns:wne="http://schemas.microsoft.com/office/word/2006/wordml" xmlns:wps="http://schemas.microsoft.com/office/word/2010/wordprocessingShape" mc:Ignorable="w14 w15 w16se w16cid w16 w16cex w16sdtdh wp14">
   <w:sdt>
     <w:sdtPr>
       <w:id w:val="719095996"/>
@@ -3470,6 +4653,7 @@
         <w:docPartUnique/>
       </w:docPartObj>
     </w:sdtPr>
+    <w:sdtEndPr/>
     <w:sdtContent>
       <w:p>
         <w:pPr>
@@ -3516,7 +4700,7 @@
 </file>
 
 <file path=word/footnotes.xml><?xml version="1.0" encoding="utf-8"?>
-<w:footnotes xmlns:wpc="http://schemas.microsoft.com/office/word/2010/wordprocessingCanvas" xmlns:cx="http://schemas.microsoft.com/office/drawing/2014/chartex" xmlns:cx1="http://schemas.microsoft.com/office/drawing/2015/9/8/chartex" xmlns:cx2="http://schemas.microsoft.com/office/drawing/2015/10/21/chartex" xmlns:cx3="http://schemas.microsoft.com/office/drawing/2016/5/9/chartex" xmlns:cx4="http://schemas.microsoft.com/office/drawing/2016/5/10/chartex" xmlns:cx5="http://schemas.microsoft.com/office/drawing/2016/5/11/chartex" xmlns:cx6="http://schemas.microsoft.com/office/drawing/2016/5/12/chartex" xmlns:cx7="http://schemas.microsoft.com/office/drawing/2016/5/13/chartex" xmlns:cx8="http://schemas.microsoft.com/office/drawing/2016/5/14/chartex" xmlns:mc="http://schemas.openxmlformats.org/markup-compatibility/2006" xmlns:aink="http://schemas.microsoft.com/office/drawing/2016/ink" xmlns:am3d="http://schemas.microsoft.com/office/drawing/2017/model3d" xmlns:o="urn:schemas-microsoft-com:office:office" xmlns:oel="http://schemas.microsoft.com/office/2019/extlst" xmlns:r="http://schemas.openxmlformats.org/officeDocument/2006/relationships" xmlns:m="http://schemas.openxmlformats.org/officeDocument/2006/math" xmlns:v="urn:schemas-microsoft-com:vml" xmlns:wp14="http://schemas.microsoft.com/office/word/2010/wordprocessingDrawing" xmlns:wp="http://schemas.openxmlformats.org/drawingml/2006/wordprocessingDrawing" xmlns:w10="urn:schemas-microsoft-com:office:word" xmlns:w="http://schemas.openxmlformats.org/wordprocessingml/2006/main" xmlns:w14="http://schemas.microsoft.com/office/word/2010/wordml" xmlns:w15="http://schemas.microsoft.com/office/word/2012/wordml" xmlns:w16cex="http://schemas.microsoft.com/office/word/2018/wordml/cex" xmlns:w16cid="http://schemas.microsoft.com/office/word/2016/wordml/cid" xmlns:w16="http://schemas.microsoft.com/office/word/2018/wordml" xmlns:w16du="http://schemas.microsoft.com/office/word/2023/wordml/word16du" xmlns:w16sdtdh="http://schemas.microsoft.com/office/word/2020/wordml/sdtdatahash" xmlns:w16sdtfl="http://schemas.microsoft.com/office/word/2024/wordml/sdtformatlock" xmlns:w16se="http://schemas.microsoft.com/office/word/2015/wordml/symex" xmlns:wpg="http://schemas.microsoft.com/office/word/2010/wordprocessingGroup" xmlns:wpi="http://schemas.microsoft.com/office/word/2010/wordprocessingInk" xmlns:wne="http://schemas.microsoft.com/office/word/2006/wordml" xmlns:wps="http://schemas.microsoft.com/office/word/2010/wordprocessingShape" mc:Ignorable="w14 w15 w16se w16cid w16 w16cex w16sdtdh w16sdtfl w16du wp14">
+<w:footnotes xmlns:wpc="http://schemas.microsoft.com/office/word/2010/wordprocessingCanvas" xmlns:cx="http://schemas.microsoft.com/office/drawing/2014/chartex" xmlns:cx1="http://schemas.microsoft.com/office/drawing/2015/9/8/chartex" xmlns:cx2="http://schemas.microsoft.com/office/drawing/2015/10/21/chartex" xmlns:cx3="http://schemas.microsoft.com/office/drawing/2016/5/9/chartex" xmlns:cx4="http://schemas.microsoft.com/office/drawing/2016/5/10/chartex" xmlns:cx5="http://schemas.microsoft.com/office/drawing/2016/5/11/chartex" xmlns:cx6="http://schemas.microsoft.com/office/drawing/2016/5/12/chartex" xmlns:cx7="http://schemas.microsoft.com/office/drawing/2016/5/13/chartex" xmlns:cx8="http://schemas.microsoft.com/office/drawing/2016/5/14/chartex" xmlns:mc="http://schemas.openxmlformats.org/markup-compatibility/2006" xmlns:aink="http://schemas.microsoft.com/office/drawing/2016/ink" xmlns:am3d="http://schemas.microsoft.com/office/drawing/2017/model3d" xmlns:o="urn:schemas-microsoft-com:office:office" xmlns:r="http://schemas.openxmlformats.org/officeDocument/2006/relationships" xmlns:m="http://schemas.openxmlformats.org/officeDocument/2006/math" xmlns:v="urn:schemas-microsoft-com:vml" xmlns:wp14="http://schemas.microsoft.com/office/word/2010/wordprocessingDrawing" xmlns:wp="http://schemas.openxmlformats.org/drawingml/2006/wordprocessingDrawing" xmlns:w10="urn:schemas-microsoft-com:office:word" xmlns:w="http://schemas.openxmlformats.org/wordprocessingml/2006/main" xmlns:w14="http://schemas.microsoft.com/office/word/2010/wordml" xmlns:w15="http://schemas.microsoft.com/office/word/2012/wordml" xmlns:w16cex="http://schemas.microsoft.com/office/word/2018/wordml/cex" xmlns:w16cid="http://schemas.microsoft.com/office/word/2016/wordml/cid" xmlns:w16="http://schemas.microsoft.com/office/word/2018/wordml" xmlns:w16sdtdh="http://schemas.microsoft.com/office/word/2020/wordml/sdtdatahash" xmlns:w16se="http://schemas.microsoft.com/office/word/2015/wordml/symex" xmlns:wpg="http://schemas.microsoft.com/office/word/2010/wordprocessingGroup" xmlns:wpi="http://schemas.microsoft.com/office/word/2010/wordprocessingInk" xmlns:wne="http://schemas.microsoft.com/office/word/2006/wordml" xmlns:wps="http://schemas.microsoft.com/office/word/2010/wordprocessingShape" mc:Ignorable="w14 w15 w16se w16cid w16 w16cex w16sdtdh wp14">
   <w:footnote w:type="separator" w:id="-1">
     <w:p>
       <w:r>
@@ -3535,7 +4719,7 @@
 </file>
 
 <file path=word/header1.xml><?xml version="1.0" encoding="utf-8"?>
-<w:hdr xmlns:wpc="http://schemas.microsoft.com/office/word/2010/wordprocessingCanvas" xmlns:cx="http://schemas.microsoft.com/office/drawing/2014/chartex" xmlns:cx1="http://schemas.microsoft.com/office/drawing/2015/9/8/chartex" xmlns:cx2="http://schemas.microsoft.com/office/drawing/2015/10/21/chartex" xmlns:cx3="http://schemas.microsoft.com/office/drawing/2016/5/9/chartex" xmlns:cx4="http://schemas.microsoft.com/office/drawing/2016/5/10/chartex" xmlns:cx5="http://schemas.microsoft.com/office/drawing/2016/5/11/chartex" xmlns:cx6="http://schemas.microsoft.com/office/drawing/2016/5/12/chartex" xmlns:cx7="http://schemas.microsoft.com/office/drawing/2016/5/13/chartex" xmlns:cx8="http://schemas.microsoft.com/office/drawing/2016/5/14/chartex" xmlns:mc="http://schemas.openxmlformats.org/markup-compatibility/2006" xmlns:aink="http://schemas.microsoft.com/office/drawing/2016/ink" xmlns:am3d="http://schemas.microsoft.com/office/drawing/2017/model3d" xmlns:o="urn:schemas-microsoft-com:office:office" xmlns:oel="http://schemas.microsoft.com/office/2019/extlst" xmlns:r="http://schemas.openxmlformats.org/officeDocument/2006/relationships" xmlns:m="http://schemas.openxmlformats.org/officeDocument/2006/math" xmlns:v="urn:schemas-microsoft-com:vml" xmlns:wp14="http://schemas.microsoft.com/office/word/2010/wordprocessingDrawing" xmlns:wp="http://schemas.openxmlformats.org/drawingml/2006/wordprocessingDrawing" xmlns:w10="urn:schemas-microsoft-com:office:word" xmlns:w="http://schemas.openxmlformats.org/wordprocessingml/2006/main" xmlns:w14="http://schemas.microsoft.com/office/word/2010/wordml" xmlns:w15="http://schemas.microsoft.com/office/word/2012/wordml" xmlns:w16cex="http://schemas.microsoft.com/office/word/2018/wordml/cex" xmlns:w16cid="http://schemas.microsoft.com/office/word/2016/wordml/cid" xmlns:w16="http://schemas.microsoft.com/office/word/2018/wordml" xmlns:w16du="http://schemas.microsoft.com/office/word/2023/wordml/word16du" xmlns:w16sdtdh="http://schemas.microsoft.com/office/word/2020/wordml/sdtdatahash" xmlns:w16sdtfl="http://schemas.microsoft.com/office/word/2024/wordml/sdtformatlock" xmlns:w16se="http://schemas.microsoft.com/office/word/2015/wordml/symex" xmlns:wpg="http://schemas.microsoft.com/office/word/2010/wordprocessingGroup" xmlns:wpi="http://schemas.microsoft.com/office/word/2010/wordprocessingInk" xmlns:wne="http://schemas.microsoft.com/office/word/2006/wordml" xmlns:wps="http://schemas.microsoft.com/office/word/2010/wordprocessingShape" mc:Ignorable="w14 w15 w16se w16cid w16 w16cex w16sdtdh w16sdtfl w16du wp14">
+<w:hdr xmlns:wpc="http://schemas.microsoft.com/office/word/2010/wordprocessingCanvas" xmlns:cx="http://schemas.microsoft.com/office/drawing/2014/chartex" xmlns:cx1="http://schemas.microsoft.com/office/drawing/2015/9/8/chartex" xmlns:cx2="http://schemas.microsoft.com/office/drawing/2015/10/21/chartex" xmlns:cx3="http://schemas.microsoft.com/office/drawing/2016/5/9/chartex" xmlns:cx4="http://schemas.microsoft.com/office/drawing/2016/5/10/chartex" xmlns:cx5="http://schemas.microsoft.com/office/drawing/2016/5/11/chartex" xmlns:cx6="http://schemas.microsoft.com/office/drawing/2016/5/12/chartex" xmlns:cx7="http://schemas.microsoft.com/office/drawing/2016/5/13/chartex" xmlns:cx8="http://schemas.microsoft.com/office/drawing/2016/5/14/chartex" xmlns:mc="http://schemas.openxmlformats.org/markup-compatibility/2006" xmlns:aink="http://schemas.microsoft.com/office/drawing/2016/ink" xmlns:am3d="http://schemas.microsoft.com/office/drawing/2017/model3d" xmlns:o="urn:schemas-microsoft-com:office:office" xmlns:r="http://schemas.openxmlformats.org/officeDocument/2006/relationships" xmlns:m="http://schemas.openxmlformats.org/officeDocument/2006/math" xmlns:v="urn:schemas-microsoft-com:vml" xmlns:wp14="http://schemas.microsoft.com/office/word/2010/wordprocessingDrawing" xmlns:wp="http://schemas.openxmlformats.org/drawingml/2006/wordprocessingDrawing" xmlns:w10="urn:schemas-microsoft-com:office:word" xmlns:w="http://schemas.openxmlformats.org/wordprocessingml/2006/main" xmlns:w14="http://schemas.microsoft.com/office/word/2010/wordml" xmlns:w15="http://schemas.microsoft.com/office/word/2012/wordml" xmlns:w16cex="http://schemas.microsoft.com/office/word/2018/wordml/cex" xmlns:w16cid="http://schemas.microsoft.com/office/word/2016/wordml/cid" xmlns:w16="http://schemas.microsoft.com/office/word/2018/wordml" xmlns:w16sdtdh="http://schemas.microsoft.com/office/word/2020/wordml/sdtdatahash" xmlns:w16se="http://schemas.microsoft.com/office/word/2015/wordml/symex" xmlns:wpg="http://schemas.microsoft.com/office/word/2010/wordprocessingGroup" xmlns:wpi="http://schemas.microsoft.com/office/word/2010/wordprocessingInk" xmlns:wne="http://schemas.microsoft.com/office/word/2006/wordml" xmlns:wps="http://schemas.microsoft.com/office/word/2010/wordprocessingShape" mc:Ignorable="w14 w15 w16se w16cid w16 w16cex w16sdtdh wp14">
   <w:p>
     <w:pPr>
       <w:pBdr>
@@ -3560,7 +4744,7 @@
       <mc:AlternateContent>
         <mc:Choice Requires="wps">
           <w:drawing>
-            <wp:anchor distT="45720" distB="45720" distL="114300" distR="114300" simplePos="0" relativeHeight="251661312" behindDoc="0" locked="0" layoutInCell="1" allowOverlap="1" wp14:anchorId="0298F161" wp14:editId="4070BCC0">
+            <wp:anchor distT="45720" distB="45720" distL="114300" distR="114300" simplePos="0" relativeHeight="251661312" behindDoc="0" locked="0" layoutInCell="1" allowOverlap="1" wp14:anchorId="5571C998" wp14:editId="094FB8A5">
               <wp:simplePos x="0" y="0"/>
               <wp:positionH relativeFrom="column">
                 <wp:posOffset>-85090</wp:posOffset>
@@ -3684,11 +4868,11 @@
         </mc:Choice>
         <mc:Fallback>
           <w:pict>
-            <v:shapetype w14:anchorId="0298F161" id="_x0000_t202" coordsize="21600,21600" o:spt="202" path="m,l,21600r21600,l21600,xe">
+            <v:shapetype w14:anchorId="5571C998" id="_x0000_t202" coordsize="21600,21600" o:spt="202" path="m,l,21600r21600,l21600,xe">
               <v:stroke joinstyle="miter"/>
               <v:path gradientshapeok="t" o:connecttype="rect"/>
             </v:shapetype>
-            <v:shape id="Cuadro de texto 2" o:spid="_x0000_s1029" type="#_x0000_t202" style="position:absolute;margin-left:-6.7pt;margin-top:-20.9pt;width:445.05pt;height:34.8pt;z-index:251661312;visibility:visible;mso-wrap-style:square;mso-width-percent:0;mso-height-percent:200;mso-wrap-distance-left:9pt;mso-wrap-distance-top:3.6pt;mso-wrap-distance-right:9pt;mso-wrap-distance-bottom:3.6pt;mso-position-horizontal:absolute;mso-position-horizontal-relative:text;mso-position-vertical:absolute;mso-position-vertical-relative:text;mso-width-percent:0;mso-height-percent:200;mso-width-relative:margin;mso-height-relative:margin;v-text-anchor:top" o:gfxdata="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" filled="f" stroked="f">
+            <v:shape id="Cuadro de texto 2" o:spid="_x0000_s1029" type="#_x0000_t202" style="position:absolute;left:0;text-align:left;margin-left:-6.7pt;margin-top:-20.9pt;width:445.05pt;height:34.8pt;z-index:251661312;visibility:visible;mso-wrap-style:square;mso-width-percent:0;mso-height-percent:200;mso-wrap-distance-left:9pt;mso-wrap-distance-top:3.6pt;mso-wrap-distance-right:9pt;mso-wrap-distance-bottom:3.6pt;mso-position-horizontal:absolute;mso-position-horizontal-relative:text;mso-position-vertical:absolute;mso-position-vertical-relative:text;mso-width-percent:0;mso-height-percent:200;mso-width-relative:margin;mso-height-relative:margin;v-text-anchor:top" o:gfxdata="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" filled="f" stroked="f">
               <v:textbox style="mso-fit-shape-to-text:t">
                 <w:txbxContent>
                   <w:p>
@@ -3754,7 +4938,7 @@
         <w:noProof/>
       </w:rPr>
       <w:drawing>
-        <wp:anchor distT="0" distB="0" distL="0" distR="0" simplePos="0" relativeHeight="251658240" behindDoc="1" locked="0" layoutInCell="1" hidden="0" allowOverlap="1" wp14:anchorId="66E35504" wp14:editId="3A4163F4">
+        <wp:anchor distT="0" distB="0" distL="0" distR="0" simplePos="0" relativeHeight="251658240" behindDoc="1" locked="0" layoutInCell="1" hidden="0" allowOverlap="1" wp14:anchorId="526B3F0C" wp14:editId="775E9688">
           <wp:simplePos x="0" y="0"/>
           <wp:positionH relativeFrom="column">
             <wp:posOffset>-571499</wp:posOffset>
@@ -3765,7 +4949,7 @@
           <wp:extent cx="7791450" cy="485775"/>
           <wp:effectExtent l="0" t="0" r="0" b="0"/>
           <wp:wrapNone/>
-          <wp:docPr id="31" name="image3.png"/>
+          <wp:docPr id="3" name="image3.png"/>
           <wp:cNvGraphicFramePr/>
           <a:graphic xmlns:a="http://schemas.openxmlformats.org/drawingml/2006/main">
             <a:graphicData uri="http://schemas.openxmlformats.org/drawingml/2006/picture">
@@ -3802,7 +4986,7 @@
 </file>
 
 <file path=word/numbering.xml><?xml version="1.0" encoding="utf-8"?>
-<w:numbering xmlns:wpc="http://schemas.microsoft.com/office/word/2010/wordprocessingCanvas" xmlns:cx="http://schemas.microsoft.com/office/drawing/2014/chartex" xmlns:cx1="http://schemas.microsoft.com/office/drawing/2015/9/8/chartex" xmlns:cx2="http://schemas.microsoft.com/office/drawing/2015/10/21/chartex" xmlns:cx3="http://schemas.microsoft.com/office/drawing/2016/5/9/chartex" xmlns:cx4="http://schemas.microsoft.com/office/drawing/2016/5/10/chartex" xmlns:cx5="http://schemas.microsoft.com/office/drawing/2016/5/11/chartex" xmlns:cx6="http://schemas.microsoft.com/office/drawing/2016/5/12/chartex" xmlns:cx7="http://schemas.microsoft.com/office/drawing/2016/5/13/chartex" xmlns:cx8="http://schemas.microsoft.com/office/drawing/2016/5/14/chartex" xmlns:mc="http://schemas.openxmlformats.org/markup-compatibility/2006" xmlns:aink="http://schemas.microsoft.com/office/drawing/2016/ink" xmlns:am3d="http://schemas.microsoft.com/office/drawing/2017/model3d" xmlns:o="urn:schemas-microsoft-com:office:office" xmlns:oel="http://schemas.microsoft.com/office/2019/extlst" xmlns:r="http://schemas.openxmlformats.org/officeDocument/2006/relationships" xmlns:m="http://schemas.openxmlformats.org/officeDocument/2006/math" xmlns:v="urn:schemas-microsoft-com:vml" xmlns:wp14="http://schemas.microsoft.com/office/word/2010/wordprocessingDrawing" xmlns:wp="http://schemas.openxmlformats.org/drawingml/2006/wordprocessingDrawing" xmlns:w10="urn:schemas-microsoft-com:office:word" xmlns:w="http://schemas.openxmlformats.org/wordprocessingml/2006/main" xmlns:w14="http://schemas.microsoft.com/office/word/2010/wordml" xmlns:w15="http://schemas.microsoft.com/office/word/2012/wordml" xmlns:w16cex="http://schemas.microsoft.com/office/word/2018/wordml/cex" xmlns:w16cid="http://schemas.microsoft.com/office/word/2016/wordml/cid" xmlns:w16="http://schemas.microsoft.com/office/word/2018/wordml" xmlns:w16du="http://schemas.microsoft.com/office/word/2023/wordml/word16du" xmlns:w16sdtdh="http://schemas.microsoft.com/office/word/2020/wordml/sdtdatahash" xmlns:w16sdtfl="http://schemas.microsoft.com/office/word/2024/wordml/sdtformatlock" xmlns:w16se="http://schemas.microsoft.com/office/word/2015/wordml/symex" xmlns:wpg="http://schemas.microsoft.com/office/word/2010/wordprocessingGroup" xmlns:wpi="http://schemas.microsoft.com/office/word/2010/wordprocessingInk" xmlns:wne="http://schemas.microsoft.com/office/word/2006/wordml" xmlns:wps="http://schemas.microsoft.com/office/word/2010/wordprocessingShape" mc:Ignorable="w14 w15 w16se w16cid w16 w16cex w16sdtdh w16sdtfl w16du wp14">
+<w:numbering xmlns:wpc="http://schemas.microsoft.com/office/word/2010/wordprocessingCanvas" xmlns:cx="http://schemas.microsoft.com/office/drawing/2014/chartex" xmlns:cx1="http://schemas.microsoft.com/office/drawing/2015/9/8/chartex" xmlns:cx2="http://schemas.microsoft.com/office/drawing/2015/10/21/chartex" xmlns:cx3="http://schemas.microsoft.com/office/drawing/2016/5/9/chartex" xmlns:cx4="http://schemas.microsoft.com/office/drawing/2016/5/10/chartex" xmlns:cx5="http://schemas.microsoft.com/office/drawing/2016/5/11/chartex" xmlns:cx6="http://schemas.microsoft.com/office/drawing/2016/5/12/chartex" xmlns:cx7="http://schemas.microsoft.com/office/drawing/2016/5/13/chartex" xmlns:cx8="http://schemas.microsoft.com/office/drawing/2016/5/14/chartex" xmlns:mc="http://schemas.openxmlformats.org/markup-compatibility/2006" xmlns:aink="http://schemas.microsoft.com/office/drawing/2016/ink" xmlns:am3d="http://schemas.microsoft.com/office/drawing/2017/model3d" xmlns:o="urn:schemas-microsoft-com:office:office" xmlns:r="http://schemas.openxmlformats.org/officeDocument/2006/relationships" xmlns:m="http://schemas.openxmlformats.org/officeDocument/2006/math" xmlns:v="urn:schemas-microsoft-com:vml" xmlns:wp14="http://schemas.microsoft.com/office/word/2010/wordprocessingDrawing" xmlns:wp="http://schemas.openxmlformats.org/drawingml/2006/wordprocessingDrawing" xmlns:w10="urn:schemas-microsoft-com:office:word" xmlns:w="http://schemas.openxmlformats.org/wordprocessingml/2006/main" xmlns:w14="http://schemas.microsoft.com/office/word/2010/wordml" xmlns:w15="http://schemas.microsoft.com/office/word/2012/wordml" xmlns:w16cex="http://schemas.microsoft.com/office/word/2018/wordml/cex" xmlns:w16cid="http://schemas.microsoft.com/office/word/2016/wordml/cid" xmlns:w16="http://schemas.microsoft.com/office/word/2018/wordml" xmlns:w16sdtdh="http://schemas.microsoft.com/office/word/2020/wordml/sdtdatahash" xmlns:w16se="http://schemas.microsoft.com/office/word/2015/wordml/symex" xmlns:wpg="http://schemas.microsoft.com/office/word/2010/wordprocessingGroup" xmlns:wpi="http://schemas.microsoft.com/office/word/2010/wordprocessingInk" xmlns:wne="http://schemas.microsoft.com/office/word/2006/wordml" xmlns:wps="http://schemas.microsoft.com/office/word/2010/wordprocessingShape" mc:Ignorable="w14 w15 w16se w16cid w16 w16cex w16sdtdh wp14">
   <w:abstractNum w:abstractNumId="0" w15:restartNumberingAfterBreak="0">
     <w:nsid w:val="FFFFFF83"/>
     <w:multiLevelType w:val="singleLevel"/>
@@ -4247,6 +5431,119 @@
     </w:lvl>
   </w:abstractNum>
   <w:abstractNum w:abstractNumId="6" w15:restartNumberingAfterBreak="0">
+    <w:nsid w:val="1CCB56C1"/>
+    <w:multiLevelType w:val="hybridMultilevel"/>
+    <w:tmpl w:val="DB82BCF8"/>
+    <w:lvl w:ilvl="0" w:tplc="580A0001">
+      <w:start w:val="1"/>
+      <w:numFmt w:val="bullet"/>
+      <w:lvlText w:val=""/>
+      <w:lvlJc w:val="left"/>
+      <w:pPr>
+        <w:ind w:left="720" w:hanging="360"/>
+      </w:pPr>
+      <w:rPr>
+        <w:rFonts w:ascii="Symbol" w:hAnsi="Symbol" w:hint="default"/>
+      </w:rPr>
+    </w:lvl>
+    <w:lvl w:ilvl="1" w:tplc="580A0003" w:tentative="1">
+      <w:start w:val="1"/>
+      <w:numFmt w:val="bullet"/>
+      <w:lvlText w:val="o"/>
+      <w:lvlJc w:val="left"/>
+      <w:pPr>
+        <w:ind w:left="1440" w:hanging="360"/>
+      </w:pPr>
+      <w:rPr>
+        <w:rFonts w:ascii="Courier New" w:hAnsi="Courier New" w:cs="Courier New" w:hint="default"/>
+      </w:rPr>
+    </w:lvl>
+    <w:lvl w:ilvl="2" w:tplc="580A0005" w:tentative="1">
+      <w:start w:val="1"/>
+      <w:numFmt w:val="bullet"/>
+      <w:lvlText w:val=""/>
+      <w:lvlJc w:val="left"/>
+      <w:pPr>
+        <w:ind w:left="2160" w:hanging="360"/>
+      </w:pPr>
+      <w:rPr>
+        <w:rFonts w:ascii="Wingdings" w:hAnsi="Wingdings" w:hint="default"/>
+      </w:rPr>
+    </w:lvl>
+    <w:lvl w:ilvl="3" w:tplc="580A0001" w:tentative="1">
+      <w:start w:val="1"/>
+      <w:numFmt w:val="bullet"/>
+      <w:lvlText w:val=""/>
+      <w:lvlJc w:val="left"/>
+      <w:pPr>
+        <w:ind w:left="2880" w:hanging="360"/>
+      </w:pPr>
+      <w:rPr>
+        <w:rFonts w:ascii="Symbol" w:hAnsi="Symbol" w:hint="default"/>
+      </w:rPr>
+    </w:lvl>
+    <w:lvl w:ilvl="4" w:tplc="580A0003" w:tentative="1">
+      <w:start w:val="1"/>
+      <w:numFmt w:val="bullet"/>
+      <w:lvlText w:val="o"/>
+      <w:lvlJc w:val="left"/>
+      <w:pPr>
+        <w:ind w:left="3600" w:hanging="360"/>
+      </w:pPr>
+      <w:rPr>
+        <w:rFonts w:ascii="Courier New" w:hAnsi="Courier New" w:cs="Courier New" w:hint="default"/>
+      </w:rPr>
+    </w:lvl>
+    <w:lvl w:ilvl="5" w:tplc="580A0005" w:tentative="1">
+      <w:start w:val="1"/>
+      <w:numFmt w:val="bullet"/>
+      <w:lvlText w:val=""/>
+      <w:lvlJc w:val="left"/>
+      <w:pPr>
+        <w:ind w:left="4320" w:hanging="360"/>
+      </w:pPr>
+      <w:rPr>
+        <w:rFonts w:ascii="Wingdings" w:hAnsi="Wingdings" w:hint="default"/>
+      </w:rPr>
+    </w:lvl>
+    <w:lvl w:ilvl="6" w:tplc="580A0001" w:tentative="1">
+      <w:start w:val="1"/>
+      <w:numFmt w:val="bullet"/>
+      <w:lvlText w:val=""/>
+      <w:lvlJc w:val="left"/>
+      <w:pPr>
+        <w:ind w:left="5040" w:hanging="360"/>
+      </w:pPr>
+      <w:rPr>
+        <w:rFonts w:ascii="Symbol" w:hAnsi="Symbol" w:hint="default"/>
+      </w:rPr>
+    </w:lvl>
+    <w:lvl w:ilvl="7" w:tplc="580A0003" w:tentative="1">
+      <w:start w:val="1"/>
+      <w:numFmt w:val="bullet"/>
+      <w:lvlText w:val="o"/>
+      <w:lvlJc w:val="left"/>
+      <w:pPr>
+        <w:ind w:left="5760" w:hanging="360"/>
+      </w:pPr>
+      <w:rPr>
+        <w:rFonts w:ascii="Courier New" w:hAnsi="Courier New" w:cs="Courier New" w:hint="default"/>
+      </w:rPr>
+    </w:lvl>
+    <w:lvl w:ilvl="8" w:tplc="580A0005" w:tentative="1">
+      <w:start w:val="1"/>
+      <w:numFmt w:val="bullet"/>
+      <w:lvlText w:val=""/>
+      <w:lvlJc w:val="left"/>
+      <w:pPr>
+        <w:ind w:left="6480" w:hanging="360"/>
+      </w:pPr>
+      <w:rPr>
+        <w:rFonts w:ascii="Wingdings" w:hAnsi="Wingdings" w:hint="default"/>
+      </w:rPr>
+    </w:lvl>
+  </w:abstractNum>
+  <w:abstractNum w:abstractNumId="7" w15:restartNumberingAfterBreak="0">
     <w:nsid w:val="317925D3"/>
     <w:multiLevelType w:val="multilevel"/>
     <w:tmpl w:val="B0009084"/>
@@ -4332,7 +5629,7 @@
       </w:pPr>
     </w:lvl>
   </w:abstractNum>
-  <w:abstractNum w:abstractNumId="7" w15:restartNumberingAfterBreak="0">
+  <w:abstractNum w:abstractNumId="8" w15:restartNumberingAfterBreak="0">
     <w:nsid w:val="36D71F91"/>
     <w:multiLevelType w:val="hybridMultilevel"/>
     <w:tmpl w:val="5E902406"/>
@@ -4445,7 +5742,7 @@
       </w:rPr>
     </w:lvl>
   </w:abstractNum>
-  <w:abstractNum w:abstractNumId="8" w15:restartNumberingAfterBreak="0">
+  <w:abstractNum w:abstractNumId="9" w15:restartNumberingAfterBreak="0">
     <w:nsid w:val="3C26476B"/>
     <w:multiLevelType w:val="hybridMultilevel"/>
     <w:tmpl w:val="48E632E6"/>
@@ -4558,7 +5855,7 @@
       </w:rPr>
     </w:lvl>
   </w:abstractNum>
-  <w:abstractNum w:abstractNumId="9" w15:restartNumberingAfterBreak="0">
+  <w:abstractNum w:abstractNumId="10" w15:restartNumberingAfterBreak="0">
     <w:nsid w:val="4E850D40"/>
     <w:multiLevelType w:val="hybridMultilevel"/>
     <w:tmpl w:val="0B08AC76"/>
@@ -4671,7 +5968,7 @@
       </w:rPr>
     </w:lvl>
   </w:abstractNum>
-  <w:abstractNum w:abstractNumId="10" w15:restartNumberingAfterBreak="0">
+  <w:abstractNum w:abstractNumId="11" w15:restartNumberingAfterBreak="0">
     <w:nsid w:val="5F131761"/>
     <w:multiLevelType w:val="multilevel"/>
     <w:tmpl w:val="50A062F8"/>
@@ -4761,7 +6058,7 @@
       </w:pPr>
     </w:lvl>
   </w:abstractNum>
-  <w:abstractNum w:abstractNumId="11" w15:restartNumberingAfterBreak="0">
+  <w:abstractNum w:abstractNumId="12" w15:restartNumberingAfterBreak="0">
     <w:nsid w:val="6CE55ED3"/>
     <w:multiLevelType w:val="multilevel"/>
     <w:tmpl w:val="08F2AECC"/>
@@ -4847,7 +6144,7 @@
       </w:pPr>
     </w:lvl>
   </w:abstractNum>
-  <w:abstractNum w:abstractNumId="12" w15:restartNumberingAfterBreak="0">
+  <w:abstractNum w:abstractNumId="13" w15:restartNumberingAfterBreak="0">
     <w:nsid w:val="74F649C0"/>
     <w:multiLevelType w:val="multilevel"/>
     <w:tmpl w:val="0194D1FE"/>
@@ -4961,7 +6258,7 @@
       </w:pPr>
     </w:lvl>
   </w:abstractNum>
-  <w:abstractNum w:abstractNumId="13" w15:restartNumberingAfterBreak="0">
+  <w:abstractNum w:abstractNumId="14" w15:restartNumberingAfterBreak="0">
     <w:nsid w:val="75C42064"/>
     <w:multiLevelType w:val="multilevel"/>
     <w:tmpl w:val="0D9A3806"/>
@@ -5051,7 +6348,7 @@
       </w:pPr>
     </w:lvl>
   </w:abstractNum>
-  <w:abstractNum w:abstractNumId="14" w15:restartNumberingAfterBreak="0">
+  <w:abstractNum w:abstractNumId="15" w15:restartNumberingAfterBreak="0">
     <w:nsid w:val="7C9239A7"/>
     <w:multiLevelType w:val="multilevel"/>
     <w:tmpl w:val="0DC24FA8"/>
@@ -5137,63 +6434,182 @@
       </w:pPr>
     </w:lvl>
   </w:abstractNum>
-  <w:num w:numId="1" w16cid:durableId="1178620933">
+  <w:abstractNum w:abstractNumId="16" w15:restartNumberingAfterBreak="0">
+    <w:nsid w:val="7F676436"/>
+    <w:multiLevelType w:val="hybridMultilevel"/>
+    <w:tmpl w:val="889A1150"/>
+    <w:lvl w:ilvl="0" w:tplc="580A0001">
+      <w:start w:val="1"/>
+      <w:numFmt w:val="bullet"/>
+      <w:lvlText w:val=""/>
+      <w:lvlJc w:val="left"/>
+      <w:pPr>
+        <w:ind w:left="720" w:hanging="360"/>
+      </w:pPr>
+      <w:rPr>
+        <w:rFonts w:ascii="Symbol" w:hAnsi="Symbol" w:hint="default"/>
+      </w:rPr>
+    </w:lvl>
+    <w:lvl w:ilvl="1" w:tplc="580A0003" w:tentative="1">
+      <w:start w:val="1"/>
+      <w:numFmt w:val="bullet"/>
+      <w:lvlText w:val="o"/>
+      <w:lvlJc w:val="left"/>
+      <w:pPr>
+        <w:ind w:left="1440" w:hanging="360"/>
+      </w:pPr>
+      <w:rPr>
+        <w:rFonts w:ascii="Courier New" w:hAnsi="Courier New" w:cs="Courier New" w:hint="default"/>
+      </w:rPr>
+    </w:lvl>
+    <w:lvl w:ilvl="2" w:tplc="580A0005" w:tentative="1">
+      <w:start w:val="1"/>
+      <w:numFmt w:val="bullet"/>
+      <w:lvlText w:val=""/>
+      <w:lvlJc w:val="left"/>
+      <w:pPr>
+        <w:ind w:left="2160" w:hanging="360"/>
+      </w:pPr>
+      <w:rPr>
+        <w:rFonts w:ascii="Wingdings" w:hAnsi="Wingdings" w:hint="default"/>
+      </w:rPr>
+    </w:lvl>
+    <w:lvl w:ilvl="3" w:tplc="580A0001" w:tentative="1">
+      <w:start w:val="1"/>
+      <w:numFmt w:val="bullet"/>
+      <w:lvlText w:val=""/>
+      <w:lvlJc w:val="left"/>
+      <w:pPr>
+        <w:ind w:left="2880" w:hanging="360"/>
+      </w:pPr>
+      <w:rPr>
+        <w:rFonts w:ascii="Symbol" w:hAnsi="Symbol" w:hint="default"/>
+      </w:rPr>
+    </w:lvl>
+    <w:lvl w:ilvl="4" w:tplc="580A0003" w:tentative="1">
+      <w:start w:val="1"/>
+      <w:numFmt w:val="bullet"/>
+      <w:lvlText w:val="o"/>
+      <w:lvlJc w:val="left"/>
+      <w:pPr>
+        <w:ind w:left="3600" w:hanging="360"/>
+      </w:pPr>
+      <w:rPr>
+        <w:rFonts w:ascii="Courier New" w:hAnsi="Courier New" w:cs="Courier New" w:hint="default"/>
+      </w:rPr>
+    </w:lvl>
+    <w:lvl w:ilvl="5" w:tplc="580A0005" w:tentative="1">
+      <w:start w:val="1"/>
+      <w:numFmt w:val="bullet"/>
+      <w:lvlText w:val=""/>
+      <w:lvlJc w:val="left"/>
+      <w:pPr>
+        <w:ind w:left="4320" w:hanging="360"/>
+      </w:pPr>
+      <w:rPr>
+        <w:rFonts w:ascii="Wingdings" w:hAnsi="Wingdings" w:hint="default"/>
+      </w:rPr>
+    </w:lvl>
+    <w:lvl w:ilvl="6" w:tplc="580A0001" w:tentative="1">
+      <w:start w:val="1"/>
+      <w:numFmt w:val="bullet"/>
+      <w:lvlText w:val=""/>
+      <w:lvlJc w:val="left"/>
+      <w:pPr>
+        <w:ind w:left="5040" w:hanging="360"/>
+      </w:pPr>
+      <w:rPr>
+        <w:rFonts w:ascii="Symbol" w:hAnsi="Symbol" w:hint="default"/>
+      </w:rPr>
+    </w:lvl>
+    <w:lvl w:ilvl="7" w:tplc="580A0003" w:tentative="1">
+      <w:start w:val="1"/>
+      <w:numFmt w:val="bullet"/>
+      <w:lvlText w:val="o"/>
+      <w:lvlJc w:val="left"/>
+      <w:pPr>
+        <w:ind w:left="5760" w:hanging="360"/>
+      </w:pPr>
+      <w:rPr>
+        <w:rFonts w:ascii="Courier New" w:hAnsi="Courier New" w:cs="Courier New" w:hint="default"/>
+      </w:rPr>
+    </w:lvl>
+    <w:lvl w:ilvl="8" w:tplc="580A0005" w:tentative="1">
+      <w:start w:val="1"/>
+      <w:numFmt w:val="bullet"/>
+      <w:lvlText w:val=""/>
+      <w:lvlJc w:val="left"/>
+      <w:pPr>
+        <w:ind w:left="6480" w:hanging="360"/>
+      </w:pPr>
+      <w:rPr>
+        <w:rFonts w:ascii="Wingdings" w:hAnsi="Wingdings" w:hint="default"/>
+      </w:rPr>
+    </w:lvl>
+  </w:abstractNum>
+  <w:num w:numId="1">
     <w:abstractNumId w:val="4"/>
   </w:num>
-  <w:num w:numId="2" w16cid:durableId="25373461">
+  <w:num w:numId="2">
+    <w:abstractNumId w:val="12"/>
+  </w:num>
+  <w:num w:numId="3">
+    <w:abstractNumId w:val="2"/>
+  </w:num>
+  <w:num w:numId="4">
+    <w:abstractNumId w:val="15"/>
+  </w:num>
+  <w:num w:numId="5">
+    <w:abstractNumId w:val="7"/>
+  </w:num>
+  <w:num w:numId="6">
     <w:abstractNumId w:val="11"/>
   </w:num>
-  <w:num w:numId="3" w16cid:durableId="1983343145">
-    <w:abstractNumId w:val="2"/>
+  <w:num w:numId="7">
+    <w:abstractNumId w:val="13"/>
   </w:num>
-  <w:num w:numId="4" w16cid:durableId="488399704">
+  <w:num w:numId="8">
     <w:abstractNumId w:val="14"/>
   </w:num>
-  <w:num w:numId="5" w16cid:durableId="1618871726">
+  <w:num w:numId="9">
+    <w:abstractNumId w:val="1"/>
+  </w:num>
+  <w:num w:numId="10">
+    <w:abstractNumId w:val="0"/>
+  </w:num>
+  <w:num w:numId="11">
+    <w:abstractNumId w:val="3"/>
+  </w:num>
+  <w:num w:numId="12">
+    <w:abstractNumId w:val="10"/>
+  </w:num>
+  <w:num w:numId="13">
+    <w:abstractNumId w:val="9"/>
+  </w:num>
+  <w:num w:numId="14">
+    <w:abstractNumId w:val="5"/>
+  </w:num>
+  <w:num w:numId="15">
+    <w:abstractNumId w:val="8"/>
+  </w:num>
+  <w:num w:numId="16">
     <w:abstractNumId w:val="6"/>
   </w:num>
-  <w:num w:numId="6" w16cid:durableId="673993850">
-    <w:abstractNumId w:val="10"/>
-  </w:num>
-  <w:num w:numId="7" w16cid:durableId="962464231">
-    <w:abstractNumId w:val="12"/>
-  </w:num>
-  <w:num w:numId="8" w16cid:durableId="1465343726">
-    <w:abstractNumId w:val="13"/>
-  </w:num>
-  <w:num w:numId="9" w16cid:durableId="469519181">
-    <w:abstractNumId w:val="1"/>
-  </w:num>
-  <w:num w:numId="10" w16cid:durableId="1010332188">
-    <w:abstractNumId w:val="0"/>
-  </w:num>
-  <w:num w:numId="11" w16cid:durableId="1105422629">
-    <w:abstractNumId w:val="3"/>
-  </w:num>
-  <w:num w:numId="12" w16cid:durableId="770272608">
-    <w:abstractNumId w:val="9"/>
-  </w:num>
-  <w:num w:numId="13" w16cid:durableId="476726974">
-    <w:abstractNumId w:val="8"/>
-  </w:num>
-  <w:num w:numId="14" w16cid:durableId="936837673">
-    <w:abstractNumId w:val="5"/>
-  </w:num>
-  <w:num w:numId="15" w16cid:durableId="476996332">
-    <w:abstractNumId w:val="7"/>
+  <w:num w:numId="17">
+    <w:abstractNumId w:val="16"/>
   </w:num>
 </w:numbering>
 </file>
 
 <file path=word/styles.xml><?xml version="1.0" encoding="utf-8"?>
-<w:styles xmlns:mc="http://schemas.openxmlformats.org/markup-compatibility/2006" xmlns:r="http://schemas.openxmlformats.org/officeDocument/2006/relationships" xmlns:w="http://schemas.openxmlformats.org/wordprocessingml/2006/main" xmlns:w14="http://schemas.microsoft.com/office/word/2010/wordml" xmlns:w15="http://schemas.microsoft.com/office/word/2012/wordml" xmlns:w16cex="http://schemas.microsoft.com/office/word/2018/wordml/cex" xmlns:w16cid="http://schemas.microsoft.com/office/word/2016/wordml/cid" xmlns:w16="http://schemas.microsoft.com/office/word/2018/wordml" xmlns:w16du="http://schemas.microsoft.com/office/word/2023/wordml/word16du" xmlns:w16sdtdh="http://schemas.microsoft.com/office/word/2020/wordml/sdtdatahash" xmlns:w16sdtfl="http://schemas.microsoft.com/office/word/2024/wordml/sdtformatlock" xmlns:w16se="http://schemas.microsoft.com/office/word/2015/wordml/symex" mc:Ignorable="w14 w15 w16se w16cid w16 w16cex w16sdtdh w16sdtfl w16du">
+<w:styles xmlns:mc="http://schemas.openxmlformats.org/markup-compatibility/2006" xmlns:r="http://schemas.openxmlformats.org/officeDocument/2006/relationships" xmlns:w="http://schemas.openxmlformats.org/wordprocessingml/2006/main" xmlns:w14="http://schemas.microsoft.com/office/word/2010/wordml" xmlns:w15="http://schemas.microsoft.com/office/word/2012/wordml" xmlns:w16cex="http://schemas.microsoft.com/office/word/2018/wordml/cex" xmlns:w16cid="http://schemas.microsoft.com/office/word/2016/wordml/cid" xmlns:w16="http://schemas.microsoft.com/office/word/2018/wordml" xmlns:w16sdtdh="http://schemas.microsoft.com/office/word/2020/wordml/sdtdatahash" xmlns:w16se="http://schemas.microsoft.com/office/word/2015/wordml/symex" mc:Ignorable="w14 w15 w16se w16cid w16 w16cex w16sdtdh">
   <w:docDefaults>
     <w:rPrDefault>
       <w:rPr>
         <w:rFonts w:ascii="Arial" w:eastAsia="Arial" w:hAnsi="Arial" w:cs="Arial"/>
         <w:sz w:val="22"/>
         <w:szCs w:val="22"/>
-        <w:lang w:val="es-ES" w:eastAsia="es-CL" w:bidi="ar-SA"/>
+        <w:lang w:val="es-419" w:eastAsia="en-US" w:bidi="ar-SA"/>
       </w:rPr>
     </w:rPrDefault>
     <w:pPrDefault>
@@ -5585,7 +7001,12 @@
     <w:name w:val="Normal"/>
     <w:qFormat/>
     <w:rsid w:val="000F17BD"/>
+    <w:pPr>
+      <w:spacing w:after="80" w:line="276" w:lineRule="auto"/>
+      <w:jc w:val="both"/>
+    </w:pPr>
     <w:rPr>
+      <w:rFonts w:ascii="Calibri" w:hAnsi="Calibri"/>
       <w:lang w:eastAsia="es-ES" w:bidi="es-ES"/>
     </w:rPr>
   </w:style>
@@ -5630,7 +7051,8 @@
       <w:rFonts w:eastAsia="Times New Roman"/>
       <w:b/>
       <w:bCs/>
-      <w:sz w:val="32"/>
+      <w:color w:val="AD1F2B"/>
+      <w:sz w:val="26"/>
       <w:szCs w:val="32"/>
     </w:rPr>
   </w:style>
@@ -5645,12 +7067,14 @@
     <w:qFormat/>
     <w:rsid w:val="00D65AC0"/>
     <w:pPr>
+      <w:keepNext/>
       <w:spacing w:before="360" w:after="120"/>
       <w:outlineLvl w:val="2"/>
     </w:pPr>
     <w:rPr>
       <w:b/>
       <w:bCs/>
+      <w:color w:val="AD1F2B"/>
     </w:rPr>
   </w:style>
   <w:style w:type="paragraph" w:styleId="Ttulo4">
@@ -5714,6 +7138,7 @@
   <w:style w:type="character" w:default="1" w:styleId="Fuentedeprrafopredeter">
     <w:name w:val="Default Paragraph Font"/>
     <w:uiPriority w:val="1"/>
+    <w:semiHidden/>
     <w:unhideWhenUsed/>
   </w:style>
   <w:style w:type="table" w:default="1" w:styleId="Tablanormal">
@@ -5777,7 +7202,7 @@
       <w:autoSpaceDN w:val="0"/>
     </w:pPr>
     <w:rPr>
-      <w:lang w:val="en-US" w:eastAsia="en-US"/>
+      <w:lang w:val="en-US"/>
     </w:rPr>
     <w:tblPr>
       <w:tblInd w:w="0" w:type="dxa"/>
@@ -5809,11 +7234,9 @@
     <w:qFormat/>
     <w:rsid w:val="00CB0982"/>
     <w:pPr>
-      <w:spacing w:line="288" w:lineRule="auto"/>
-      <w:jc w:val="both"/>
+      <w:spacing w:after="60"/>
     </w:pPr>
     <w:rPr>
-      <w:sz w:val="24"/>
       <w:szCs w:val="24"/>
     </w:rPr>
   </w:style>
@@ -6050,7 +7473,7 @@
       <w:autoSpaceDN w:val="0"/>
     </w:pPr>
     <w:rPr>
-      <w:lang w:val="en-US" w:eastAsia="en-US"/>
+      <w:lang w:val="en-US"/>
     </w:rPr>
     <w:tblPr>
       <w:tblInd w:w="0" w:type="dxa"/>
@@ -6065,6 +7488,7 @@
   <w:style w:type="paragraph" w:customStyle="1" w:styleId="paragraph">
     <w:name w:val="paragraph"/>
     <w:basedOn w:val="Normal"/>
+    <w:link w:val="paragraphCar"/>
     <w:rsid w:val="00055091"/>
     <w:pPr>
       <w:widowControl/>
@@ -6101,7 +7525,7 @@
     <w:pPr>
       <w:keepNext/>
       <w:keepLines/>
-      <w:spacing w:before="360" w:after="80"/>
+      <w:spacing w:before="360"/>
     </w:pPr>
     <w:rPr>
       <w:rFonts w:ascii="Georgia" w:eastAsia="Georgia" w:hAnsi="Georgia" w:cs="Georgia"/>
@@ -6189,12 +7613,12 @@
       <w:tabs>
         <w:tab w:val="clear" w:pos="360"/>
       </w:tabs>
-      <w:spacing w:after="200" w:line="276" w:lineRule="auto"/>
+      <w:spacing w:after="60"/>
       <w:ind w:left="0" w:firstLine="0"/>
       <w:contextualSpacing/>
     </w:pPr>
     <w:rPr>
-      <w:rFonts w:ascii="Calibri" w:eastAsiaTheme="minorEastAsia" w:hAnsi="Calibri" w:cstheme="minorBidi"/>
+      <w:rFonts w:eastAsiaTheme="minorEastAsia" w:cstheme="minorBidi"/>
       <w:lang w:val="en-US" w:eastAsia="en-US" w:bidi="ar-SA"/>
     </w:rPr>
   </w:style>
@@ -6212,12 +7636,12 @@
       <w:tabs>
         <w:tab w:val="clear" w:pos="720"/>
       </w:tabs>
-      <w:spacing w:after="200" w:line="276" w:lineRule="auto"/>
+      <w:spacing w:after="200"/>
       <w:ind w:left="0" w:firstLine="0"/>
       <w:contextualSpacing/>
     </w:pPr>
     <w:rPr>
-      <w:rFonts w:ascii="Calibri" w:eastAsiaTheme="minorEastAsia" w:hAnsi="Calibri" w:cstheme="minorBidi"/>
+      <w:rFonts w:eastAsiaTheme="minorEastAsia" w:cstheme="minorBidi"/>
       <w:lang w:val="en-US" w:eastAsia="en-US" w:bidi="ar-SA"/>
     </w:rPr>
   </w:style>
@@ -6269,6 +7693,79 @@
       <w:shd w:val="clear" w:color="auto" w:fill="E1DFDD"/>
     </w:rPr>
   </w:style>
+  <w:style w:type="paragraph" w:styleId="TDC3">
+    <w:name w:val="toc 3"/>
+    <w:basedOn w:val="Normal"/>
+    <w:next w:val="Normal"/>
+    <w:autoRedefine/>
+    <w:uiPriority w:val="39"/>
+    <w:unhideWhenUsed/>
+    <w:rsid w:val="00291E1C"/>
+    <w:pPr>
+      <w:spacing w:after="100"/>
+      <w:ind w:left="440"/>
+    </w:pPr>
+  </w:style>
+  <w:style w:type="paragraph" w:customStyle="1" w:styleId="parrafo">
+    <w:name w:val="parrafo"/>
+    <w:basedOn w:val="paragraph"/>
+    <w:link w:val="parrafoCar"/>
+    <w:qFormat/>
+    <w:rsid w:val="0085082F"/>
+    <w:pPr>
+      <w:spacing w:after="60"/>
+    </w:pPr>
+    <w:rPr>
+      <w:rFonts w:asciiTheme="minorHAnsi" w:eastAsia="Arial" w:hAnsiTheme="minorHAnsi" w:cstheme="minorHAnsi"/>
+      <w:bCs/>
+      <w:sz w:val="22"/>
+      <w:szCs w:val="22"/>
+    </w:rPr>
+  </w:style>
+  <w:style w:type="table" w:styleId="Tablaconcuadrculaclara">
+    <w:name w:val="Grid Table Light"/>
+    <w:basedOn w:val="Tablanormal"/>
+    <w:uiPriority w:val="40"/>
+    <w:rsid w:val="0085082F"/>
+    <w:pPr>
+      <w:spacing w:line="240" w:lineRule="auto"/>
+    </w:pPr>
+    <w:tblPr>
+      <w:tblBorders>
+        <w:top w:val="single" w:sz="4" w:space="0" w:color="BFBFBF" w:themeColor="background1" w:themeShade="BF"/>
+        <w:left w:val="single" w:sz="4" w:space="0" w:color="BFBFBF" w:themeColor="background1" w:themeShade="BF"/>
+        <w:bottom w:val="single" w:sz="4" w:space="0" w:color="BFBFBF" w:themeColor="background1" w:themeShade="BF"/>
+        <w:right w:val="single" w:sz="4" w:space="0" w:color="BFBFBF" w:themeColor="background1" w:themeShade="BF"/>
+        <w:insideH w:val="single" w:sz="4" w:space="0" w:color="BFBFBF" w:themeColor="background1" w:themeShade="BF"/>
+        <w:insideV w:val="single" w:sz="4" w:space="0" w:color="BFBFBF" w:themeColor="background1" w:themeShade="BF"/>
+      </w:tblBorders>
+    </w:tblPr>
+  </w:style>
+  <w:style w:type="character" w:customStyle="1" w:styleId="paragraphCar">
+    <w:name w:val="paragraph Car"/>
+    <w:basedOn w:val="Fuentedeprrafopredeter"/>
+    <w:link w:val="paragraph"/>
+    <w:rsid w:val="0085082F"/>
+    <w:rPr>
+      <w:rFonts w:ascii="Times New Roman" w:eastAsia="Times New Roman" w:hAnsi="Times New Roman" w:cs="Times New Roman"/>
+      <w:sz w:val="24"/>
+      <w:szCs w:val="24"/>
+      <w:lang w:val="es-CL" w:eastAsia="es-CL"/>
+    </w:rPr>
+  </w:style>
+  <w:style w:type="character" w:customStyle="1" w:styleId="parrafoCar">
+    <w:name w:val="parrafo Car"/>
+    <w:basedOn w:val="paragraphCar"/>
+    <w:link w:val="parrafo"/>
+    <w:rsid w:val="0085082F"/>
+    <w:rPr>
+      <w:rFonts w:asciiTheme="minorHAnsi" w:eastAsia="Times New Roman" w:hAnsiTheme="minorHAnsi" w:cstheme="minorHAnsi"/>
+      <w:bCs/>
+      <w:sz w:val="24"/>
+      <w:szCs w:val="24"/>
+      <w:lang w:val="es-CL" w:eastAsia="es-CL"/>
+    </w:rPr>
+  </w:style>
 </w:styles>
 </file>
 
@@ -6313,14 +7810,14 @@
         <a:srgbClr val="954F72"/>
       </a:folHlink>
     </a:clrScheme>
-    <a:fontScheme name="Office">
+    <a:fontScheme name="Cambria-Calibri">
       <a:majorFont>
-        <a:latin typeface="Calibri Light" panose="020F0302020204030204"/>
+        <a:latin typeface="Cambria" panose="02040503050406030204"/>
         <a:ea typeface=""/>
         <a:cs typeface=""/>
-        <a:font script="Jpan" typeface="游ゴシック Light"/>
+        <a:font script="Jpan" typeface="ＭＳ Ｐゴシック"/>
         <a:font script="Hang" typeface="맑은 고딕"/>
-        <a:font script="Hans" typeface="等线 Light"/>
+        <a:font script="Hans" typeface="黑体"/>
         <a:font script="Hant" typeface="新細明體"/>
         <a:font script="Arab" typeface="Times New Roman"/>
         <a:font script="Hebr" typeface="Times New Roman"/>
@@ -6348,31 +7845,14 @@
         <a:font script="Viet" typeface="Times New Roman"/>
         <a:font script="Uigh" typeface="Microsoft Uighur"/>
         <a:font script="Geor" typeface="Sylfaen"/>
-        <a:font script="Armn" typeface="Arial"/>
-        <a:font script="Bugi" typeface="Leelawadee UI"/>
-        <a:font script="Bopo" typeface="Microsoft JhengHei"/>
-        <a:font script="Java" typeface="Javanese Text"/>
-        <a:font script="Lisu" typeface="Segoe UI"/>
-        <a:font script="Mymr" typeface="Myanmar Text"/>
-        <a:font script="Nkoo" typeface="Ebrima"/>
-        <a:font script="Olck" typeface="Nirmala UI"/>
-        <a:font script="Osma" typeface="Ebrima"/>
-        <a:font script="Phag" typeface="Phagspa"/>
-        <a:font script="Syrn" typeface="Estrangelo Edessa"/>
-        <a:font script="Syrj" typeface="Estrangelo Edessa"/>
-        <a:font script="Syre" typeface="Estrangelo Edessa"/>
-        <a:font script="Sora" typeface="Nirmala UI"/>
-        <a:font script="Tale" typeface="Microsoft Tai Le"/>
-        <a:font script="Talu" typeface="Microsoft New Tai Lue"/>
-        <a:font script="Tfng" typeface="Ebrima"/>
       </a:majorFont>
       <a:minorFont>
         <a:latin typeface="Calibri" panose="020F0502020204030204"/>
         <a:ea typeface=""/>
         <a:cs typeface=""/>
-        <a:font script="Jpan" typeface="游明朝"/>
+        <a:font script="Jpan" typeface="ＭＳ Ｐゴシック"/>
         <a:font script="Hang" typeface="맑은 고딕"/>
-        <a:font script="Hans" typeface="等线"/>
+        <a:font script="Hans" typeface="宋体"/>
         <a:font script="Hant" typeface="新細明體"/>
         <a:font script="Arab" typeface="Arial"/>
         <a:font script="Hebr" typeface="Arial"/>
@@ -6397,26 +7877,9 @@
         <a:font script="Laoo" typeface="DokChampa"/>
         <a:font script="Sinh" typeface="Iskoola Pota"/>
         <a:font script="Mong" typeface="Mongolian Baiti"/>
-        <a:font script="Viet" typeface="Arial"/>
+        <a:font script="Viet" typeface="Tahoma"/>
         <a:font script="Uigh" typeface="Microsoft Uighur"/>
         <a:font script="Geor" typeface="Sylfaen"/>
-        <a:font script="Armn" typeface="Arial"/>
-        <a:font script="Bugi" typeface="Leelawadee UI"/>
-        <a:font script="Bopo" typeface="Microsoft JhengHei"/>
-        <a:font script="Java" typeface="Javanese Text"/>
-        <a:font script="Lisu" typeface="Segoe UI"/>
-        <a:font script="Mymr" typeface="Myanmar Text"/>
-        <a:font script="Nkoo" typeface="Ebrima"/>
-        <a:font script="Olck" typeface="Nirmala UI"/>
-        <a:font script="Osma" typeface="Ebrima"/>
-        <a:font script="Phag" typeface="Phagspa"/>
-        <a:font script="Syrn" typeface="Estrangelo Edessa"/>
-        <a:font script="Syrj" typeface="Estrangelo Edessa"/>
-        <a:font script="Syre" typeface="Estrangelo Edessa"/>
-        <a:font script="Sora" typeface="Nirmala UI"/>
-        <a:font script="Tale" typeface="Microsoft Tai Le"/>
-        <a:font script="Talu" typeface="Microsoft New Tai Lue"/>
-        <a:font script="Tfng" typeface="Ebrima"/>
       </a:minorFont>
     </a:fontScheme>
     <a:fmtScheme name="Office">
